--- a/Phase1_Conceptual_Design.docx
+++ b/Phase1_Conceptual_Design.docx
@@ -1,6 +1,6 @@
 
 <file path=word/document.xml><?xml version="1.0" encoding="utf-8"?>
-<w:document xmlns:wpc="http://schemas.microsoft.com/office/word/2010/wordprocessingCanvas" xmlns:cx="http://schemas.microsoft.com/office/drawing/2014/chartex" xmlns:cx1="http://schemas.microsoft.com/office/drawing/2015/9/8/chartex" xmlns:cx2="http://schemas.microsoft.com/office/drawing/2015/10/21/chartex" xmlns:cx3="http://schemas.microsoft.com/office/drawing/2016/5/9/chartex" xmlns:cx4="http://schemas.microsoft.com/office/drawing/2016/5/10/chartex" xmlns:cx5="http://schemas.microsoft.com/office/drawing/2016/5/11/chartex" xmlns:cx6="http://schemas.microsoft.com/office/drawing/2016/5/12/chartex" xmlns:cx7="http://schemas.microsoft.com/office/drawing/2016/5/13/chartex" xmlns:cx8="http://schemas.microsoft.com/office/drawing/2016/5/14/chartex" xmlns:mc="http://schemas.openxmlformats.org/markup-compatibility/2006" xmlns:aink="http://schemas.microsoft.com/office/drawing/2016/ink" xmlns:am3d="http://schemas.microsoft.com/office/drawing/2017/model3d" xmlns:o="urn:schemas-microsoft-com:office:office" xmlns:oel="http://schemas.microsoft.com/office/2019/extlst" xmlns:r="http://schemas.openxmlformats.org/officeDocument/2006/relationships" xmlns:m="http://schemas.openxmlformats.org/officeDocument/2006/math" xmlns:v="urn:schemas-microsoft-com:vml" xmlns:wp14="http://schemas.microsoft.com/office/word/2010/wordprocessingDrawing" xmlns:wp="http://schemas.openxmlformats.org/drawingml/2006/wordprocessingDrawing" xmlns:w10="urn:schemas-microsoft-com:office:word" xmlns:w="http://schemas.openxmlformats.org/wordprocessingml/2006/main" xmlns:w14="http://schemas.microsoft.com/office/word/2010/wordml" xmlns:w15="http://schemas.microsoft.com/office/word/2012/wordml" xmlns:w16cex="http://schemas.microsoft.com/office/word/2018/wordml/cex" xmlns:w16cid="http://schemas.microsoft.com/office/word/2016/wordml/cid" xmlns:w16="http://schemas.microsoft.com/office/word/2018/wordml" xmlns:w16du="http://schemas.microsoft.com/office/word/2023/wordml/word16du" xmlns:w16sdtdh="http://schemas.microsoft.com/office/word/2020/wordml/sdtdatahash" xmlns:w16sdtfl="http://schemas.microsoft.com/office/word/2024/wordml/sdtformatlock" xmlns:w16se="http://schemas.microsoft.com/office/word/2015/wordml/symex" xmlns:wpg="http://schemas.microsoft.com/office/word/2010/wordprocessingGroup" xmlns:wpi="http://schemas.microsoft.com/office/word/2010/wordprocessingInk" xmlns:wne="http://schemas.microsoft.com/office/word/2006/wordml" xmlns:wps="http://schemas.microsoft.com/office/word/2010/wordprocessingShape" mc:Ignorable="w14 w15 w16se w16cid w16 w16cex w16sdtdh w16sdtfl w16du wp14">
+<w:document xmlns:wpc="http://schemas.microsoft.com/office/word/2010/wordprocessingCanvas" xmlns:cx="http://schemas.microsoft.com/office/drawing/2014/chartex" xmlns:cx1="http://schemas.microsoft.com/office/drawing/2015/9/8/chartex" xmlns:cx2="http://schemas.microsoft.com/office/drawing/2015/10/21/chartex" xmlns:cx3="http://schemas.microsoft.com/office/drawing/2016/5/9/chartex" xmlns:cx4="http://schemas.microsoft.com/office/drawing/2016/5/10/chartex" xmlns:cx5="http://schemas.microsoft.com/office/drawing/2016/5/11/chartex" xmlns:cx6="http://schemas.microsoft.com/office/drawing/2016/5/12/chartex" xmlns:cx7="http://schemas.microsoft.com/office/drawing/2016/5/13/chartex" xmlns:cx8="http://schemas.microsoft.com/office/drawing/2016/5/14/chartex" xmlns:mc="http://schemas.openxmlformats.org/markup-compatibility/2006" xmlns:aink="http://schemas.microsoft.com/office/drawing/2016/ink" xmlns:am3d="http://schemas.microsoft.com/office/drawing/2017/model3d" xmlns:o="urn:schemas-microsoft-com:office:office" xmlns:oel="http://schemas.microsoft.com/office/2019/extlst" xmlns:r="http://schemas.openxmlformats.org/officeDocument/2006/relationships" xmlns:m="http://schemas.openxmlformats.org/officeDocument/2006/math" xmlns:v="urn:schemas-microsoft-com:vml" xmlns:wp14="http://schemas.microsoft.com/office/word/2010/wordprocessingDrawing" xmlns:wp="http://schemas.openxmlformats.org/drawingml/2006/wordprocessingDrawing" xmlns:w10="urn:schemas-microsoft-com:office:word" xmlns:w="http://schemas.openxmlformats.org/wordprocessingml/2006/main" xmlns:w14="http://schemas.microsoft.com/office/word/2010/wordml" xmlns:w15="http://schemas.microsoft.com/office/word/2012/wordml" xmlns:w16cex="http://schemas.microsoft.com/office/word/2018/wordml/cex" xmlns:w16cid="http://schemas.microsoft.com/office/word/2016/wordml/cid" xmlns:w16="http://schemas.microsoft.com/office/word/2018/wordml" xmlns:w16sdtdh="http://schemas.microsoft.com/office/word/2020/wordml/sdtdatahash" xmlns:w16se="http://schemas.microsoft.com/office/word/2015/wordml/symex" xmlns:wpg="http://schemas.microsoft.com/office/word/2010/wordprocessingGroup" xmlns:wpi="http://schemas.microsoft.com/office/word/2010/wordprocessingInk" xmlns:wne="http://schemas.microsoft.com/office/word/2006/wordml" xmlns:wps="http://schemas.microsoft.com/office/word/2010/wordprocessingShape" mc:Ignorable="w14 w15 w16se w16cid w16 w16cex w16sdtdh wp14">
   <w:body>
     <w:p>
       <w:pPr>
@@ -20,7 +20,6 @@
           <w:rFonts w:ascii="Times New Roman" w:hAnsi="Times New Roman"/>
           <w:b/>
           <w:sz w:val="26"/>
-          <w:lang w:val="vi-VN"/>
         </w:rPr>
         <w:t xml:space="preserve"> VIỆN CÔNG NGHỆ</w:t>
       </w:r>
@@ -30,32 +29,7 @@
           <w:b/>
           <w:sz w:val="26"/>
         </w:rPr>
-        <w:t xml:space="preserve"> BƯU CHÍNH VIỄN THÔNG </w:t>
-      </w:r>
-      <w:r>
-        <w:rPr>
-          <w:rFonts w:ascii="Times New Roman" w:hAnsi="Times New Roman"/>
-          <w:b/>
-          <w:sz w:val="26"/>
-        </w:rPr>
-        <w:t>CƠ</w:t>
-      </w:r>
-      <w:r>
-        <w:rPr>
-          <w:rFonts w:ascii="Times New Roman" w:hAnsi="Times New Roman"/>
-          <w:b/>
-          <w:sz w:val="26"/>
-          <w:lang w:val="vi-VN"/>
-        </w:rPr>
-        <w:t xml:space="preserve"> SỞ TẠI </w:t>
-      </w:r>
-      <w:r>
-        <w:rPr>
-          <w:rFonts w:ascii="Times New Roman" w:hAnsi="Times New Roman"/>
-          <w:b/>
-          <w:sz w:val="26"/>
-        </w:rPr>
-        <w:t>TP.HCM</w:t>
+        <w:t xml:space="preserve"> BƯU CHÍNH VIỄN THÔNG TP.HCM</w:t>
       </w:r>
     </w:p>
     <w:p>
@@ -169,7 +143,16 @@
           <w:color w:val="1B5E20"/>
           <w:sz w:val="28"/>
         </w:rPr>
-        <w:t>PHASE 1 — THIẾT KẾ QUAN NIỆM</w:t>
+        <w:t xml:space="preserve">PHASE 1 — THIẾT KẾ </w:t>
+      </w:r>
+      <w:r>
+        <w:rPr>
+          <w:rFonts w:ascii="Times New Roman" w:hAnsi="Times New Roman"/>
+          <w:b/>
+          <w:color w:val="1B5E20"/>
+          <w:sz w:val="28"/>
+        </w:rPr>
+        <w:t>Ý TƯỞNG</w:t>
       </w:r>
     </w:p>
     <w:p>
@@ -186,7 +169,7 @@
       </w:tblPr>
       <w:tblGrid>
         <w:gridCol w:w="2835"/>
-        <w:gridCol w:w="5276"/>
+        <w:gridCol w:w="5387"/>
       </w:tblGrid>
       <w:tr>
         <w:trPr>
@@ -259,7 +242,7 @@
         </w:tc>
         <w:tc>
           <w:tcPr>
-            <w:tcW w:w="5276" w:type="dxa"/>
+            <w:tcW w:w="5387" w:type="dxa"/>
             <w:tcBorders>
               <w:top w:val="single" w:sz="6" w:space="0" w:color="9A95CC"/>
               <w:left w:val="single" w:sz="6" w:space="0" w:color="9A95CC"/>
@@ -315,7 +298,7 @@
         </w:tc>
         <w:tc>
           <w:tcPr>
-            <w:tcW w:w="5276" w:type="dxa"/>
+            <w:tcW w:w="5387" w:type="dxa"/>
             <w:tcBorders>
               <w:top w:val="single" w:sz="6" w:space="0" w:color="9A95CC"/>
               <w:left w:val="single" w:sz="6" w:space="0" w:color="9A95CC"/>
@@ -370,7 +353,7 @@
         </w:tc>
         <w:tc>
           <w:tcPr>
-            <w:tcW w:w="5276" w:type="dxa"/>
+            <w:tcW w:w="5387" w:type="dxa"/>
             <w:tcBorders>
               <w:top w:val="single" w:sz="6" w:space="0" w:color="9A95CC"/>
               <w:left w:val="single" w:sz="6" w:space="0" w:color="9A95CC"/>
@@ -425,31 +408,38 @@
         </w:tc>
         <w:tc>
           <w:tcPr>
-            <w:tcW w:w="5276" w:type="dxa"/>
-            <w:tcBorders>
-              <w:top w:val="single" w:sz="6" w:space="0" w:color="9A95CC"/>
-              <w:left w:val="single" w:sz="6" w:space="0" w:color="9A95CC"/>
-              <w:bottom w:val="single" w:sz="6" w:space="0" w:color="9A95CC"/>
-              <w:right w:val="single" w:sz="6" w:space="0" w:color="9A95CC"/>
-            </w:tcBorders>
-            <w:shd w:val="clear" w:color="auto" w:fill="FFFFFF"/>
-          </w:tcPr>
-          <w:p>
-            <w:pPr>
-              <w:spacing w:before="40" w:after="40" w:line="280" w:lineRule="exact"/>
-            </w:pPr>
-            <w:r>
-              <w:rPr>
-                <w:rFonts w:ascii="Times New Roman" w:hAnsi="Times New Roman"/>
-                <w:sz w:val="21"/>
-              </w:rPr>
-              <w:t>Nguyễn Hoài</w:t>
-            </w:r>
-            <w:r>
-              <w:rPr>
-                <w:rFonts w:ascii="Times New Roman" w:hAnsi="Times New Roman"/>
-                <w:sz w:val="21"/>
-                <w:lang w:val="vi-VN"/>
+            <w:tcW w:w="5387" w:type="dxa"/>
+            <w:tcBorders>
+              <w:top w:val="single" w:sz="6" w:space="0" w:color="9A95CC"/>
+              <w:left w:val="single" w:sz="6" w:space="0" w:color="9A95CC"/>
+              <w:bottom w:val="single" w:sz="6" w:space="0" w:color="9A95CC"/>
+              <w:right w:val="single" w:sz="6" w:space="0" w:color="9A95CC"/>
+            </w:tcBorders>
+            <w:shd w:val="clear" w:color="auto" w:fill="FFFFFF"/>
+          </w:tcPr>
+          <w:p>
+            <w:pPr>
+              <w:spacing w:before="40" w:after="40" w:line="280" w:lineRule="exact"/>
+            </w:pPr>
+            <w:r>
+              <w:rPr>
+                <w:rFonts w:ascii="Times New Roman" w:hAnsi="Times New Roman"/>
+                <w:sz w:val="21"/>
+              </w:rPr>
+              <w:t xml:space="preserve">Nguyễn Hoài Nam </w:t>
+            </w:r>
+            <w:proofErr w:type="gramStart"/>
+            <w:r>
+              <w:rPr>
+                <w:rFonts w:ascii="Times New Roman" w:hAnsi="Times New Roman"/>
+                <w:sz w:val="21"/>
+              </w:rPr>
+              <w:t xml:space="preserve">— </w:t>
+            </w:r>
+            <w:r>
+              <w:rPr>
+                <w:rFonts w:ascii="Times New Roman" w:hAnsi="Times New Roman"/>
+                <w:sz w:val="21"/>
               </w:rPr>
               <w:t xml:space="preserve"> </w:t>
             </w:r>
@@ -458,8 +448,9 @@
                 <w:rFonts w:ascii="Times New Roman" w:hAnsi="Times New Roman"/>
                 <w:sz w:val="21"/>
               </w:rPr>
-              <w:t>Nam — n24dccn141@student.ptithcm.edu.vn</w:t>
-            </w:r>
+              <w:t>n24dccn141@student.ptithcm.edu.vn</w:t>
+            </w:r>
+            <w:proofErr w:type="gramEnd"/>
           </w:p>
         </w:tc>
       </w:tr>
@@ -495,7 +486,7 @@
         </w:tc>
         <w:tc>
           <w:tcPr>
-            <w:tcW w:w="5276" w:type="dxa"/>
+            <w:tcW w:w="5387" w:type="dxa"/>
             <w:tcBorders>
               <w:top w:val="single" w:sz="6" w:space="0" w:color="9A95CC"/>
               <w:left w:val="single" w:sz="6" w:space="0" w:color="9A95CC"/>
@@ -550,7 +541,7 @@
         </w:tc>
         <w:tc>
           <w:tcPr>
-            <w:tcW w:w="5276" w:type="dxa"/>
+            <w:tcW w:w="5387" w:type="dxa"/>
             <w:tcBorders>
               <w:top w:val="single" w:sz="6" w:space="0" w:color="9A95CC"/>
               <w:left w:val="single" w:sz="6" w:space="0" w:color="9A95CC"/>
@@ -1989,251 +1980,6 @@
     </w:p>
     <w:p>
       <w:pPr>
-        <w:keepNext/>
-        <w:pageBreakBefore/>
-        <w:spacing w:before="360" w:after="160"/>
-      </w:pPr>
-      <w:r>
-        <w:rPr>
-          <w:rFonts w:ascii="Times New Roman" w:hAnsi="Times New Roman"/>
-          <w:b/>
-          <w:color w:val="1F3864"/>
-          <w:sz w:val="30"/>
-        </w:rPr>
-        <w:lastRenderedPageBreak/>
-        <w:t>A. THÔNG TIN ĐỀ TÀI &amp; NHÓM</w:t>
-      </w:r>
-    </w:p>
-    <w:p>
-      <w:pPr>
-        <w:pageBreakBefore/>
-        <w:spacing w:before="360" w:after="160"/>
-      </w:pPr>
-      <w:r>
-        <w:rPr>
-          <w:rFonts w:ascii="Times New Roman" w:hAnsi="Times New Roman"/>
-          <w:color w:val="1F3864"/>
-          <w:sz w:val="30"/>
-        </w:rPr>
-        <w:lastRenderedPageBreak/>
-        <w:t>CHƯƠNG 1. GIỚI THIỆU &amp; PHẠM VI DỰ ÁN</w:t>
-      </w:r>
-    </w:p>
-    <w:p>
-      <w:pPr>
-        <w:spacing w:before="280" w:after="120"/>
-        <w:ind w:left="454"/>
-      </w:pPr>
-      <w:r>
-        <w:rPr>
-          <w:rFonts w:ascii="Times New Roman" w:hAnsi="Times New Roman"/>
-          <w:color w:val="2E74B5"/>
-        </w:rPr>
-        <w:t>1.1 Mục tiêu hệ thống</w:t>
-      </w:r>
-    </w:p>
-    <w:p>
-      <w:pPr>
-        <w:spacing w:before="80" w:after="80" w:line="360" w:lineRule="exact"/>
-        <w:ind w:left="907"/>
-      </w:pPr>
-      <w:r>
-        <w:rPr>
-          <w:rFonts w:ascii="Times New Roman" w:hAnsi="Times New Roman"/>
-          <w:sz w:val="24"/>
-        </w:rPr>
-        <w:t>1.1.1 Bối cảnh &amp; Vấn đề nghiệp vụ</w:t>
-      </w:r>
-    </w:p>
-    <w:p>
-      <w:pPr>
-        <w:spacing w:before="80" w:after="80" w:line="360" w:lineRule="exact"/>
-        <w:ind w:left="907"/>
-      </w:pPr>
-      <w:r>
-        <w:rPr>
-          <w:rFonts w:ascii="Times New Roman" w:hAnsi="Times New Roman"/>
-          <w:sz w:val="24"/>
-        </w:rPr>
-        <w:t>1.1.2 Yêu cầu chức năng (FR-xx)</w:t>
-      </w:r>
-    </w:p>
-    <w:p>
-      <w:r>
-        <w:rPr>
-          <w:rFonts w:ascii="Times New Roman" w:hAnsi="Times New Roman"/>
-          <w:sz w:val="24"/>
-        </w:rPr>
-        <w:t>Lưu ý nghiệp vụ — Khái niệm "Lịch PT": Lịch PT (PT Schedule) là một buổi tập cá nhân được lên kế hoạch giữa một Hội viên và một Huấn luyện viên, diễn ra tại một phòng tập xác định trong một khung thời gian cụ thể. Lịch PT bao gồm: (1) Trainer phụ trách, (2) Member được kèm, (3) Phòng tập (Room), (4) Thời gian bắt đầu và kết thúc. Xung đột lịch xảy ra khi cùng Trainer, cùng Room hoặc cùng Member có hai lịch trùng nhau về thời gian — hệ thống phải kiểm tra và ngăn chặn tình huống này mỗi khi tạo hoặc chỉnh sửa một buổi tập.</w:t>
-      </w:r>
-    </w:p>
-    <w:p>
-      <w:pPr>
-        <w:spacing w:before="80" w:after="80" w:line="360" w:lineRule="exact"/>
-        <w:ind w:left="907"/>
-      </w:pPr>
-      <w:r>
-        <w:rPr>
-          <w:rFonts w:ascii="Times New Roman" w:hAnsi="Times New Roman"/>
-          <w:sz w:val="24"/>
-        </w:rPr>
-        <w:t>1.1.3 Yêu cầu phi chức năng (NFR-xx)</w:t>
-      </w:r>
-    </w:p>
-    <w:p>
-      <w:pPr>
-        <w:spacing w:before="280" w:after="120"/>
-        <w:ind w:left="454"/>
-      </w:pPr>
-      <w:r>
-        <w:rPr>
-          <w:rFonts w:ascii="Times New Roman" w:hAnsi="Times New Roman"/>
-          <w:color w:val="2E74B5"/>
-        </w:rPr>
-        <w:t>1.2 Quy tắc nghiệp vụ &amp; Ràng buộc (BR-xx)</w:t>
-      </w:r>
-    </w:p>
-    <w:p>
-      <w:pPr>
-        <w:keepNext/>
-        <w:spacing w:before="200" w:after="80"/>
-        <w:ind w:left="907"/>
-      </w:pPr>
-      <w:r>
-        <w:rPr>
-          <w:rFonts w:ascii="Times New Roman" w:hAnsi="Times New Roman"/>
-          <w:b/>
-          <w:color w:val="265C9A"/>
-          <w:sz w:val="24"/>
-        </w:rPr>
-        <w:t>Nhóm 1 — Kiểm soát lịch trình &amp; Chống xung đột</w:t>
-      </w:r>
-    </w:p>
-    <w:p>
-      <w:pPr>
-        <w:keepNext/>
-        <w:spacing w:before="200" w:after="80"/>
-        <w:ind w:left="907"/>
-      </w:pPr>
-      <w:r>
-        <w:rPr>
-          <w:rFonts w:ascii="Times New Roman" w:hAnsi="Times New Roman"/>
-          <w:b/>
-          <w:color w:val="265C9A"/>
-          <w:sz w:val="24"/>
-        </w:rPr>
-        <w:t>Nhóm 2 — Vòng đời gói hội viên</w:t>
-      </w:r>
-    </w:p>
-    <w:p>
-      <w:pPr>
-        <w:keepNext/>
-        <w:spacing w:before="200" w:after="80"/>
-        <w:ind w:left="907"/>
-      </w:pPr>
-      <w:r>
-        <w:rPr>
-          <w:rFonts w:ascii="Times New Roman" w:hAnsi="Times New Roman"/>
-          <w:b/>
-          <w:color w:val="265C9A"/>
-          <w:sz w:val="24"/>
-        </w:rPr>
-        <w:t>Nhóm 3 — Quota dịch vụ</w:t>
-      </w:r>
-    </w:p>
-    <w:p>
-      <w:pPr>
-        <w:keepNext/>
-        <w:spacing w:before="200" w:after="80"/>
-        <w:ind w:left="907"/>
-      </w:pPr>
-      <w:r>
-        <w:rPr>
-          <w:rFonts w:ascii="Times New Roman" w:hAnsi="Times New Roman"/>
-          <w:b/>
-          <w:color w:val="265C9A"/>
-          <w:sz w:val="24"/>
-        </w:rPr>
-        <w:t>Nhóm 4 — Bảo trì thiết bị</w:t>
-      </w:r>
-    </w:p>
-    <w:p>
-      <w:pPr>
-        <w:keepNext/>
-        <w:spacing w:before="200" w:after="80"/>
-        <w:ind w:left="907"/>
-      </w:pPr>
-      <w:r>
-        <w:rPr>
-          <w:rFonts w:ascii="Times New Roman" w:hAnsi="Times New Roman"/>
-          <w:b/>
-          <w:color w:val="265C9A"/>
-          <w:sz w:val="24"/>
-        </w:rPr>
-        <w:t>Nhóm 5 — Toàn vẹn dữ liệu chung</w:t>
-      </w:r>
-    </w:p>
-    <w:p>
-      <w:pPr>
-        <w:keepNext/>
-        <w:pageBreakBefore/>
-        <w:spacing w:before="360" w:after="160"/>
-      </w:pPr>
-      <w:r>
-        <w:rPr>
-          <w:rFonts w:ascii="Times New Roman" w:hAnsi="Times New Roman"/>
-          <w:b/>
-          <w:color w:val="1F3864"/>
-          <w:sz w:val="30"/>
-        </w:rPr>
-        <w:lastRenderedPageBreak/>
-        <w:t>CHƯƠNG 2. THIẾT KẾ CƠ SỞ DỮ LIỆU (Phase 1)</w:t>
-      </w:r>
-    </w:p>
-    <w:p>
-      <w:pPr>
-        <w:spacing w:before="280" w:after="120"/>
-        <w:ind w:left="454"/>
-      </w:pPr>
-      <w:r>
-        <w:rPr>
-          <w:rFonts w:ascii="Times New Roman" w:hAnsi="Times New Roman"/>
-          <w:color w:val="2E74B5"/>
-        </w:rPr>
-        <w:t>2.1A Định nghĩa thực thể (ENT-xx) &amp; Từ điển dữ liệu (ATTR-xx)</w:t>
-      </w:r>
-    </w:p>
-    <w:p>
-      <w:pPr>
-        <w:spacing w:before="280" w:after="120"/>
-        <w:ind w:left="454"/>
-      </w:pPr>
-      <w:r>
-        <w:rPr>
-          <w:rFonts w:ascii="Times New Roman" w:hAnsi="Times New Roman"/>
-          <w:color w:val="2E74B5"/>
-        </w:rPr>
-        <w:t>2.1B Định nghĩa mối quan hệ (REL-xx)</w:t>
-      </w:r>
-    </w:p>
-    <w:p>
-      <w:pPr>
-        <w:keepNext/>
-        <w:spacing w:before="280" w:after="120"/>
-        <w:ind w:left="454"/>
-      </w:pPr>
-      <w:r>
-        <w:rPr>
-          <w:rFonts w:ascii="Times New Roman" w:hAnsi="Times New Roman"/>
-          <w:b/>
-          <w:color w:val="2E74B5"/>
-          <w:sz w:val="26"/>
-        </w:rPr>
-        <w:t>2.1C Sơ đồ EER</w:t>
-      </w:r>
-    </w:p>
-    <w:p>
-      <w:pPr>
         <w:spacing w:after="0"/>
       </w:pPr>
       <w:r>
@@ -2374,6 +2120,22 @@
             <w:pPr>
               <w:spacing w:before="40" w:after="40" w:line="280" w:lineRule="exact"/>
             </w:pPr>
+            <w:proofErr w:type="spellStart"/>
+            <w:r>
+              <w:rPr>
+                <w:rFonts w:ascii="Times New Roman" w:hAnsi="Times New Roman"/>
+                <w:sz w:val="21"/>
+              </w:rPr>
+              <w:t>IronPulse</w:t>
+            </w:r>
+            <w:proofErr w:type="spellEnd"/>
+            <w:r>
+              <w:rPr>
+                <w:rFonts w:ascii="Times New Roman" w:hAnsi="Times New Roman"/>
+                <w:sz w:val="21"/>
+              </w:rPr>
+              <w:t xml:space="preserve"> | </w:t>
+            </w:r>
             <w:r>
               <w:rPr>
                 <w:rFonts w:ascii="Times New Roman" w:hAnsi="Times New Roman"/>
@@ -2435,7 +2197,7 @@
                 <w:rFonts w:ascii="Times New Roman" w:hAnsi="Times New Roman"/>
                 <w:sz w:val="21"/>
               </w:rPr>
-              <w:t>Gym Membership &amp; Training Management System</w:t>
+              <w:t>9</w:t>
             </w:r>
           </w:p>
         </w:tc>
@@ -2858,21 +2620,6 @@
     </w:p>
     <w:p>
       <w:pPr>
-        <w:spacing w:before="80" w:after="80"/>
-        <w:ind w:left="283"/>
-      </w:pPr>
-      <w:r>
-        <w:rPr>
-          <w:rFonts w:ascii="Times New Roman" w:hAnsi="Times New Roman"/>
-          <w:i/>
-          <w:color w:val="555555"/>
-          <w:sz w:val="21"/>
-        </w:rPr>
-        <w:t>&gt; Chuẩn áp dụng: ISO/IEC/IEEE 29148 — Tách biệt Yêu cầu chức năng (FR), Phi chức năng (NFR) và Quy tắc nghiệp vụ (BR). Mọi Business Rule là ràng buộc cứng ở tầng CSDL, độc lập với tầng ứng dụng.</w:t>
-      </w:r>
-    </w:p>
-    <w:p>
-      <w:pPr>
         <w:pStyle w:val="Heading2"/>
         <w:spacing w:before="280" w:after="120"/>
       </w:pPr>
@@ -2882,9 +2629,66 @@
           <w:rFonts w:ascii="Times New Roman" w:hAnsi="Times New Roman"/>
           <w:color w:val="2E74B5"/>
         </w:rPr>
-        <w:t>1.1 Mục tiêu hệ thống</w:t>
+        <w:t xml:space="preserve">1.1 </w:t>
+      </w:r>
+      <w:proofErr w:type="spellStart"/>
+      <w:r>
+        <w:rPr>
+          <w:rFonts w:ascii="Times New Roman" w:hAnsi="Times New Roman"/>
+          <w:color w:val="2E74B5"/>
+        </w:rPr>
+        <w:t>Mục</w:t>
+      </w:r>
+      <w:proofErr w:type="spellEnd"/>
+      <w:r>
+        <w:rPr>
+          <w:rFonts w:ascii="Times New Roman" w:hAnsi="Times New Roman"/>
+          <w:color w:val="2E74B5"/>
+        </w:rPr>
+        <w:t xml:space="preserve"> </w:t>
+      </w:r>
+      <w:proofErr w:type="spellStart"/>
+      <w:r>
+        <w:rPr>
+          <w:rFonts w:ascii="Times New Roman" w:hAnsi="Times New Roman"/>
+          <w:color w:val="2E74B5"/>
+        </w:rPr>
+        <w:t>tiêu</w:t>
+      </w:r>
+      <w:proofErr w:type="spellEnd"/>
+      <w:r>
+        <w:rPr>
+          <w:rFonts w:ascii="Times New Roman" w:hAnsi="Times New Roman"/>
+          <w:color w:val="2E74B5"/>
+        </w:rPr>
+        <w:t xml:space="preserve"> </w:t>
+      </w:r>
+      <w:proofErr w:type="spellStart"/>
+      <w:r>
+        <w:rPr>
+          <w:rFonts w:ascii="Times New Roman" w:hAnsi="Times New Roman"/>
+          <w:color w:val="2E74B5"/>
+        </w:rPr>
+        <w:t>hệ</w:t>
+      </w:r>
+      <w:proofErr w:type="spellEnd"/>
+      <w:r>
+        <w:rPr>
+          <w:rFonts w:ascii="Times New Roman" w:hAnsi="Times New Roman"/>
+          <w:color w:val="2E74B5"/>
+        </w:rPr>
+        <w:t xml:space="preserve"> </w:t>
+      </w:r>
+      <w:proofErr w:type="spellStart"/>
+      <w:r>
+        <w:rPr>
+          <w:rFonts w:ascii="Times New Roman" w:hAnsi="Times New Roman"/>
+          <w:color w:val="2E74B5"/>
+        </w:rPr>
+        <w:t>thống</w:t>
       </w:r>
       <w:bookmarkEnd w:id="2"/>
+      <w:proofErr w:type="spellEnd"/>
     </w:p>
     <w:p>
       <w:pPr>
@@ -3357,21 +3161,6 @@
       </w:r>
       <w:bookmarkEnd w:id="4"/>
     </w:p>
-    <w:p>
-      <w:pPr>
-        <w:spacing w:before="80" w:after="80"/>
-        <w:ind w:left="283"/>
-      </w:pPr>
-      <w:r>
-        <w:rPr>
-          <w:rFonts w:ascii="Times New Roman" w:hAnsi="Times New Roman"/>
-          <w:i/>
-          <w:color w:val="555555"/>
-          <w:sz w:val="21"/>
-        </w:rPr>
-        <w:t>&gt; Phân loại theo ISO/IEC/IEEE 29148: FR là các thao tác tập trung vào dữ liệu (Data-centric actions).</w:t>
-      </w:r>
-    </w:p>
     <w:tbl>
       <w:tblPr>
         <w:tblStyle w:val="TableGrid"/>
@@ -4152,7 +3941,6 @@
                 <w:color w:val="1A237E"/>
                 <w:sz w:val="21"/>
               </w:rPr>
-              <w:lastRenderedPageBreak/>
               <w:t>FR-09</w:t>
             </w:r>
           </w:p>
@@ -4260,7 +4048,15 @@
                 <w:rFonts w:ascii="Times New Roman" w:hAnsi="Times New Roman"/>
                 <w:sz w:val="21"/>
               </w:rPr>
-              <w:t>Hệ thống phân quyền truy cập theo vai trò (RBAC): Admin, Staff, Trainer, Member</w:t>
+              <w:t xml:space="preserve">Hệ thống phân quyền truy cập theo vai trò (RBAC): Admin, Staff, </w:t>
+            </w:r>
+            <w:r>
+              <w:rPr>
+                <w:rFonts w:ascii="Times New Roman" w:hAnsi="Times New Roman"/>
+                <w:sz w:val="21"/>
+              </w:rPr>
+              <w:lastRenderedPageBreak/>
+              <w:t>Trainer, Member</w:t>
             </w:r>
           </w:p>
         </w:tc>
@@ -4285,6 +4081,7 @@
                 <w:rFonts w:ascii="Times New Roman" w:hAnsi="Times New Roman"/>
                 <w:sz w:val="21"/>
               </w:rPr>
+              <w:lastRenderedPageBreak/>
               <w:t>Admin</w:t>
             </w:r>
           </w:p>
@@ -4311,21 +4108,6 @@
         <w:t>1.1.3 Yêu cầu phi chức năng (NFR-xx — Non-Functional Requirements)</w:t>
       </w:r>
       <w:bookmarkEnd w:id="5"/>
-    </w:p>
-    <w:p>
-      <w:pPr>
-        <w:spacing w:before="80" w:after="80"/>
-        <w:ind w:left="283"/>
-      </w:pPr>
-      <w:r>
-        <w:rPr>
-          <w:rFonts w:ascii="Times New Roman" w:hAnsi="Times New Roman"/>
-          <w:i/>
-          <w:color w:val="555555"/>
-          <w:sz w:val="21"/>
-        </w:rPr>
-        <w:t>&gt; NFR là ràng buộc chuẩn CSDL: ACID, độ trễ truy vấn (&lt;200ms), mã hóa dữ liệu nhạy cảm (ISO/IEC/IEEE 29148).</w:t>
-      </w:r>
     </w:p>
     <w:tbl>
       <w:tblPr>
@@ -4941,32 +4723,45 @@
     </w:p>
     <w:p>
       <w:pPr>
-        <w:spacing w:before="80" w:after="80"/>
-        <w:ind w:left="283"/>
-      </w:pPr>
-      <w:r>
-        <w:rPr>
-          <w:rFonts w:ascii="Times New Roman" w:hAnsi="Times New Roman"/>
-          <w:i/>
-          <w:color w:val="555555"/>
-          <w:sz w:val="21"/>
-        </w:rPr>
-        <w:t>&gt; Phân loại theo ISO/IEC/IEEE 29148: Business Rules (BR) là các ràng buộc logic cứng được kiểm soát tại tầng CSDL thông qua CHECK Constraint, TRIGGER hoặc FK Action, không phụ thuộc vào tầng ứng dụng.</w:t>
-      </w:r>
-    </w:p>
-    <w:p>
-      <w:pPr>
         <w:pStyle w:val="Heading3"/>
         <w:spacing w:after="80"/>
       </w:pPr>
       <w:bookmarkStart w:id="7" w:name="_Toc240106346"/>
+      <w:proofErr w:type="spellStart"/>
       <w:r>
         <w:rPr>
           <w:rFonts w:ascii="Times New Roman" w:hAnsi="Times New Roman"/>
           <w:color w:val="265C9A"/>
           <w:sz w:val="24"/>
         </w:rPr>
-        <w:t>Nhóm 1 — Kiểm soát lịch trình &amp; Chống xung đột (BR-01 → BR-06)</w:t>
+        <w:t>Nhóm</w:t>
+      </w:r>
+      <w:proofErr w:type="spellEnd"/>
+      <w:r>
+        <w:rPr>
+          <w:rFonts w:ascii="Times New Roman" w:hAnsi="Times New Roman"/>
+          <w:color w:val="265C9A"/>
+          <w:sz w:val="24"/>
+        </w:rPr>
+        <w:t xml:space="preserve"> 1 — </w:t>
+      </w:r>
+      <w:proofErr w:type="spellStart"/>
+      <w:r>
+        <w:rPr>
+          <w:rFonts w:ascii="Times New Roman" w:hAnsi="Times New Roman"/>
+          <w:color w:val="265C9A"/>
+          <w:sz w:val="24"/>
+        </w:rPr>
+        <w:t>Kiểm</w:t>
+      </w:r>
+      <w:proofErr w:type="spellEnd"/>
+      <w:r>
+        <w:rPr>
+          <w:rFonts w:ascii="Times New Roman" w:hAnsi="Times New Roman"/>
+          <w:color w:val="265C9A"/>
+          <w:sz w:val="24"/>
+        </w:rPr>
+        <w:t xml:space="preserve"> soát lịch trình &amp; Chống xung đột (BR-01 → BR-06)</w:t>
       </w:r>
       <w:bookmarkEnd w:id="7"/>
     </w:p>
@@ -5368,15 +5163,7 @@
                 <w:rFonts w:ascii="Times New Roman" w:hAnsi="Times New Roman"/>
                 <w:sz w:val="21"/>
               </w:rPr>
-              <w:t xml:space="preserve">Chống xung đột </w:t>
-            </w:r>
-            <w:r>
-              <w:rPr>
-                <w:rFonts w:ascii="Times New Roman" w:hAnsi="Times New Roman"/>
-                <w:sz w:val="21"/>
-              </w:rPr>
-              <w:lastRenderedPageBreak/>
-              <w:t>Member</w:t>
+              <w:t>Chống xung đột Member</w:t>
             </w:r>
           </w:p>
         </w:tc>
@@ -5401,7 +5188,6 @@
                 <w:rFonts w:ascii="Times New Roman" w:hAnsi="Times New Roman"/>
                 <w:sz w:val="21"/>
               </w:rPr>
-              <w:lastRenderedPageBreak/>
               <w:t>Một Member không được tự đặt 2 lịch session trùng khung giờ.</w:t>
             </w:r>
           </w:p>
@@ -5427,15 +5213,7 @@
                 <w:rFonts w:ascii="Times New Roman" w:hAnsi="Times New Roman"/>
                 <w:sz w:val="21"/>
               </w:rPr>
-              <w:t xml:space="preserve">TRIGGER BEFORE INSERT ON pt_session (trg_prevent_member_conflict_pt) VÀ </w:t>
-            </w:r>
-            <w:r>
-              <w:rPr>
-                <w:rFonts w:ascii="Times New Roman" w:hAnsi="Times New Roman"/>
-                <w:sz w:val="21"/>
-              </w:rPr>
-              <w:lastRenderedPageBreak/>
-              <w:t>TRIGGER BEFORE INSERT ON booking (trg_prevent_member_conflict_booking). Hoặc dùng Stored Procedure check_member_schedule_conflict(member_id, start_time, end_time) chung. Áp dụng cho cả INSERT và UPDATE (khi dời lịch). Kiểm tra PT vs PT, PT vs Group Class, Group Class vs Group Class.</w:t>
+              <w:t>TRIGGER BEFORE INSERT ON pt_session (trg_prevent_member_conflict_pt) VÀ TRIGGER BEFORE INSERT ON booking (trg_prevent_member_conflict_booking). Hoặc dùng Stored Procedure check_member_schedule_conflict(member_id, start_time, end_time) chung. Áp dụng cho cả INSERT và UPDATE (khi dời lịch). Kiểm tra PT vs PT, PT vs Group Class, Group Class vs Group Class.</w:t>
             </w:r>
           </w:p>
         </w:tc>
@@ -5794,8 +5572,8 @@
       </w:tblPr>
       <w:tblGrid>
         <w:gridCol w:w="828"/>
-        <w:gridCol w:w="2160"/>
-        <w:gridCol w:w="4695"/>
+        <w:gridCol w:w="1260"/>
+        <w:gridCol w:w="5595"/>
         <w:gridCol w:w="1888"/>
       </w:tblGrid>
       <w:tr>
@@ -5834,7 +5612,7 @@
         </w:tc>
         <w:tc>
           <w:tcPr>
-            <w:tcW w:w="2160" w:type="dxa"/>
+            <w:tcW w:w="1260" w:type="dxa"/>
             <w:tcBorders>
               <w:top w:val="single" w:sz="6" w:space="0" w:color="9A95CC"/>
               <w:left w:val="single" w:sz="6" w:space="0" w:color="9A95CC"/>
@@ -5860,7 +5638,7 @@
         </w:tc>
         <w:tc>
           <w:tcPr>
-            <w:tcW w:w="4695" w:type="dxa"/>
+            <w:tcW w:w="5595" w:type="dxa"/>
             <w:tcBorders>
               <w:top w:val="single" w:sz="6" w:space="0" w:color="9A95CC"/>
               <w:left w:val="single" w:sz="6" w:space="0" w:color="9A95CC"/>
@@ -5944,7 +5722,7 @@
         </w:tc>
         <w:tc>
           <w:tcPr>
-            <w:tcW w:w="2160" w:type="dxa"/>
+            <w:tcW w:w="1260" w:type="dxa"/>
             <w:tcBorders>
               <w:top w:val="single" w:sz="6" w:space="0" w:color="9A95CC"/>
               <w:left w:val="single" w:sz="6" w:space="0" w:color="9A95CC"/>
@@ -5969,7 +5747,7 @@
         </w:tc>
         <w:tc>
           <w:tcPr>
-            <w:tcW w:w="4695" w:type="dxa"/>
+            <w:tcW w:w="5595" w:type="dxa"/>
             <w:tcBorders>
               <w:top w:val="single" w:sz="6" w:space="0" w:color="9A95CC"/>
               <w:left w:val="single" w:sz="6" w:space="0" w:color="9A95CC"/>
@@ -6047,7 +5825,7 @@
         </w:tc>
         <w:tc>
           <w:tcPr>
-            <w:tcW w:w="2160" w:type="dxa"/>
+            <w:tcW w:w="1260" w:type="dxa"/>
             <w:tcBorders>
               <w:top w:val="single" w:sz="6" w:space="0" w:color="9A95CC"/>
               <w:left w:val="single" w:sz="6" w:space="0" w:color="9A95CC"/>
@@ -6072,7 +5850,7 @@
         </w:tc>
         <w:tc>
           <w:tcPr>
-            <w:tcW w:w="4695" w:type="dxa"/>
+            <w:tcW w:w="5595" w:type="dxa"/>
             <w:tcBorders>
               <w:top w:val="single" w:sz="6" w:space="0" w:color="9A95CC"/>
               <w:left w:val="single" w:sz="6" w:space="0" w:color="9A95CC"/>
@@ -6154,7 +5932,7 @@
         </w:tc>
         <w:tc>
           <w:tcPr>
-            <w:tcW w:w="2160" w:type="dxa"/>
+            <w:tcW w:w="1260" w:type="dxa"/>
             <w:tcBorders>
               <w:top w:val="single" w:sz="6" w:space="0" w:color="9A95CC"/>
               <w:left w:val="single" w:sz="6" w:space="0" w:color="9A95CC"/>
@@ -6179,7 +5957,7 @@
         </w:tc>
         <w:tc>
           <w:tcPr>
-            <w:tcW w:w="4695" w:type="dxa"/>
+            <w:tcW w:w="5595" w:type="dxa"/>
             <w:tcBorders>
               <w:top w:val="single" w:sz="6" w:space="0" w:color="9A95CC"/>
               <w:left w:val="single" w:sz="6" w:space="0" w:color="9A95CC"/>
@@ -6223,15 +6001,7 @@
                 <w:rFonts w:ascii="Times New Roman" w:hAnsi="Times New Roman"/>
                 <w:sz w:val="21"/>
               </w:rPr>
-              <w:t xml:space="preserve">TRIGGER AFTER UPDATE ON </w:t>
-            </w:r>
-            <w:r>
-              <w:rPr>
-                <w:rFonts w:ascii="Times New Roman" w:hAnsi="Times New Roman"/>
-                <w:sz w:val="21"/>
-              </w:rPr>
-              <w:lastRenderedPageBreak/>
-              <w:t>membership_freeze_log khi freeze_end_date từ NULL → DATE</w:t>
+              <w:t>TRIGGER AFTER UPDATE ON membership_freeze_log khi freeze_end_date từ NULL → DATE</w:t>
             </w:r>
           </w:p>
         </w:tc>
@@ -6263,83 +6033,90 @@
                 <w:color w:val="1A237E"/>
                 <w:sz w:val="21"/>
               </w:rPr>
+              <w:t>BR-10</w:t>
+            </w:r>
+          </w:p>
+        </w:tc>
+        <w:tc>
+          <w:tcPr>
+            <w:tcW w:w="1260" w:type="dxa"/>
+            <w:tcBorders>
+              <w:top w:val="single" w:sz="6" w:space="0" w:color="9A95CC"/>
+              <w:left w:val="single" w:sz="6" w:space="0" w:color="9A95CC"/>
+              <w:bottom w:val="single" w:sz="6" w:space="0" w:color="9A95CC"/>
+              <w:right w:val="single" w:sz="6" w:space="0" w:color="9A95CC"/>
+            </w:tcBorders>
+            <w:shd w:val="clear" w:color="auto" w:fill="EBF3FB"/>
+            <w:vAlign w:val="center"/>
+          </w:tcPr>
+          <w:p>
+            <w:pPr>
+              <w:spacing w:before="40" w:after="40" w:line="280" w:lineRule="exact"/>
+            </w:pPr>
+            <w:r>
+              <w:rPr>
+                <w:rFonts w:ascii="Times New Roman" w:hAnsi="Times New Roman"/>
+                <w:sz w:val="21"/>
+              </w:rPr>
+              <w:t>Giới hạn 2 lần FREEZE/chu kỳ</w:t>
+            </w:r>
+          </w:p>
+        </w:tc>
+        <w:tc>
+          <w:tcPr>
+            <w:tcW w:w="5595" w:type="dxa"/>
+            <w:tcBorders>
+              <w:top w:val="single" w:sz="6" w:space="0" w:color="9A95CC"/>
+              <w:left w:val="single" w:sz="6" w:space="0" w:color="9A95CC"/>
+              <w:bottom w:val="single" w:sz="6" w:space="0" w:color="9A95CC"/>
+              <w:right w:val="single" w:sz="6" w:space="0" w:color="9A95CC"/>
+            </w:tcBorders>
+            <w:shd w:val="clear" w:color="auto" w:fill="EBF3FB"/>
+            <w:vAlign w:val="center"/>
+          </w:tcPr>
+          <w:p>
+            <w:pPr>
+              <w:spacing w:before="40" w:after="40" w:line="280" w:lineRule="exact"/>
+            </w:pPr>
+            <w:r>
+              <w:rPr>
+                <w:rFonts w:ascii="Times New Roman" w:hAnsi="Times New Roman"/>
+                <w:sz w:val="21"/>
+              </w:rPr>
+              <w:t>Tổng số bản ghi freeze_log cho một membership_id không vượt quá 2.</w:t>
+            </w:r>
+          </w:p>
+        </w:tc>
+        <w:tc>
+          <w:tcPr>
+            <w:tcW w:w="1888" w:type="dxa"/>
+            <w:tcBorders>
+              <w:top w:val="single" w:sz="6" w:space="0" w:color="9A95CC"/>
+              <w:left w:val="single" w:sz="6" w:space="0" w:color="9A95CC"/>
+              <w:bottom w:val="single" w:sz="6" w:space="0" w:color="9A95CC"/>
+              <w:right w:val="single" w:sz="6" w:space="0" w:color="9A95CC"/>
+            </w:tcBorders>
+            <w:shd w:val="clear" w:color="auto" w:fill="EBF3FB"/>
+            <w:vAlign w:val="center"/>
+          </w:tcPr>
+          <w:p>
+            <w:pPr>
+              <w:spacing w:before="40" w:after="40" w:line="280" w:lineRule="exact"/>
+            </w:pPr>
+            <w:r>
+              <w:rPr>
+                <w:rFonts w:ascii="Times New Roman" w:hAnsi="Times New Roman"/>
+                <w:sz w:val="21"/>
+              </w:rPr>
+              <w:t>TRIGGER BEFORE INSERT ON membership_freeze</w:t>
+            </w:r>
+            <w:r>
+              <w:rPr>
+                <w:rFonts w:ascii="Times New Roman" w:hAnsi="Times New Roman"/>
+                <w:sz w:val="21"/>
+              </w:rPr>
               <w:lastRenderedPageBreak/>
-              <w:t>BR-10</w:t>
-            </w:r>
-          </w:p>
-        </w:tc>
-        <w:tc>
-          <w:tcPr>
-            <w:tcW w:w="2160" w:type="dxa"/>
-            <w:tcBorders>
-              <w:top w:val="single" w:sz="6" w:space="0" w:color="9A95CC"/>
-              <w:left w:val="single" w:sz="6" w:space="0" w:color="9A95CC"/>
-              <w:bottom w:val="single" w:sz="6" w:space="0" w:color="9A95CC"/>
-              <w:right w:val="single" w:sz="6" w:space="0" w:color="9A95CC"/>
-            </w:tcBorders>
-            <w:shd w:val="clear" w:color="auto" w:fill="EBF3FB"/>
-            <w:vAlign w:val="center"/>
-          </w:tcPr>
-          <w:p>
-            <w:pPr>
-              <w:spacing w:before="40" w:after="40" w:line="280" w:lineRule="exact"/>
-            </w:pPr>
-            <w:r>
-              <w:rPr>
-                <w:rFonts w:ascii="Times New Roman" w:hAnsi="Times New Roman"/>
-                <w:sz w:val="21"/>
-              </w:rPr>
-              <w:t>Giới hạn 2 lần FREEZE/chu kỳ</w:t>
-            </w:r>
-          </w:p>
-        </w:tc>
-        <w:tc>
-          <w:tcPr>
-            <w:tcW w:w="4695" w:type="dxa"/>
-            <w:tcBorders>
-              <w:top w:val="single" w:sz="6" w:space="0" w:color="9A95CC"/>
-              <w:left w:val="single" w:sz="6" w:space="0" w:color="9A95CC"/>
-              <w:bottom w:val="single" w:sz="6" w:space="0" w:color="9A95CC"/>
-              <w:right w:val="single" w:sz="6" w:space="0" w:color="9A95CC"/>
-            </w:tcBorders>
-            <w:shd w:val="clear" w:color="auto" w:fill="EBF3FB"/>
-            <w:vAlign w:val="center"/>
-          </w:tcPr>
-          <w:p>
-            <w:pPr>
-              <w:spacing w:before="40" w:after="40" w:line="280" w:lineRule="exact"/>
-            </w:pPr>
-            <w:r>
-              <w:rPr>
-                <w:rFonts w:ascii="Times New Roman" w:hAnsi="Times New Roman"/>
-                <w:sz w:val="21"/>
-              </w:rPr>
-              <w:t>Tổng số bản ghi freeze_log cho một membership_id không vượt quá 2.</w:t>
-            </w:r>
-          </w:p>
-        </w:tc>
-        <w:tc>
-          <w:tcPr>
-            <w:tcW w:w="1888" w:type="dxa"/>
-            <w:tcBorders>
-              <w:top w:val="single" w:sz="6" w:space="0" w:color="9A95CC"/>
-              <w:left w:val="single" w:sz="6" w:space="0" w:color="9A95CC"/>
-              <w:bottom w:val="single" w:sz="6" w:space="0" w:color="9A95CC"/>
-              <w:right w:val="single" w:sz="6" w:space="0" w:color="9A95CC"/>
-            </w:tcBorders>
-            <w:shd w:val="clear" w:color="auto" w:fill="EBF3FB"/>
-            <w:vAlign w:val="center"/>
-          </w:tcPr>
-          <w:p>
-            <w:pPr>
-              <w:spacing w:before="40" w:after="40" w:line="280" w:lineRule="exact"/>
-            </w:pPr>
-            <w:r>
-              <w:rPr>
-                <w:rFonts w:ascii="Times New Roman" w:hAnsi="Times New Roman"/>
-                <w:sz w:val="21"/>
-              </w:rPr>
-              <w:t>TRIGGER BEFORE INSERT ON membership_freeze_log</w:t>
+              <w:t>_log</w:t>
             </w:r>
           </w:p>
         </w:tc>
@@ -6371,13 +6148,14 @@
                 <w:color w:val="1A237E"/>
                 <w:sz w:val="21"/>
               </w:rPr>
+              <w:lastRenderedPageBreak/>
               <w:t>BR-11</w:t>
             </w:r>
           </w:p>
         </w:tc>
         <w:tc>
           <w:tcPr>
-            <w:tcW w:w="2160" w:type="dxa"/>
+            <w:tcW w:w="1260" w:type="dxa"/>
             <w:tcBorders>
               <w:top w:val="single" w:sz="6" w:space="0" w:color="9A95CC"/>
               <w:left w:val="single" w:sz="6" w:space="0" w:color="9A95CC"/>
@@ -6402,7 +6180,7 @@
         </w:tc>
         <w:tc>
           <w:tcPr>
-            <w:tcW w:w="4695" w:type="dxa"/>
+            <w:tcW w:w="5595" w:type="dxa"/>
             <w:tcBorders>
               <w:top w:val="single" w:sz="6" w:space="0" w:color="9A95CC"/>
               <w:left w:val="single" w:sz="6" w:space="0" w:color="9A95CC"/>
@@ -6484,7 +6262,7 @@
         </w:tc>
         <w:tc>
           <w:tcPr>
-            <w:tcW w:w="2160" w:type="dxa"/>
+            <w:tcW w:w="1260" w:type="dxa"/>
             <w:tcBorders>
               <w:top w:val="single" w:sz="6" w:space="0" w:color="9A95CC"/>
               <w:left w:val="single" w:sz="6" w:space="0" w:color="9A95CC"/>
@@ -6509,7 +6287,7 @@
         </w:tc>
         <w:tc>
           <w:tcPr>
-            <w:tcW w:w="4695" w:type="dxa"/>
+            <w:tcW w:w="5595" w:type="dxa"/>
             <w:tcBorders>
               <w:top w:val="single" w:sz="6" w:space="0" w:color="9A95CC"/>
               <w:left w:val="single" w:sz="6" w:space="0" w:color="9A95CC"/>
@@ -6591,7 +6369,7 @@
         </w:tc>
         <w:tc>
           <w:tcPr>
-            <w:tcW w:w="2160" w:type="dxa"/>
+            <w:tcW w:w="1260" w:type="dxa"/>
             <w:tcBorders>
               <w:top w:val="single" w:sz="6" w:space="0" w:color="9A95CC"/>
               <w:left w:val="single" w:sz="6" w:space="0" w:color="9A95CC"/>
@@ -6616,7 +6394,7 @@
         </w:tc>
         <w:tc>
           <w:tcPr>
-            <w:tcW w:w="4695" w:type="dxa"/>
+            <w:tcW w:w="5595" w:type="dxa"/>
             <w:tcBorders>
               <w:top w:val="single" w:sz="6" w:space="0" w:color="9A95CC"/>
               <w:left w:val="single" w:sz="6" w:space="0" w:color="9A95CC"/>
@@ -6698,7 +6476,7 @@
         </w:tc>
         <w:tc>
           <w:tcPr>
-            <w:tcW w:w="2160" w:type="dxa"/>
+            <w:tcW w:w="1260" w:type="dxa"/>
             <w:tcBorders>
               <w:top w:val="single" w:sz="6" w:space="0" w:color="9A95CC"/>
               <w:left w:val="single" w:sz="6" w:space="0" w:color="9A95CC"/>
@@ -6723,7 +6501,7 @@
         </w:tc>
         <w:tc>
           <w:tcPr>
-            <w:tcW w:w="4695" w:type="dxa"/>
+            <w:tcW w:w="5595" w:type="dxa"/>
             <w:tcBorders>
               <w:top w:val="single" w:sz="6" w:space="0" w:color="9A95CC"/>
               <w:left w:val="single" w:sz="6" w:space="0" w:color="9A95CC"/>
@@ -6967,27 +6745,13 @@
           <w:p>
             <w:pPr>
               <w:spacing w:before="40" w:after="40" w:line="280" w:lineRule="exact"/>
-              <w:rPr>
-                <w:lang w:val="fr-FR"/>
-              </w:rPr>
-            </w:pPr>
-            <w:proofErr w:type="spellStart"/>
-            <w:r>
-              <w:rPr>
-                <w:rFonts w:ascii="Times New Roman" w:hAnsi="Times New Roman"/>
-                <w:sz w:val="21"/>
-                <w:lang w:val="fr-FR"/>
-              </w:rPr>
-              <w:t>Kiểm</w:t>
-            </w:r>
-            <w:proofErr w:type="spellEnd"/>
-            <w:r>
-              <w:rPr>
-                <w:rFonts w:ascii="Times New Roman" w:hAnsi="Times New Roman"/>
-                <w:sz w:val="21"/>
-                <w:lang w:val="fr-FR"/>
-              </w:rPr>
-              <w:t xml:space="preserve"> tra quota PT Session</w:t>
+            </w:pPr>
+            <w:r>
+              <w:rPr>
+                <w:rFonts w:ascii="Times New Roman" w:hAnsi="Times New Roman"/>
+                <w:sz w:val="21"/>
+              </w:rPr>
+              <w:t>Kiểm tra quota PT Session</w:t>
             </w:r>
           </w:p>
         </w:tc>
@@ -7007,53 +6771,12 @@
             <w:pPr>
               <w:spacing w:before="40" w:after="40" w:line="280" w:lineRule="exact"/>
             </w:pPr>
-            <w:proofErr w:type="spellStart"/>
-            <w:r>
-              <w:rPr>
-                <w:rFonts w:ascii="Times New Roman" w:hAnsi="Times New Roman"/>
-                <w:sz w:val="21"/>
-              </w:rPr>
-              <w:t>Trước</w:t>
-            </w:r>
-            <w:proofErr w:type="spellEnd"/>
-            <w:r>
-              <w:rPr>
-                <w:rFonts w:ascii="Times New Roman" w:hAnsi="Times New Roman"/>
-                <w:sz w:val="21"/>
-              </w:rPr>
-              <w:t xml:space="preserve"> </w:t>
-            </w:r>
-            <w:proofErr w:type="spellStart"/>
-            <w:r>
-              <w:rPr>
-                <w:rFonts w:ascii="Times New Roman" w:hAnsi="Times New Roman"/>
-                <w:sz w:val="21"/>
-              </w:rPr>
-              <w:t>khi</w:t>
-            </w:r>
-            <w:proofErr w:type="spellEnd"/>
-            <w:r>
-              <w:rPr>
-                <w:rFonts w:ascii="Times New Roman" w:hAnsi="Times New Roman"/>
-                <w:sz w:val="21"/>
-              </w:rPr>
-              <w:t xml:space="preserve"> INSERT </w:t>
-            </w:r>
-            <w:proofErr w:type="spellStart"/>
-            <w:r>
-              <w:rPr>
-                <w:rFonts w:ascii="Times New Roman" w:hAnsi="Times New Roman"/>
-                <w:sz w:val="21"/>
-              </w:rPr>
-              <w:t>pt_session</w:t>
-            </w:r>
-            <w:proofErr w:type="spellEnd"/>
-            <w:r>
-              <w:rPr>
-                <w:rFonts w:ascii="Times New Roman" w:hAnsi="Times New Roman"/>
-                <w:sz w:val="21"/>
-              </w:rPr>
-              <w:t>: quota_allocated - quota_used &gt; 0 cho service_type = PT_SESSION.</w:t>
+            <w:r>
+              <w:rPr>
+                <w:rFonts w:ascii="Times New Roman" w:hAnsi="Times New Roman"/>
+                <w:sz w:val="21"/>
+              </w:rPr>
+              <w:t>Trước khi INSERT pt_session: quota_allocated - quota_used &gt; 0 cho service_type = PT_SESSION.</w:t>
             </w:r>
           </w:p>
         </w:tc>
@@ -7242,15 +6965,7 @@
                 <w:rFonts w:ascii="Times New Roman" w:hAnsi="Times New Roman"/>
                 <w:sz w:val="21"/>
               </w:rPr>
-              <w:t xml:space="preserve">Giới hạn sĩ số lớp </w:t>
-            </w:r>
-            <w:r>
-              <w:rPr>
-                <w:rFonts w:ascii="Times New Roman" w:hAnsi="Times New Roman"/>
-                <w:sz w:val="21"/>
-              </w:rPr>
-              <w:lastRenderedPageBreak/>
-              <w:t>học nhóm</w:t>
+              <w:t>Giới hạn sĩ số lớp học nhóm</w:t>
             </w:r>
           </w:p>
         </w:tc>
@@ -7275,16 +6990,7 @@
                 <w:rFonts w:ascii="Times New Roman" w:hAnsi="Times New Roman"/>
                 <w:sz w:val="21"/>
               </w:rPr>
-              <w:lastRenderedPageBreak/>
-              <w:t xml:space="preserve">current_enrollment &lt; max_capacity là điều </w:t>
-            </w:r>
-            <w:r>
-              <w:rPr>
-                <w:rFonts w:ascii="Times New Roman" w:hAnsi="Times New Roman"/>
-                <w:sz w:val="21"/>
-              </w:rPr>
-              <w:lastRenderedPageBreak/>
-              <w:t>kiện bắt buộc trước khi chấp nhận Booking mới.</w:t>
+              <w:t>current_enrollment &lt; max_capacity là điều kiện bắt buộc trước khi chấp nhận Booking mới.</w:t>
             </w:r>
           </w:p>
         </w:tc>
@@ -7309,16 +7015,7 @@
                 <w:rFonts w:ascii="Times New Roman" w:hAnsi="Times New Roman"/>
                 <w:sz w:val="21"/>
               </w:rPr>
-              <w:lastRenderedPageBreak/>
-              <w:t xml:space="preserve">TRIGGER BEFORE </w:t>
-            </w:r>
-            <w:r>
-              <w:rPr>
-                <w:rFonts w:ascii="Times New Roman" w:hAnsi="Times New Roman"/>
-                <w:sz w:val="21"/>
-              </w:rPr>
-              <w:lastRenderedPageBreak/>
-              <w:t>INSERT ON booking</w:t>
+              <w:t>TRIGGER BEFORE INSERT ON booking</w:t>
             </w:r>
           </w:p>
         </w:tc>
@@ -7350,7 +7047,6 @@
                 <w:color w:val="1A237E"/>
                 <w:sz w:val="21"/>
               </w:rPr>
-              <w:lastRenderedPageBreak/>
               <w:t>BR-18</w:t>
             </w:r>
           </w:p>
@@ -7449,6 +7145,7 @@
           <w:color w:val="265C9A"/>
           <w:sz w:val="24"/>
         </w:rPr>
+        <w:lastRenderedPageBreak/>
         <w:t>Nhóm 4 — Bảo trì thiết bị (BR-19 → BR-22)</w:t>
       </w:r>
       <w:bookmarkEnd w:id="10"/>
@@ -8509,62 +8206,69 @@
                 <w:rFonts w:ascii="Times New Roman" w:hAnsi="Times New Roman"/>
                 <w:sz w:val="21"/>
               </w:rPr>
+              <w:t>BR-NEW-01</w:t>
+            </w:r>
+          </w:p>
+        </w:tc>
+        <w:tc>
+          <w:tcPr>
+            <w:tcW w:w="1530" w:type="dxa"/>
+            <w:shd w:val="clear" w:color="auto" w:fill="EBF3FB"/>
+          </w:tcPr>
+          <w:p>
+            <w:pPr>
+              <w:spacing w:before="40" w:after="40" w:line="280" w:lineRule="exact"/>
+            </w:pPr>
+            <w:r>
+              <w:rPr>
+                <w:rFonts w:ascii="Times New Roman" w:hAnsi="Times New Roman"/>
+                <w:sz w:val="21"/>
+              </w:rPr>
+              <w:t>Kích hoạt Membership sau thanh toán</w:t>
+            </w:r>
+          </w:p>
+        </w:tc>
+        <w:tc>
+          <w:tcPr>
+            <w:tcW w:w="2197" w:type="dxa"/>
+            <w:shd w:val="clear" w:color="auto" w:fill="EBF3FB"/>
+          </w:tcPr>
+          <w:p>
+            <w:pPr>
+              <w:spacing w:before="40" w:after="40" w:line="280" w:lineRule="exact"/>
+            </w:pPr>
+            <w:r>
+              <w:rPr>
+                <w:rFonts w:ascii="Times New Roman" w:hAnsi="Times New Roman"/>
+                <w:sz w:val="21"/>
+              </w:rPr>
+              <w:t>Sau khi payment.status chuyển sang COMPLETED, nếu membership liên kết đang ở PENDING_PAYMENT thì tự động chuyển membership.status = ACTIVE. Đây là cơ chế Decouple Billing from Access (DEC-008). Trả góp: lần COMPLETED đầu tiên kích hoạt; các lần tiếp theo không có tác động phát sinh.</w:t>
+            </w:r>
+          </w:p>
+        </w:tc>
+        <w:tc>
+          <w:tcPr>
+            <w:tcW w:w="2197" w:type="dxa"/>
+            <w:shd w:val="clear" w:color="auto" w:fill="EBF3FB"/>
+          </w:tcPr>
+          <w:p>
+            <w:pPr>
+              <w:spacing w:before="40" w:after="40" w:line="280" w:lineRule="exact"/>
+            </w:pPr>
+            <w:r>
+              <w:rPr>
+                <w:rFonts w:ascii="Times New Roman" w:hAnsi="Times New Roman"/>
+                <w:sz w:val="21"/>
+              </w:rPr>
+              <w:t xml:space="preserve">TRIGGER AFTER UPDATE ON payment (trg_payment_activate): IF NEW.payment_status = 'COMPLETED' AND OLD.payment_status != 'COMPLETED' THEN UPDATE membership SET status = 'ACTIVE' </w:t>
+            </w:r>
+            <w:r>
+              <w:rPr>
+                <w:rFonts w:ascii="Times New Roman" w:hAnsi="Times New Roman"/>
+                <w:sz w:val="21"/>
+              </w:rPr>
               <w:lastRenderedPageBreak/>
-              <w:t>BR-NEW-01</w:t>
-            </w:r>
-          </w:p>
-        </w:tc>
-        <w:tc>
-          <w:tcPr>
-            <w:tcW w:w="1530" w:type="dxa"/>
-            <w:shd w:val="clear" w:color="auto" w:fill="EBF3FB"/>
-          </w:tcPr>
-          <w:p>
-            <w:pPr>
-              <w:spacing w:before="40" w:after="40" w:line="280" w:lineRule="exact"/>
-            </w:pPr>
-            <w:r>
-              <w:rPr>
-                <w:rFonts w:ascii="Times New Roman" w:hAnsi="Times New Roman"/>
-                <w:sz w:val="21"/>
-              </w:rPr>
-              <w:t>Kích hoạt Membership sau thanh toán</w:t>
-            </w:r>
-          </w:p>
-        </w:tc>
-        <w:tc>
-          <w:tcPr>
-            <w:tcW w:w="2197" w:type="dxa"/>
-            <w:shd w:val="clear" w:color="auto" w:fill="EBF3FB"/>
-          </w:tcPr>
-          <w:p>
-            <w:pPr>
-              <w:spacing w:before="40" w:after="40" w:line="280" w:lineRule="exact"/>
-            </w:pPr>
-            <w:r>
-              <w:rPr>
-                <w:rFonts w:ascii="Times New Roman" w:hAnsi="Times New Roman"/>
-                <w:sz w:val="21"/>
-              </w:rPr>
-              <w:t>Sau khi payment.status chuyển sang COMPLETED, nếu membership liên kết đang ở PENDING_PAYMENT thì tự động chuyển membership.status = ACTIVE. Đây là cơ chế Decouple Billing from Access (DEC-008). Trả góp: lần COMPLETED đầu tiên kích hoạt; các lần tiếp theo không có tác động phát sinh.</w:t>
-            </w:r>
-          </w:p>
-        </w:tc>
-        <w:tc>
-          <w:tcPr>
-            <w:tcW w:w="2197" w:type="dxa"/>
-            <w:shd w:val="clear" w:color="auto" w:fill="EBF3FB"/>
-          </w:tcPr>
-          <w:p>
-            <w:pPr>
-              <w:spacing w:before="40" w:after="40" w:line="280" w:lineRule="exact"/>
-            </w:pPr>
-            <w:r>
-              <w:rPr>
-                <w:rFonts w:ascii="Times New Roman" w:hAnsi="Times New Roman"/>
-                <w:sz w:val="21"/>
-              </w:rPr>
-              <w:t>TRIGGER AFTER UPDATE ON payment (trg_payment_activate): IF NEW.payment_status = 'COMPLETED' AND OLD.payment_status != 'COMPLETED' THEN UPDATE membership SET status = 'ACTIVE' WHERE membership_id = NEW.membership_id AND status = 'PENDING_PAYMENT'</w:t>
+              <w:t>WHERE membership_id = NEW.membership_id AND status = 'PENDING_PAYMENT'</w:t>
             </w:r>
           </w:p>
         </w:tc>
@@ -8588,6 +8292,7 @@
                 <w:rFonts w:ascii="Times New Roman" w:hAnsi="Times New Roman"/>
                 <w:sz w:val="21"/>
               </w:rPr>
+              <w:lastRenderedPageBreak/>
               <w:t>BR-26</w:t>
             </w:r>
           </w:p>
@@ -8759,21 +8464,6 @@
         <w:t>2.1A Định nghĩa thực thể (ENT-xx) &amp; Từ điển dữ liệu (ATTR-xx)</w:t>
       </w:r>
       <w:bookmarkEnd w:id="14"/>
-    </w:p>
-    <w:p>
-      <w:pPr>
-        <w:spacing w:before="80" w:after="80"/>
-        <w:ind w:left="283"/>
-      </w:pPr>
-      <w:r>
-        <w:rPr>
-          <w:rFonts w:ascii="Times New Roman" w:hAnsi="Times New Roman"/>
-          <w:i/>
-          <w:color w:val="555555"/>
-          <w:sz w:val="21"/>
-        </w:rPr>
-        <w:t>&gt; Chuẩn áp dụng: ISO/IEC 11179 — Mỗi thuộc tính được đặc tả đầy đủ 6 chiều: Mã ATTR, Tên thuộc tính, Kiểu dữ liệu SQL, Phân loại ER, Nullable, Ý nghĩa nghiệp vụ &amp; Ràng buộc.</w:t>
-      </w:r>
     </w:p>
     <w:p>
       <w:pPr>
@@ -9456,78 +9146,13 @@
           <w:p>
             <w:pPr>
               <w:spacing w:before="40" w:after="40" w:line="280" w:lineRule="exact"/>
-              <w:rPr>
-                <w:lang w:val="fr-FR"/>
-              </w:rPr>
-            </w:pPr>
-            <w:r>
-              <w:rPr>
-                <w:rFonts w:ascii="Times New Roman" w:hAnsi="Times New Roman"/>
-                <w:sz w:val="21"/>
-              </w:rPr>
-              <w:t xml:space="preserve">Địa chỉ email — định danh đăng nhập. </w:t>
-            </w:r>
-            <w:r>
-              <w:rPr>
-                <w:rFonts w:ascii="Times New Roman" w:hAnsi="Times New Roman"/>
-                <w:sz w:val="21"/>
-                <w:lang w:val="fr-FR"/>
-              </w:rPr>
-              <w:t xml:space="preserve">UNIQUE. </w:t>
-            </w:r>
-            <w:proofErr w:type="spellStart"/>
-            <w:r>
-              <w:rPr>
-                <w:rFonts w:ascii="Times New Roman" w:hAnsi="Times New Roman"/>
-                <w:sz w:val="21"/>
-                <w:lang w:val="fr-FR"/>
-              </w:rPr>
-              <w:t>Áp</w:t>
-            </w:r>
-            <w:proofErr w:type="spellEnd"/>
-            <w:r>
-              <w:rPr>
-                <w:rFonts w:ascii="Times New Roman" w:hAnsi="Times New Roman"/>
-                <w:sz w:val="21"/>
-                <w:lang w:val="fr-FR"/>
-              </w:rPr>
-              <w:t xml:space="preserve"> </w:t>
-            </w:r>
-            <w:proofErr w:type="spellStart"/>
-            <w:r>
-              <w:rPr>
-                <w:rFonts w:ascii="Times New Roman" w:hAnsi="Times New Roman"/>
-                <w:sz w:val="21"/>
-                <w:lang w:val="fr-FR"/>
-              </w:rPr>
-              <w:t>dụng</w:t>
-            </w:r>
-            <w:proofErr w:type="spellEnd"/>
-            <w:r>
-              <w:rPr>
-                <w:rFonts w:ascii="Times New Roman" w:hAnsi="Times New Roman"/>
-                <w:sz w:val="21"/>
-                <w:lang w:val="fr-FR"/>
-              </w:rPr>
-              <w:t xml:space="preserve"> regex </w:t>
-            </w:r>
-            <w:proofErr w:type="spellStart"/>
-            <w:r>
-              <w:rPr>
-                <w:rFonts w:ascii="Times New Roman" w:hAnsi="Times New Roman"/>
-                <w:sz w:val="21"/>
-                <w:lang w:val="fr-FR"/>
-              </w:rPr>
-              <w:t>chuẩn</w:t>
-            </w:r>
-            <w:proofErr w:type="spellEnd"/>
-            <w:r>
-              <w:rPr>
-                <w:rFonts w:ascii="Times New Roman" w:hAnsi="Times New Roman"/>
-                <w:sz w:val="21"/>
-                <w:lang w:val="fr-FR"/>
-              </w:rPr>
-              <w:t xml:space="preserve"> RFC 5321.</w:t>
+            </w:pPr>
+            <w:r>
+              <w:rPr>
+                <w:rFonts w:ascii="Times New Roman" w:hAnsi="Times New Roman"/>
+                <w:sz w:val="21"/>
+              </w:rPr>
+              <w:t>Địa chỉ email — định danh đăng nhập. UNIQUE. Áp dụng regex chuẩn RFC 5321.</w:t>
             </w:r>
           </w:p>
         </w:tc>
@@ -10105,15 +9730,7 @@
                 <w:rFonts w:ascii="Times New Roman" w:hAnsi="Times New Roman"/>
                 <w:sz w:val="21"/>
               </w:rPr>
-              <w:t xml:space="preserve">Atomic (thành phần Composite </w:t>
-            </w:r>
-            <w:r>
-              <w:rPr>
-                <w:rFonts w:ascii="Times New Roman" w:hAnsi="Times New Roman"/>
-                <w:sz w:val="21"/>
-              </w:rPr>
-              <w:lastRenderedPageBreak/>
-              <w:t>address)</w:t>
+              <w:t>Atomic (thành phần Composite address)</w:t>
             </w:r>
           </w:p>
         </w:tc>
@@ -10138,7 +9755,6 @@
                 <w:rFonts w:ascii="Times New Roman" w:hAnsi="Times New Roman"/>
                 <w:sz w:val="21"/>
               </w:rPr>
-              <w:lastRenderedPageBreak/>
               <w:t>Yes</w:t>
             </w:r>
           </w:p>
@@ -10164,15 +9780,7 @@
                 <w:rFonts w:ascii="Times New Roman" w:hAnsi="Times New Roman"/>
                 <w:sz w:val="21"/>
               </w:rPr>
-              <w:t xml:space="preserve">Số nhà và tên đường. Flatten từ Composite Attribute address. Dùng </w:t>
-            </w:r>
-            <w:r>
-              <w:rPr>
-                <w:rFonts w:ascii="Times New Roman" w:hAnsi="Times New Roman"/>
-                <w:sz w:val="21"/>
-              </w:rPr>
-              <w:lastRenderedPageBreak/>
-              <w:t>giao hàng thẻ hội viên.</w:t>
+              <w:t>Số nhà và tên đường. Flatten từ Composite Attribute address. Dùng giao hàng thẻ hội viên.</w:t>
             </w:r>
           </w:p>
         </w:tc>
@@ -10204,8 +9812,16 @@
                 <w:color w:val="1A237E"/>
                 <w:sz w:val="21"/>
               </w:rPr>
+              <w:t>ATTR-</w:t>
+            </w:r>
+            <w:r>
+              <w:rPr>
+                <w:rFonts w:ascii="Times New Roman" w:hAnsi="Times New Roman"/>
+                <w:color w:val="1A237E"/>
+                <w:sz w:val="21"/>
+              </w:rPr>
               <w:lastRenderedPageBreak/>
-              <w:t>ATTR-08</w:t>
+              <w:t>08</w:t>
             </w:r>
           </w:p>
         </w:tc>
@@ -10230,6 +9846,7 @@
                 <w:rFonts w:ascii="Times New Roman" w:hAnsi="Times New Roman"/>
                 <w:sz w:val="21"/>
               </w:rPr>
+              <w:lastRenderedPageBreak/>
               <w:t>address_district</w:t>
             </w:r>
           </w:p>
@@ -10280,7 +9897,15 @@
                 <w:rFonts w:ascii="Times New Roman" w:hAnsi="Times New Roman"/>
                 <w:sz w:val="21"/>
               </w:rPr>
-              <w:t>Atomic (thành phần Composite address)</w:t>
+              <w:t xml:space="preserve">Atomic </w:t>
+            </w:r>
+            <w:r>
+              <w:rPr>
+                <w:rFonts w:ascii="Times New Roman" w:hAnsi="Times New Roman"/>
+                <w:sz w:val="21"/>
+              </w:rPr>
+              <w:lastRenderedPageBreak/>
+              <w:t>(thành phần Composite address)</w:t>
             </w:r>
           </w:p>
         </w:tc>
@@ -10305,6 +9930,7 @@
                 <w:rFonts w:ascii="Times New Roman" w:hAnsi="Times New Roman"/>
                 <w:sz w:val="21"/>
               </w:rPr>
+              <w:lastRenderedPageBreak/>
               <w:t>Yes</w:t>
             </w:r>
           </w:p>
@@ -10330,7 +9956,15 @@
                 <w:rFonts w:ascii="Times New Roman" w:hAnsi="Times New Roman"/>
                 <w:sz w:val="21"/>
               </w:rPr>
-              <w:t>Quận/Huyện. Dùng phân tích vùng địa lý khách hàng.</w:t>
+              <w:t xml:space="preserve">Quận/Huyện. Dùng </w:t>
+            </w:r>
+            <w:r>
+              <w:rPr>
+                <w:rFonts w:ascii="Times New Roman" w:hAnsi="Times New Roman"/>
+                <w:sz w:val="21"/>
+              </w:rPr>
+              <w:lastRenderedPageBreak/>
+              <w:t>phân tích vùng địa lý khách hàng.</w:t>
             </w:r>
           </w:p>
         </w:tc>
@@ -10362,6 +9996,7 @@
                 <w:color w:val="1A237E"/>
                 <w:sz w:val="21"/>
               </w:rPr>
+              <w:lastRenderedPageBreak/>
               <w:t>ATTR-09</w:t>
             </w:r>
           </w:p>
@@ -10644,136 +10279,7 @@
                 <w:rFonts w:ascii="Times New Roman" w:hAnsi="Times New Roman"/>
                 <w:sz w:val="21"/>
               </w:rPr>
-              <w:t xml:space="preserve">Hash mật khẩu bcrypt (cost factor ≥ 12). </w:t>
-            </w:r>
-            <w:proofErr w:type="spellStart"/>
-            <w:r>
-              <w:rPr>
-                <w:rFonts w:ascii="Times New Roman" w:hAnsi="Times New Roman"/>
-                <w:sz w:val="21"/>
-                <w:lang w:val="fr-FR"/>
-              </w:rPr>
-              <w:t>Tuyệt</w:t>
-            </w:r>
-            <w:proofErr w:type="spellEnd"/>
-            <w:r>
-              <w:rPr>
-                <w:rFonts w:ascii="Times New Roman" w:hAnsi="Times New Roman"/>
-                <w:sz w:val="21"/>
-                <w:lang w:val="fr-FR"/>
-              </w:rPr>
-              <w:t xml:space="preserve"> </w:t>
-            </w:r>
-            <w:proofErr w:type="spellStart"/>
-            <w:r>
-              <w:rPr>
-                <w:rFonts w:ascii="Times New Roman" w:hAnsi="Times New Roman"/>
-                <w:sz w:val="21"/>
-                <w:lang w:val="fr-FR"/>
-              </w:rPr>
-              <w:t>đối</w:t>
-            </w:r>
-            <w:proofErr w:type="spellEnd"/>
-            <w:r>
-              <w:rPr>
-                <w:rFonts w:ascii="Times New Roman" w:hAnsi="Times New Roman"/>
-                <w:sz w:val="21"/>
-                <w:lang w:val="fr-FR"/>
-              </w:rPr>
-              <w:t xml:space="preserve"> </w:t>
-            </w:r>
-            <w:proofErr w:type="spellStart"/>
-            <w:r>
-              <w:rPr>
-                <w:rFonts w:ascii="Times New Roman" w:hAnsi="Times New Roman"/>
-                <w:sz w:val="21"/>
-                <w:lang w:val="fr-FR"/>
-              </w:rPr>
-              <w:t>không</w:t>
-            </w:r>
-            <w:proofErr w:type="spellEnd"/>
-            <w:r>
-              <w:rPr>
-                <w:rFonts w:ascii="Times New Roman" w:hAnsi="Times New Roman"/>
-                <w:sz w:val="21"/>
-                <w:lang w:val="fr-FR"/>
-              </w:rPr>
-              <w:t xml:space="preserve"> </w:t>
-            </w:r>
-            <w:proofErr w:type="spellStart"/>
-            <w:r>
-              <w:rPr>
-                <w:rFonts w:ascii="Times New Roman" w:hAnsi="Times New Roman"/>
-                <w:sz w:val="21"/>
-                <w:lang w:val="fr-FR"/>
-              </w:rPr>
-              <w:t>lưu</w:t>
-            </w:r>
-            <w:proofErr w:type="spellEnd"/>
-            <w:r>
-              <w:rPr>
-                <w:rFonts w:ascii="Times New Roman" w:hAnsi="Times New Roman"/>
-                <w:sz w:val="21"/>
-                <w:lang w:val="fr-FR"/>
-              </w:rPr>
-              <w:t xml:space="preserve"> </w:t>
-            </w:r>
-            <w:proofErr w:type="spellStart"/>
-            <w:r>
-              <w:rPr>
-                <w:rFonts w:ascii="Times New Roman" w:hAnsi="Times New Roman"/>
-                <w:sz w:val="21"/>
-                <w:lang w:val="fr-FR"/>
-              </w:rPr>
-              <w:t>plaintext</w:t>
-            </w:r>
-            <w:proofErr w:type="spellEnd"/>
-            <w:r>
-              <w:rPr>
-                <w:rFonts w:ascii="Times New Roman" w:hAnsi="Times New Roman"/>
-                <w:sz w:val="21"/>
-                <w:lang w:val="fr-FR"/>
-              </w:rPr>
-              <w:t xml:space="preserve">. </w:t>
-            </w:r>
-            <w:r>
-              <w:rPr>
-                <w:rFonts w:ascii="Times New Roman" w:hAnsi="Times New Roman"/>
-                <w:sz w:val="21"/>
-              </w:rPr>
-              <w:t xml:space="preserve">Masked </w:t>
-            </w:r>
-            <w:proofErr w:type="spellStart"/>
-            <w:r>
-              <w:rPr>
-                <w:rFonts w:ascii="Times New Roman" w:hAnsi="Times New Roman"/>
-                <w:sz w:val="21"/>
-              </w:rPr>
-              <w:t>trong</w:t>
-            </w:r>
-            <w:proofErr w:type="spellEnd"/>
-            <w:r>
-              <w:rPr>
-                <w:rFonts w:ascii="Times New Roman" w:hAnsi="Times New Roman"/>
-                <w:sz w:val="21"/>
-              </w:rPr>
-              <w:t xml:space="preserve"> </w:t>
-            </w:r>
-            <w:proofErr w:type="spellStart"/>
-            <w:r>
-              <w:rPr>
-                <w:rFonts w:ascii="Times New Roman" w:hAnsi="Times New Roman"/>
-                <w:sz w:val="21"/>
-              </w:rPr>
-              <w:t>mọi</w:t>
-            </w:r>
-            <w:proofErr w:type="spellEnd"/>
-            <w:r>
-              <w:rPr>
-                <w:rFonts w:ascii="Times New Roman" w:hAnsi="Times New Roman"/>
-                <w:sz w:val="21"/>
-              </w:rPr>
-              <w:t xml:space="preserve"> View công khai.</w:t>
+              <w:t>Hash mật khẩu bcrypt (cost factor ≥ 12). Tuyệt đối không lưu plaintext. Masked trong mọi View công khai.</w:t>
             </w:r>
           </w:p>
         </w:tc>
@@ -11770,15 +11276,7 @@
                 <w:rFonts w:ascii="Times New Roman" w:hAnsi="Times New Roman"/>
                 <w:sz w:val="21"/>
               </w:rPr>
-              <w:t xml:space="preserve">SĐT người liên hệ khẩn cấp. Không </w:t>
-            </w:r>
-            <w:r>
-              <w:rPr>
-                <w:rFonts w:ascii="Times New Roman" w:hAnsi="Times New Roman"/>
-                <w:sz w:val="21"/>
-              </w:rPr>
-              <w:lastRenderedPageBreak/>
-              <w:t>được trùng với person.phone của chính hội viên.</w:t>
+              <w:t>SĐT người liên hệ khẩn cấp. Không được trùng với person.phone của chính hội viên.</w:t>
             </w:r>
           </w:p>
         </w:tc>
@@ -12087,88 +11585,13 @@
           <w:p>
             <w:pPr>
               <w:spacing w:before="40" w:after="40" w:line="280" w:lineRule="exact"/>
-              <w:rPr>
-                <w:lang w:val="fr-FR"/>
-              </w:rPr>
-            </w:pPr>
-            <w:r>
-              <w:rPr>
-                <w:rFonts w:ascii="Times New Roman" w:hAnsi="Times New Roman"/>
-                <w:sz w:val="21"/>
-              </w:rPr>
-              <w:t xml:space="preserve">Ghi chú sức khỏe tự khai báo (dị ứng, bệnh nền). </w:t>
-            </w:r>
-            <w:proofErr w:type="spellStart"/>
-            <w:r>
-              <w:rPr>
-                <w:rFonts w:ascii="Times New Roman" w:hAnsi="Times New Roman"/>
-                <w:sz w:val="21"/>
-                <w:lang w:val="fr-FR"/>
-              </w:rPr>
-              <w:t>Chỉ</w:t>
-            </w:r>
-            <w:proofErr w:type="spellEnd"/>
-            <w:r>
-              <w:rPr>
-                <w:rFonts w:ascii="Times New Roman" w:hAnsi="Times New Roman"/>
-                <w:sz w:val="21"/>
-                <w:lang w:val="fr-FR"/>
-              </w:rPr>
-              <w:t xml:space="preserve"> Trainer </w:t>
-            </w:r>
-            <w:proofErr w:type="spellStart"/>
-            <w:r>
-              <w:rPr>
-                <w:rFonts w:ascii="Times New Roman" w:hAnsi="Times New Roman"/>
-                <w:sz w:val="21"/>
-                <w:lang w:val="fr-FR"/>
-              </w:rPr>
-              <w:t>và</w:t>
-            </w:r>
-            <w:proofErr w:type="spellEnd"/>
-            <w:r>
-              <w:rPr>
-                <w:rFonts w:ascii="Times New Roman" w:hAnsi="Times New Roman"/>
-                <w:sz w:val="21"/>
-                <w:lang w:val="fr-FR"/>
-              </w:rPr>
-              <w:t xml:space="preserve"> Admin </w:t>
-            </w:r>
-            <w:proofErr w:type="spellStart"/>
-            <w:r>
-              <w:rPr>
-                <w:rFonts w:ascii="Times New Roman" w:hAnsi="Times New Roman"/>
-                <w:sz w:val="21"/>
-                <w:lang w:val="fr-FR"/>
-              </w:rPr>
-              <w:t>được</w:t>
-            </w:r>
-            <w:proofErr w:type="spellEnd"/>
-            <w:r>
-              <w:rPr>
-                <w:rFonts w:ascii="Times New Roman" w:hAnsi="Times New Roman"/>
-                <w:sz w:val="21"/>
-                <w:lang w:val="fr-FR"/>
-              </w:rPr>
-              <w:t xml:space="preserve"> </w:t>
-            </w:r>
-            <w:proofErr w:type="spellStart"/>
-            <w:r>
-              <w:rPr>
-                <w:rFonts w:ascii="Times New Roman" w:hAnsi="Times New Roman"/>
-                <w:sz w:val="21"/>
-                <w:lang w:val="fr-FR"/>
-              </w:rPr>
-              <w:t>xem</w:t>
-            </w:r>
-            <w:proofErr w:type="spellEnd"/>
-            <w:r>
-              <w:rPr>
-                <w:rFonts w:ascii="Times New Roman" w:hAnsi="Times New Roman"/>
-                <w:sz w:val="21"/>
-                <w:lang w:val="fr-FR"/>
-              </w:rPr>
-              <w:t>.</w:t>
+            </w:pPr>
+            <w:r>
+              <w:rPr>
+                <w:rFonts w:ascii="Times New Roman" w:hAnsi="Times New Roman"/>
+                <w:sz w:val="21"/>
+              </w:rPr>
+              <w:t>Ghi chú sức khỏe tự khai báo (dị ứng, bệnh nền). Chỉ Trainer và Admin được xem.</w:t>
             </w:r>
           </w:p>
         </w:tc>
@@ -12177,18 +11600,12 @@
     <w:p>
       <w:pPr>
         <w:spacing w:after="0"/>
-        <w:rPr>
-          <w:lang w:val="fr-FR"/>
-        </w:rPr>
       </w:pPr>
     </w:p>
     <w:p>
       <w:pPr>
         <w:keepNext/>
         <w:spacing w:before="280" w:after="80"/>
-        <w:rPr>
-          <w:lang w:val="fr-FR"/>
-        </w:rPr>
       </w:pPr>
       <w:r>
         <w:rPr>
@@ -12196,1372 +11613,21 @@
           <w:b/>
           <w:color w:val="17551D"/>
           <w:sz w:val="24"/>
-          <w:lang w:val="fr-FR"/>
         </w:rPr>
-        <w:t xml:space="preserve">ENT-03 — trainer | </w:t>
+        <w:t>ENT-03 — trainer | Subclass của person | Thực thể mạnh</w:t>
       </w:r>
-      <w:proofErr w:type="spellStart"/>
-      <w:r>
-        <w:rPr>
-          <w:rFonts w:ascii="Times New Roman" w:hAnsi="Times New Roman"/>
-          <w:b/>
-          <w:color w:val="17551D"/>
-          <w:sz w:val="24"/>
-          <w:lang w:val="fr-FR"/>
-        </w:rPr>
-        <w:t>Subclass</w:t>
-      </w:r>
-      <w:proofErr w:type="spellEnd"/>
-      <w:r>
-        <w:rPr>
-          <w:rFonts w:ascii="Times New Roman" w:hAnsi="Times New Roman"/>
-          <w:b/>
-          <w:color w:val="17551D"/>
-          <w:sz w:val="24"/>
-          <w:lang w:val="fr-FR"/>
-        </w:rPr>
-        <w:t xml:space="preserve"> </w:t>
-      </w:r>
-      <w:proofErr w:type="spellStart"/>
-      <w:r>
-        <w:rPr>
-          <w:rFonts w:ascii="Times New Roman" w:hAnsi="Times New Roman"/>
-          <w:b/>
-          <w:color w:val="17551D"/>
-          <w:sz w:val="24"/>
-          <w:lang w:val="fr-FR"/>
-        </w:rPr>
-        <w:t>của</w:t>
-      </w:r>
-      <w:proofErr w:type="spellEnd"/>
-      <w:r>
-        <w:rPr>
-          <w:rFonts w:ascii="Times New Roman" w:hAnsi="Times New Roman"/>
-          <w:b/>
-          <w:color w:val="17551D"/>
-          <w:sz w:val="24"/>
-          <w:lang w:val="fr-FR"/>
-        </w:rPr>
-        <w:t xml:space="preserve"> </w:t>
-      </w:r>
-      <w:proofErr w:type="spellStart"/>
-      <w:r>
-        <w:rPr>
-          <w:rFonts w:ascii="Times New Roman" w:hAnsi="Times New Roman"/>
-          <w:b/>
-          <w:color w:val="17551D"/>
-          <w:sz w:val="24"/>
-          <w:lang w:val="fr-FR"/>
-        </w:rPr>
-        <w:t>person</w:t>
-      </w:r>
-      <w:proofErr w:type="spellEnd"/>
-      <w:r>
-        <w:rPr>
-          <w:rFonts w:ascii="Times New Roman" w:hAnsi="Times New Roman"/>
-          <w:b/>
-          <w:color w:val="17551D"/>
-          <w:sz w:val="24"/>
-          <w:lang w:val="fr-FR"/>
-        </w:rPr>
-        <w:t xml:space="preserve"> | </w:t>
-      </w:r>
-      <w:proofErr w:type="spellStart"/>
-      <w:r>
-        <w:rPr>
-          <w:rFonts w:ascii="Times New Roman" w:hAnsi="Times New Roman"/>
-          <w:b/>
-          <w:color w:val="17551D"/>
-          <w:sz w:val="24"/>
-          <w:lang w:val="fr-FR"/>
-        </w:rPr>
-        <w:t>Thực</w:t>
-      </w:r>
-      <w:proofErr w:type="spellEnd"/>
-      <w:r>
-        <w:rPr>
-          <w:rFonts w:ascii="Times New Roman" w:hAnsi="Times New Roman"/>
-          <w:b/>
-          <w:color w:val="17551D"/>
-          <w:sz w:val="24"/>
-          <w:lang w:val="fr-FR"/>
-        </w:rPr>
-        <w:t xml:space="preserve"> </w:t>
-      </w:r>
-      <w:proofErr w:type="spellStart"/>
-      <w:r>
-        <w:rPr>
-          <w:rFonts w:ascii="Times New Roman" w:hAnsi="Times New Roman"/>
-          <w:b/>
-          <w:color w:val="17551D"/>
-          <w:sz w:val="24"/>
-          <w:lang w:val="fr-FR"/>
-        </w:rPr>
-        <w:t>thể</w:t>
-      </w:r>
-      <w:proofErr w:type="spellEnd"/>
-      <w:r>
-        <w:rPr>
-          <w:rFonts w:ascii="Times New Roman" w:hAnsi="Times New Roman"/>
-          <w:b/>
-          <w:color w:val="17551D"/>
-          <w:sz w:val="24"/>
-          <w:lang w:val="fr-FR"/>
-        </w:rPr>
-        <w:t xml:space="preserve"> </w:t>
-      </w:r>
-      <w:proofErr w:type="spellStart"/>
-      <w:r>
-        <w:rPr>
-          <w:rFonts w:ascii="Times New Roman" w:hAnsi="Times New Roman"/>
-          <w:b/>
-          <w:color w:val="17551D"/>
-          <w:sz w:val="24"/>
-          <w:lang w:val="fr-FR"/>
-        </w:rPr>
-        <w:t>mạnh</w:t>
-      </w:r>
-      <w:proofErr w:type="spellEnd"/>
     </w:p>
     <w:p>
       <w:pPr>
         <w:spacing w:before="80" w:after="80" w:line="360" w:lineRule="exact"/>
         <w:ind w:left="283"/>
-        <w:rPr>
-          <w:lang w:val="fr-FR"/>
-        </w:rPr>
       </w:pPr>
       <w:r>
         <w:rPr>
           <w:rFonts w:ascii="Times New Roman" w:hAnsi="Times New Roman"/>
           <w:sz w:val="23"/>
-          <w:lang w:val="fr-FR"/>
         </w:rPr>
-        <w:t xml:space="preserve">Định </w:t>
-      </w:r>
-      <w:proofErr w:type="spellStart"/>
-      <w:r>
-        <w:rPr>
-          <w:rFonts w:ascii="Times New Roman" w:hAnsi="Times New Roman"/>
-          <w:sz w:val="23"/>
-          <w:lang w:val="fr-FR"/>
-        </w:rPr>
-        <w:t>nghĩa</w:t>
-      </w:r>
-      <w:proofErr w:type="spellEnd"/>
-      <w:r>
-        <w:rPr>
-          <w:rFonts w:ascii="Times New Roman" w:hAnsi="Times New Roman"/>
-          <w:sz w:val="23"/>
-          <w:lang w:val="fr-FR"/>
-        </w:rPr>
-        <w:t xml:space="preserve"> </w:t>
-      </w:r>
-      <w:proofErr w:type="spellStart"/>
-      <w:r>
-        <w:rPr>
-          <w:rFonts w:ascii="Times New Roman" w:hAnsi="Times New Roman"/>
-          <w:sz w:val="23"/>
-          <w:lang w:val="fr-FR"/>
-        </w:rPr>
-        <w:t>ngữ</w:t>
-      </w:r>
-      <w:proofErr w:type="spellEnd"/>
-      <w:r>
-        <w:rPr>
-          <w:rFonts w:ascii="Times New Roman" w:hAnsi="Times New Roman"/>
-          <w:sz w:val="23"/>
-          <w:lang w:val="fr-FR"/>
-        </w:rPr>
-        <w:t xml:space="preserve"> </w:t>
-      </w:r>
-      <w:proofErr w:type="spellStart"/>
-      <w:r>
-        <w:rPr>
-          <w:rFonts w:ascii="Times New Roman" w:hAnsi="Times New Roman"/>
-          <w:sz w:val="23"/>
-          <w:lang w:val="fr-FR"/>
-        </w:rPr>
-        <w:t>nghĩa</w:t>
-      </w:r>
-      <w:proofErr w:type="spellEnd"/>
-      <w:r>
-        <w:rPr>
-          <w:rFonts w:ascii="Times New Roman" w:hAnsi="Times New Roman"/>
-          <w:sz w:val="23"/>
-          <w:lang w:val="fr-FR"/>
-        </w:rPr>
-        <w:t xml:space="preserve">: </w:t>
-      </w:r>
-      <w:proofErr w:type="spellStart"/>
-      <w:r>
-        <w:rPr>
-          <w:rFonts w:ascii="Times New Roman" w:hAnsi="Times New Roman"/>
-          <w:sz w:val="23"/>
-          <w:lang w:val="fr-FR"/>
-        </w:rPr>
-        <w:t>Đại</w:t>
-      </w:r>
-      <w:proofErr w:type="spellEnd"/>
-      <w:r>
-        <w:rPr>
-          <w:rFonts w:ascii="Times New Roman" w:hAnsi="Times New Roman"/>
-          <w:sz w:val="23"/>
-          <w:lang w:val="fr-FR"/>
-        </w:rPr>
-        <w:t xml:space="preserve"> </w:t>
-      </w:r>
-      <w:proofErr w:type="spellStart"/>
-      <w:r>
-        <w:rPr>
-          <w:rFonts w:ascii="Times New Roman" w:hAnsi="Times New Roman"/>
-          <w:sz w:val="23"/>
-          <w:lang w:val="fr-FR"/>
-        </w:rPr>
-        <w:t>diện</w:t>
-      </w:r>
-      <w:proofErr w:type="spellEnd"/>
-      <w:r>
-        <w:rPr>
-          <w:rFonts w:ascii="Times New Roman" w:hAnsi="Times New Roman"/>
-          <w:sz w:val="23"/>
-          <w:lang w:val="fr-FR"/>
-        </w:rPr>
-        <w:t xml:space="preserve"> </w:t>
-      </w:r>
-      <w:proofErr w:type="spellStart"/>
-      <w:r>
-        <w:rPr>
-          <w:rFonts w:ascii="Times New Roman" w:hAnsi="Times New Roman"/>
-          <w:sz w:val="23"/>
-          <w:lang w:val="fr-FR"/>
-        </w:rPr>
-        <w:t>cho</w:t>
-      </w:r>
-      <w:proofErr w:type="spellEnd"/>
-      <w:r>
-        <w:rPr>
-          <w:rFonts w:ascii="Times New Roman" w:hAnsi="Times New Roman"/>
-          <w:sz w:val="23"/>
-          <w:lang w:val="fr-FR"/>
-        </w:rPr>
-        <w:t xml:space="preserve"> </w:t>
-      </w:r>
-      <w:proofErr w:type="spellStart"/>
-      <w:r>
-        <w:rPr>
-          <w:rFonts w:ascii="Times New Roman" w:hAnsi="Times New Roman"/>
-          <w:sz w:val="23"/>
-          <w:lang w:val="fr-FR"/>
-        </w:rPr>
-        <w:t>huấn</w:t>
-      </w:r>
-      <w:proofErr w:type="spellEnd"/>
-      <w:r>
-        <w:rPr>
-          <w:rFonts w:ascii="Times New Roman" w:hAnsi="Times New Roman"/>
-          <w:sz w:val="23"/>
-          <w:lang w:val="fr-FR"/>
-        </w:rPr>
-        <w:t xml:space="preserve"> </w:t>
-      </w:r>
-      <w:proofErr w:type="spellStart"/>
-      <w:r>
-        <w:rPr>
-          <w:rFonts w:ascii="Times New Roman" w:hAnsi="Times New Roman"/>
-          <w:sz w:val="23"/>
-          <w:lang w:val="fr-FR"/>
-        </w:rPr>
-        <w:t>luyện</w:t>
-      </w:r>
-      <w:proofErr w:type="spellEnd"/>
-      <w:r>
-        <w:rPr>
-          <w:rFonts w:ascii="Times New Roman" w:hAnsi="Times New Roman"/>
-          <w:sz w:val="23"/>
-          <w:lang w:val="fr-FR"/>
-        </w:rPr>
-        <w:t xml:space="preserve"> </w:t>
-      </w:r>
-      <w:proofErr w:type="spellStart"/>
-      <w:r>
-        <w:rPr>
-          <w:rFonts w:ascii="Times New Roman" w:hAnsi="Times New Roman"/>
-          <w:sz w:val="23"/>
-          <w:lang w:val="fr-FR"/>
-        </w:rPr>
-        <w:t>viên</w:t>
-      </w:r>
-      <w:proofErr w:type="spellEnd"/>
-      <w:r>
-        <w:rPr>
-          <w:rFonts w:ascii="Times New Roman" w:hAnsi="Times New Roman"/>
-          <w:sz w:val="23"/>
-          <w:lang w:val="fr-FR"/>
-        </w:rPr>
-        <w:t xml:space="preserve"> </w:t>
-      </w:r>
-      <w:proofErr w:type="spellStart"/>
-      <w:r>
-        <w:rPr>
-          <w:rFonts w:ascii="Times New Roman" w:hAnsi="Times New Roman"/>
-          <w:sz w:val="23"/>
-          <w:lang w:val="fr-FR"/>
-        </w:rPr>
-        <w:t>chịu</w:t>
-      </w:r>
-      <w:proofErr w:type="spellEnd"/>
-      <w:r>
-        <w:rPr>
-          <w:rFonts w:ascii="Times New Roman" w:hAnsi="Times New Roman"/>
-          <w:sz w:val="23"/>
-          <w:lang w:val="fr-FR"/>
-        </w:rPr>
-        <w:t xml:space="preserve"> </w:t>
-      </w:r>
-      <w:proofErr w:type="spellStart"/>
-      <w:r>
-        <w:rPr>
-          <w:rFonts w:ascii="Times New Roman" w:hAnsi="Times New Roman"/>
-          <w:sz w:val="23"/>
-          <w:lang w:val="fr-FR"/>
-        </w:rPr>
-        <w:t>trách</w:t>
-      </w:r>
-      <w:proofErr w:type="spellEnd"/>
-      <w:r>
-        <w:rPr>
-          <w:rFonts w:ascii="Times New Roman" w:hAnsi="Times New Roman"/>
-          <w:sz w:val="23"/>
-          <w:lang w:val="fr-FR"/>
-        </w:rPr>
-        <w:t xml:space="preserve"> </w:t>
-      </w:r>
-      <w:proofErr w:type="spellStart"/>
-      <w:r>
-        <w:rPr>
-          <w:rFonts w:ascii="Times New Roman" w:hAnsi="Times New Roman"/>
-          <w:sz w:val="23"/>
-          <w:lang w:val="fr-FR"/>
-        </w:rPr>
-        <w:t>nhiệm</w:t>
-      </w:r>
-      <w:proofErr w:type="spellEnd"/>
-      <w:r>
-        <w:rPr>
-          <w:rFonts w:ascii="Times New Roman" w:hAnsi="Times New Roman"/>
-          <w:sz w:val="23"/>
-          <w:lang w:val="fr-FR"/>
-        </w:rPr>
-        <w:t xml:space="preserve"> </w:t>
-      </w:r>
-      <w:proofErr w:type="spellStart"/>
-      <w:r>
-        <w:rPr>
-          <w:rFonts w:ascii="Times New Roman" w:hAnsi="Times New Roman"/>
-          <w:sz w:val="23"/>
-          <w:lang w:val="fr-FR"/>
-        </w:rPr>
-        <w:t>dẫn</w:t>
-      </w:r>
-      <w:proofErr w:type="spellEnd"/>
-      <w:r>
-        <w:rPr>
-          <w:rFonts w:ascii="Times New Roman" w:hAnsi="Times New Roman"/>
-          <w:sz w:val="23"/>
-          <w:lang w:val="fr-FR"/>
-        </w:rPr>
-        <w:t xml:space="preserve"> </w:t>
-      </w:r>
-      <w:proofErr w:type="spellStart"/>
-      <w:r>
-        <w:rPr>
-          <w:rFonts w:ascii="Times New Roman" w:hAnsi="Times New Roman"/>
-          <w:sz w:val="23"/>
-          <w:lang w:val="fr-FR"/>
-        </w:rPr>
-        <w:t>dắt</w:t>
-      </w:r>
-      <w:proofErr w:type="spellEnd"/>
-      <w:r>
-        <w:rPr>
-          <w:rFonts w:ascii="Times New Roman" w:hAnsi="Times New Roman"/>
-          <w:sz w:val="23"/>
-          <w:lang w:val="fr-FR"/>
-        </w:rPr>
-        <w:t xml:space="preserve"> </w:t>
-      </w:r>
-      <w:proofErr w:type="spellStart"/>
-      <w:r>
-        <w:rPr>
-          <w:rFonts w:ascii="Times New Roman" w:hAnsi="Times New Roman"/>
-          <w:sz w:val="23"/>
-          <w:lang w:val="fr-FR"/>
-        </w:rPr>
-        <w:t>các</w:t>
-      </w:r>
-      <w:proofErr w:type="spellEnd"/>
-      <w:r>
-        <w:rPr>
-          <w:rFonts w:ascii="Times New Roman" w:hAnsi="Times New Roman"/>
-          <w:sz w:val="23"/>
-          <w:lang w:val="fr-FR"/>
-        </w:rPr>
-        <w:t xml:space="preserve"> </w:t>
-      </w:r>
-      <w:proofErr w:type="spellStart"/>
-      <w:r>
-        <w:rPr>
-          <w:rFonts w:ascii="Times New Roman" w:hAnsi="Times New Roman"/>
-          <w:sz w:val="23"/>
-          <w:lang w:val="fr-FR"/>
-        </w:rPr>
-        <w:t>buổi</w:t>
-      </w:r>
-      <w:proofErr w:type="spellEnd"/>
-      <w:r>
-        <w:rPr>
-          <w:rFonts w:ascii="Times New Roman" w:hAnsi="Times New Roman"/>
-          <w:sz w:val="23"/>
-          <w:lang w:val="fr-FR"/>
-        </w:rPr>
-        <w:t xml:space="preserve"> </w:t>
-      </w:r>
-      <w:proofErr w:type="spellStart"/>
-      <w:r>
-        <w:rPr>
-          <w:rFonts w:ascii="Times New Roman" w:hAnsi="Times New Roman"/>
-          <w:sz w:val="23"/>
-          <w:lang w:val="fr-FR"/>
-        </w:rPr>
-        <w:t>tập</w:t>
-      </w:r>
-      <w:proofErr w:type="spellEnd"/>
-      <w:r>
-        <w:rPr>
-          <w:rFonts w:ascii="Times New Roman" w:hAnsi="Times New Roman"/>
-          <w:sz w:val="23"/>
-          <w:lang w:val="fr-FR"/>
-        </w:rPr>
-        <w:t xml:space="preserve"> </w:t>
-      </w:r>
-      <w:proofErr w:type="spellStart"/>
-      <w:r>
-        <w:rPr>
-          <w:rFonts w:ascii="Times New Roman" w:hAnsi="Times New Roman"/>
-          <w:sz w:val="23"/>
-          <w:lang w:val="fr-FR"/>
-        </w:rPr>
-        <w:t>cá</w:t>
-      </w:r>
-      <w:proofErr w:type="spellEnd"/>
-      <w:r>
-        <w:rPr>
-          <w:rFonts w:ascii="Times New Roman" w:hAnsi="Times New Roman"/>
-          <w:sz w:val="23"/>
-          <w:lang w:val="fr-FR"/>
-        </w:rPr>
-        <w:t xml:space="preserve"> </w:t>
-      </w:r>
-      <w:proofErr w:type="spellStart"/>
-      <w:r>
-        <w:rPr>
-          <w:rFonts w:ascii="Times New Roman" w:hAnsi="Times New Roman"/>
-          <w:sz w:val="23"/>
-          <w:lang w:val="fr-FR"/>
-        </w:rPr>
-        <w:t>nhân</w:t>
-      </w:r>
-      <w:proofErr w:type="spellEnd"/>
-      <w:r>
-        <w:rPr>
-          <w:rFonts w:ascii="Times New Roman" w:hAnsi="Times New Roman"/>
-          <w:sz w:val="23"/>
-          <w:lang w:val="fr-FR"/>
-        </w:rPr>
-        <w:t xml:space="preserve"> (PT Session) </w:t>
-      </w:r>
-      <w:proofErr w:type="spellStart"/>
-      <w:r>
-        <w:rPr>
-          <w:rFonts w:ascii="Times New Roman" w:hAnsi="Times New Roman"/>
-          <w:sz w:val="23"/>
-          <w:lang w:val="fr-FR"/>
-        </w:rPr>
-        <w:t>và</w:t>
-      </w:r>
-      <w:proofErr w:type="spellEnd"/>
-      <w:r>
-        <w:rPr>
-          <w:rFonts w:ascii="Times New Roman" w:hAnsi="Times New Roman"/>
-          <w:sz w:val="23"/>
-          <w:lang w:val="fr-FR"/>
-        </w:rPr>
-        <w:t>/</w:t>
-      </w:r>
-      <w:proofErr w:type="spellStart"/>
-      <w:r>
-        <w:rPr>
-          <w:rFonts w:ascii="Times New Roman" w:hAnsi="Times New Roman"/>
-          <w:sz w:val="23"/>
-          <w:lang w:val="fr-FR"/>
-        </w:rPr>
-        <w:t>hoặc</w:t>
-      </w:r>
-      <w:proofErr w:type="spellEnd"/>
-      <w:r>
-        <w:rPr>
-          <w:rFonts w:ascii="Times New Roman" w:hAnsi="Times New Roman"/>
-          <w:sz w:val="23"/>
-          <w:lang w:val="fr-FR"/>
-        </w:rPr>
-        <w:t xml:space="preserve"> </w:t>
-      </w:r>
-      <w:proofErr w:type="spellStart"/>
-      <w:r>
-        <w:rPr>
-          <w:rFonts w:ascii="Times New Roman" w:hAnsi="Times New Roman"/>
-          <w:sz w:val="23"/>
-          <w:lang w:val="fr-FR"/>
-        </w:rPr>
-        <w:t>lớp</w:t>
-      </w:r>
-      <w:proofErr w:type="spellEnd"/>
-      <w:r>
-        <w:rPr>
-          <w:rFonts w:ascii="Times New Roman" w:hAnsi="Times New Roman"/>
-          <w:sz w:val="23"/>
-          <w:lang w:val="fr-FR"/>
-        </w:rPr>
-        <w:t xml:space="preserve"> </w:t>
-      </w:r>
-      <w:proofErr w:type="spellStart"/>
-      <w:r>
-        <w:rPr>
-          <w:rFonts w:ascii="Times New Roman" w:hAnsi="Times New Roman"/>
-          <w:sz w:val="23"/>
-          <w:lang w:val="fr-FR"/>
-        </w:rPr>
-        <w:t>học</w:t>
-      </w:r>
-      <w:proofErr w:type="spellEnd"/>
-      <w:r>
-        <w:rPr>
-          <w:rFonts w:ascii="Times New Roman" w:hAnsi="Times New Roman"/>
-          <w:sz w:val="23"/>
-          <w:lang w:val="fr-FR"/>
-        </w:rPr>
-        <w:t xml:space="preserve"> </w:t>
-      </w:r>
-      <w:proofErr w:type="spellStart"/>
-      <w:r>
-        <w:rPr>
-          <w:rFonts w:ascii="Times New Roman" w:hAnsi="Times New Roman"/>
-          <w:sz w:val="23"/>
-          <w:lang w:val="fr-FR"/>
-        </w:rPr>
-        <w:t>nhóm</w:t>
-      </w:r>
-      <w:proofErr w:type="spellEnd"/>
-      <w:r>
-        <w:rPr>
-          <w:rFonts w:ascii="Times New Roman" w:hAnsi="Times New Roman"/>
-          <w:sz w:val="23"/>
-          <w:lang w:val="fr-FR"/>
-        </w:rPr>
-        <w:t xml:space="preserve"> (Group Class) </w:t>
-      </w:r>
-      <w:proofErr w:type="spellStart"/>
-      <w:r>
-        <w:rPr>
-          <w:rFonts w:ascii="Times New Roman" w:hAnsi="Times New Roman"/>
-          <w:sz w:val="23"/>
-          <w:lang w:val="fr-FR"/>
-        </w:rPr>
-        <w:t>tại</w:t>
-      </w:r>
-      <w:proofErr w:type="spellEnd"/>
-      <w:r>
-        <w:rPr>
-          <w:rFonts w:ascii="Times New Roman" w:hAnsi="Times New Roman"/>
-          <w:sz w:val="23"/>
-          <w:lang w:val="fr-FR"/>
-        </w:rPr>
-        <w:t xml:space="preserve"> </w:t>
-      </w:r>
-      <w:proofErr w:type="spellStart"/>
-      <w:r>
-        <w:rPr>
-          <w:rFonts w:ascii="Times New Roman" w:hAnsi="Times New Roman"/>
-          <w:sz w:val="23"/>
-          <w:lang w:val="fr-FR"/>
-        </w:rPr>
-        <w:t>phòng</w:t>
-      </w:r>
-      <w:proofErr w:type="spellEnd"/>
-      <w:r>
-        <w:rPr>
-          <w:rFonts w:ascii="Times New Roman" w:hAnsi="Times New Roman"/>
-          <w:sz w:val="23"/>
-          <w:lang w:val="fr-FR"/>
-        </w:rPr>
-        <w:t xml:space="preserve"> gym. </w:t>
-      </w:r>
-      <w:proofErr w:type="spellStart"/>
-      <w:r>
-        <w:rPr>
-          <w:rFonts w:ascii="Times New Roman" w:hAnsi="Times New Roman"/>
-          <w:sz w:val="23"/>
-          <w:lang w:val="fr-FR"/>
-        </w:rPr>
-        <w:t>Mỗi</w:t>
-      </w:r>
-      <w:proofErr w:type="spellEnd"/>
-      <w:r>
-        <w:rPr>
-          <w:rFonts w:ascii="Times New Roman" w:hAnsi="Times New Roman"/>
-          <w:sz w:val="23"/>
-          <w:lang w:val="fr-FR"/>
-        </w:rPr>
-        <w:t xml:space="preserve"> Trainer </w:t>
-      </w:r>
-      <w:proofErr w:type="spellStart"/>
-      <w:r>
-        <w:rPr>
-          <w:rFonts w:ascii="Times New Roman" w:hAnsi="Times New Roman"/>
-          <w:sz w:val="23"/>
-          <w:lang w:val="fr-FR"/>
-        </w:rPr>
-        <w:t>có</w:t>
-      </w:r>
-      <w:proofErr w:type="spellEnd"/>
-      <w:r>
-        <w:rPr>
-          <w:rFonts w:ascii="Times New Roman" w:hAnsi="Times New Roman"/>
-          <w:sz w:val="23"/>
-          <w:lang w:val="fr-FR"/>
-        </w:rPr>
-        <w:t xml:space="preserve"> </w:t>
-      </w:r>
-      <w:proofErr w:type="spellStart"/>
-      <w:r>
-        <w:rPr>
-          <w:rFonts w:ascii="Times New Roman" w:hAnsi="Times New Roman"/>
-          <w:sz w:val="23"/>
-          <w:lang w:val="fr-FR"/>
-        </w:rPr>
-        <w:t>thể</w:t>
-      </w:r>
-      <w:proofErr w:type="spellEnd"/>
-      <w:r>
-        <w:rPr>
-          <w:rFonts w:ascii="Times New Roman" w:hAnsi="Times New Roman"/>
-          <w:sz w:val="23"/>
-          <w:lang w:val="fr-FR"/>
-        </w:rPr>
-        <w:t xml:space="preserve"> </w:t>
-      </w:r>
-      <w:proofErr w:type="spellStart"/>
-      <w:r>
-        <w:rPr>
-          <w:rFonts w:ascii="Times New Roman" w:hAnsi="Times New Roman"/>
-          <w:sz w:val="23"/>
-          <w:lang w:val="fr-FR"/>
-        </w:rPr>
-        <w:t>có</w:t>
-      </w:r>
-      <w:proofErr w:type="spellEnd"/>
-      <w:r>
-        <w:rPr>
-          <w:rFonts w:ascii="Times New Roman" w:hAnsi="Times New Roman"/>
-          <w:sz w:val="23"/>
-          <w:lang w:val="fr-FR"/>
-        </w:rPr>
-        <w:t xml:space="preserve"> </w:t>
-      </w:r>
-      <w:proofErr w:type="spellStart"/>
-      <w:r>
-        <w:rPr>
-          <w:rFonts w:ascii="Times New Roman" w:hAnsi="Times New Roman"/>
-          <w:sz w:val="23"/>
-          <w:lang w:val="fr-FR"/>
-        </w:rPr>
-        <w:t>nhiều</w:t>
-      </w:r>
-      <w:proofErr w:type="spellEnd"/>
-      <w:r>
-        <w:rPr>
-          <w:rFonts w:ascii="Times New Roman" w:hAnsi="Times New Roman"/>
-          <w:sz w:val="23"/>
-          <w:lang w:val="fr-FR"/>
-        </w:rPr>
-        <w:t xml:space="preserve"> </w:t>
-      </w:r>
-      <w:proofErr w:type="spellStart"/>
-      <w:r>
-        <w:rPr>
-          <w:rFonts w:ascii="Times New Roman" w:hAnsi="Times New Roman"/>
-          <w:sz w:val="23"/>
-          <w:lang w:val="fr-FR"/>
-        </w:rPr>
-        <w:t>chuyên</w:t>
-      </w:r>
-      <w:proofErr w:type="spellEnd"/>
-      <w:r>
-        <w:rPr>
-          <w:rFonts w:ascii="Times New Roman" w:hAnsi="Times New Roman"/>
-          <w:sz w:val="23"/>
-          <w:lang w:val="fr-FR"/>
-        </w:rPr>
-        <w:t xml:space="preserve"> môn (</w:t>
-      </w:r>
-      <w:proofErr w:type="spellStart"/>
-      <w:r>
-        <w:rPr>
-          <w:rFonts w:ascii="Times New Roman" w:hAnsi="Times New Roman"/>
-          <w:sz w:val="23"/>
-          <w:lang w:val="fr-FR"/>
-        </w:rPr>
-        <w:t>specialization</w:t>
-      </w:r>
-      <w:proofErr w:type="spellEnd"/>
-      <w:r>
-        <w:rPr>
-          <w:rFonts w:ascii="Times New Roman" w:hAnsi="Times New Roman"/>
-          <w:sz w:val="23"/>
-          <w:lang w:val="fr-FR"/>
-        </w:rPr>
-        <w:t xml:space="preserve">) </w:t>
-      </w:r>
-      <w:proofErr w:type="spellStart"/>
-      <w:r>
-        <w:rPr>
-          <w:rFonts w:ascii="Times New Roman" w:hAnsi="Times New Roman"/>
-          <w:sz w:val="23"/>
-          <w:lang w:val="fr-FR"/>
-        </w:rPr>
-        <w:t>khác</w:t>
-      </w:r>
-      <w:proofErr w:type="spellEnd"/>
-      <w:r>
-        <w:rPr>
-          <w:rFonts w:ascii="Times New Roman" w:hAnsi="Times New Roman"/>
-          <w:sz w:val="23"/>
-          <w:lang w:val="fr-FR"/>
-        </w:rPr>
-        <w:t xml:space="preserve"> </w:t>
-      </w:r>
-      <w:proofErr w:type="spellStart"/>
-      <w:r>
-        <w:rPr>
-          <w:rFonts w:ascii="Times New Roman" w:hAnsi="Times New Roman"/>
-          <w:sz w:val="23"/>
-          <w:lang w:val="fr-FR"/>
-        </w:rPr>
-        <w:t>nhau</w:t>
-      </w:r>
-      <w:proofErr w:type="spellEnd"/>
-      <w:r>
-        <w:rPr>
-          <w:rFonts w:ascii="Times New Roman" w:hAnsi="Times New Roman"/>
-          <w:sz w:val="23"/>
-          <w:lang w:val="fr-FR"/>
-        </w:rPr>
-        <w:t xml:space="preserve"> — </w:t>
-      </w:r>
-      <w:proofErr w:type="spellStart"/>
-      <w:r>
-        <w:rPr>
-          <w:rFonts w:ascii="Times New Roman" w:hAnsi="Times New Roman"/>
-          <w:sz w:val="23"/>
-          <w:lang w:val="fr-FR"/>
-        </w:rPr>
-        <w:t>đây</w:t>
-      </w:r>
-      <w:proofErr w:type="spellEnd"/>
-      <w:r>
-        <w:rPr>
-          <w:rFonts w:ascii="Times New Roman" w:hAnsi="Times New Roman"/>
-          <w:sz w:val="23"/>
-          <w:lang w:val="fr-FR"/>
-        </w:rPr>
-        <w:t xml:space="preserve"> là </w:t>
-      </w:r>
-      <w:proofErr w:type="spellStart"/>
-      <w:r>
-        <w:rPr>
-          <w:rFonts w:ascii="Times New Roman" w:hAnsi="Times New Roman"/>
-          <w:sz w:val="23"/>
-          <w:lang w:val="fr-FR"/>
-        </w:rPr>
-        <w:t>thuộc</w:t>
-      </w:r>
-      <w:proofErr w:type="spellEnd"/>
-      <w:r>
-        <w:rPr>
-          <w:rFonts w:ascii="Times New Roman" w:hAnsi="Times New Roman"/>
-          <w:sz w:val="23"/>
-          <w:lang w:val="fr-FR"/>
-        </w:rPr>
-        <w:t xml:space="preserve"> </w:t>
-      </w:r>
-      <w:proofErr w:type="spellStart"/>
-      <w:r>
-        <w:rPr>
-          <w:rFonts w:ascii="Times New Roman" w:hAnsi="Times New Roman"/>
-          <w:sz w:val="23"/>
-          <w:lang w:val="fr-FR"/>
-        </w:rPr>
-        <w:t>tính</w:t>
-      </w:r>
-      <w:proofErr w:type="spellEnd"/>
-      <w:r>
-        <w:rPr>
-          <w:rFonts w:ascii="Times New Roman" w:hAnsi="Times New Roman"/>
-          <w:sz w:val="23"/>
-          <w:lang w:val="fr-FR"/>
-        </w:rPr>
-        <w:t xml:space="preserve"> </w:t>
-      </w:r>
-      <w:proofErr w:type="spellStart"/>
-      <w:r>
-        <w:rPr>
-          <w:rFonts w:ascii="Times New Roman" w:hAnsi="Times New Roman"/>
-          <w:sz w:val="23"/>
-          <w:lang w:val="fr-FR"/>
-        </w:rPr>
-        <w:t>đa</w:t>
-      </w:r>
-      <w:proofErr w:type="spellEnd"/>
-      <w:r>
-        <w:rPr>
-          <w:rFonts w:ascii="Times New Roman" w:hAnsi="Times New Roman"/>
-          <w:sz w:val="23"/>
-          <w:lang w:val="fr-FR"/>
-        </w:rPr>
-        <w:t xml:space="preserve"> </w:t>
-      </w:r>
-      <w:proofErr w:type="spellStart"/>
-      <w:r>
-        <w:rPr>
-          <w:rFonts w:ascii="Times New Roman" w:hAnsi="Times New Roman"/>
-          <w:sz w:val="23"/>
-          <w:lang w:val="fr-FR"/>
-        </w:rPr>
-        <w:t>trị</w:t>
-      </w:r>
-      <w:proofErr w:type="spellEnd"/>
-      <w:r>
-        <w:rPr>
-          <w:rFonts w:ascii="Times New Roman" w:hAnsi="Times New Roman"/>
-          <w:sz w:val="23"/>
-          <w:lang w:val="fr-FR"/>
-        </w:rPr>
-        <w:t xml:space="preserve"> (</w:t>
-      </w:r>
-      <w:proofErr w:type="spellStart"/>
-      <w:r>
-        <w:rPr>
-          <w:rFonts w:ascii="Times New Roman" w:hAnsi="Times New Roman"/>
-          <w:sz w:val="23"/>
-          <w:lang w:val="fr-FR"/>
-        </w:rPr>
-        <w:t>Multivalued</w:t>
-      </w:r>
-      <w:proofErr w:type="spellEnd"/>
-      <w:r>
-        <w:rPr>
-          <w:rFonts w:ascii="Times New Roman" w:hAnsi="Times New Roman"/>
-          <w:sz w:val="23"/>
-          <w:lang w:val="fr-FR"/>
-        </w:rPr>
-        <w:t xml:space="preserve"> </w:t>
-      </w:r>
-      <w:proofErr w:type="spellStart"/>
-      <w:r>
-        <w:rPr>
-          <w:rFonts w:ascii="Times New Roman" w:hAnsi="Times New Roman"/>
-          <w:sz w:val="23"/>
-          <w:lang w:val="fr-FR"/>
-        </w:rPr>
-        <w:t>Attribute</w:t>
-      </w:r>
-      <w:proofErr w:type="spellEnd"/>
-      <w:r>
-        <w:rPr>
-          <w:rFonts w:ascii="Times New Roman" w:hAnsi="Times New Roman"/>
-          <w:sz w:val="23"/>
-          <w:lang w:val="fr-FR"/>
-        </w:rPr>
-        <w:t xml:space="preserve">) </w:t>
-      </w:r>
-      <w:proofErr w:type="spellStart"/>
-      <w:r>
-        <w:rPr>
-          <w:rFonts w:ascii="Times New Roman" w:hAnsi="Times New Roman"/>
-          <w:sz w:val="23"/>
-          <w:lang w:val="fr-FR"/>
-        </w:rPr>
-        <w:t>trong</w:t>
-      </w:r>
-      <w:proofErr w:type="spellEnd"/>
-      <w:r>
-        <w:rPr>
-          <w:rFonts w:ascii="Times New Roman" w:hAnsi="Times New Roman"/>
-          <w:sz w:val="23"/>
-          <w:lang w:val="fr-FR"/>
-        </w:rPr>
-        <w:t xml:space="preserve"> </w:t>
-      </w:r>
-      <w:proofErr w:type="spellStart"/>
-      <w:r>
-        <w:rPr>
-          <w:rFonts w:ascii="Times New Roman" w:hAnsi="Times New Roman"/>
-          <w:sz w:val="23"/>
-          <w:lang w:val="fr-FR"/>
-        </w:rPr>
-        <w:t>mô</w:t>
-      </w:r>
-      <w:proofErr w:type="spellEnd"/>
-      <w:r>
-        <w:rPr>
-          <w:rFonts w:ascii="Times New Roman" w:hAnsi="Times New Roman"/>
-          <w:sz w:val="23"/>
-          <w:lang w:val="fr-FR"/>
-        </w:rPr>
-        <w:t xml:space="preserve"> </w:t>
-      </w:r>
-      <w:proofErr w:type="spellStart"/>
-      <w:r>
-        <w:rPr>
-          <w:rFonts w:ascii="Times New Roman" w:hAnsi="Times New Roman"/>
-          <w:sz w:val="23"/>
-          <w:lang w:val="fr-FR"/>
-        </w:rPr>
-        <w:t>hình</w:t>
-      </w:r>
-      <w:proofErr w:type="spellEnd"/>
-      <w:r>
-        <w:rPr>
-          <w:rFonts w:ascii="Times New Roman" w:hAnsi="Times New Roman"/>
-          <w:sz w:val="23"/>
-          <w:lang w:val="fr-FR"/>
-        </w:rPr>
-        <w:t xml:space="preserve"> EER. </w:t>
-      </w:r>
-      <w:proofErr w:type="spellStart"/>
-      <w:r>
-        <w:rPr>
-          <w:rFonts w:ascii="Times New Roman" w:hAnsi="Times New Roman"/>
-          <w:sz w:val="23"/>
-          <w:lang w:val="fr-FR"/>
-        </w:rPr>
-        <w:t>Hệ</w:t>
-      </w:r>
-      <w:proofErr w:type="spellEnd"/>
-      <w:r>
-        <w:rPr>
-          <w:rFonts w:ascii="Times New Roman" w:hAnsi="Times New Roman"/>
-          <w:sz w:val="23"/>
-          <w:lang w:val="fr-FR"/>
-        </w:rPr>
-        <w:t xml:space="preserve"> </w:t>
-      </w:r>
-      <w:proofErr w:type="spellStart"/>
-      <w:r>
-        <w:rPr>
-          <w:rFonts w:ascii="Times New Roman" w:hAnsi="Times New Roman"/>
-          <w:sz w:val="23"/>
-          <w:lang w:val="fr-FR"/>
-        </w:rPr>
-        <w:t>thống</w:t>
-      </w:r>
-      <w:proofErr w:type="spellEnd"/>
-      <w:r>
-        <w:rPr>
-          <w:rFonts w:ascii="Times New Roman" w:hAnsi="Times New Roman"/>
-          <w:sz w:val="23"/>
-          <w:lang w:val="fr-FR"/>
-        </w:rPr>
-        <w:t xml:space="preserve"> </w:t>
-      </w:r>
-      <w:proofErr w:type="spellStart"/>
-      <w:r>
-        <w:rPr>
-          <w:rFonts w:ascii="Times New Roman" w:hAnsi="Times New Roman"/>
-          <w:sz w:val="23"/>
-          <w:lang w:val="fr-FR"/>
-        </w:rPr>
-        <w:t>lưu</w:t>
-      </w:r>
-      <w:proofErr w:type="spellEnd"/>
-      <w:r>
-        <w:rPr>
-          <w:rFonts w:ascii="Times New Roman" w:hAnsi="Times New Roman"/>
-          <w:sz w:val="23"/>
-          <w:lang w:val="fr-FR"/>
-        </w:rPr>
-        <w:t xml:space="preserve"> </w:t>
-      </w:r>
-      <w:proofErr w:type="spellStart"/>
-      <w:r>
-        <w:rPr>
-          <w:rFonts w:ascii="Times New Roman" w:hAnsi="Times New Roman"/>
-          <w:sz w:val="23"/>
-          <w:lang w:val="fr-FR"/>
-        </w:rPr>
-        <w:t>trữ</w:t>
-      </w:r>
-      <w:proofErr w:type="spellEnd"/>
-      <w:r>
-        <w:rPr>
-          <w:rFonts w:ascii="Times New Roman" w:hAnsi="Times New Roman"/>
-          <w:sz w:val="23"/>
-          <w:lang w:val="fr-FR"/>
-        </w:rPr>
-        <w:t xml:space="preserve"> </w:t>
-      </w:r>
-      <w:proofErr w:type="spellStart"/>
-      <w:r>
-        <w:rPr>
-          <w:rFonts w:ascii="Times New Roman" w:hAnsi="Times New Roman"/>
-          <w:sz w:val="23"/>
-          <w:lang w:val="fr-FR"/>
-        </w:rPr>
-        <w:t>thông</w:t>
-      </w:r>
-      <w:proofErr w:type="spellEnd"/>
-      <w:r>
-        <w:rPr>
-          <w:rFonts w:ascii="Times New Roman" w:hAnsi="Times New Roman"/>
-          <w:sz w:val="23"/>
-          <w:lang w:val="fr-FR"/>
-        </w:rPr>
-        <w:t xml:space="preserve"> tin </w:t>
-      </w:r>
-      <w:proofErr w:type="spellStart"/>
-      <w:r>
-        <w:rPr>
-          <w:rFonts w:ascii="Times New Roman" w:hAnsi="Times New Roman"/>
-          <w:sz w:val="23"/>
-          <w:lang w:val="fr-FR"/>
-        </w:rPr>
-        <w:t>chứng</w:t>
-      </w:r>
-      <w:proofErr w:type="spellEnd"/>
-      <w:r>
-        <w:rPr>
-          <w:rFonts w:ascii="Times New Roman" w:hAnsi="Times New Roman"/>
-          <w:sz w:val="23"/>
-          <w:lang w:val="fr-FR"/>
-        </w:rPr>
-        <w:t xml:space="preserve"> </w:t>
-      </w:r>
-      <w:proofErr w:type="spellStart"/>
-      <w:r>
-        <w:rPr>
-          <w:rFonts w:ascii="Times New Roman" w:hAnsi="Times New Roman"/>
-          <w:sz w:val="23"/>
-          <w:lang w:val="fr-FR"/>
-        </w:rPr>
-        <w:t>chỉ</w:t>
-      </w:r>
-      <w:proofErr w:type="spellEnd"/>
-      <w:r>
-        <w:rPr>
-          <w:rFonts w:ascii="Times New Roman" w:hAnsi="Times New Roman"/>
-          <w:sz w:val="23"/>
-          <w:lang w:val="fr-FR"/>
-        </w:rPr>
-        <w:t xml:space="preserve"> </w:t>
-      </w:r>
-      <w:proofErr w:type="spellStart"/>
-      <w:r>
-        <w:rPr>
-          <w:rFonts w:ascii="Times New Roman" w:hAnsi="Times New Roman"/>
-          <w:sz w:val="23"/>
-          <w:lang w:val="fr-FR"/>
-        </w:rPr>
-        <w:t>chuyên</w:t>
-      </w:r>
-      <w:proofErr w:type="spellEnd"/>
-      <w:r>
-        <w:rPr>
-          <w:rFonts w:ascii="Times New Roman" w:hAnsi="Times New Roman"/>
-          <w:sz w:val="23"/>
-          <w:lang w:val="fr-FR"/>
-        </w:rPr>
-        <w:t xml:space="preserve"> môn </w:t>
-      </w:r>
-      <w:proofErr w:type="spellStart"/>
-      <w:r>
-        <w:rPr>
-          <w:rFonts w:ascii="Times New Roman" w:hAnsi="Times New Roman"/>
-          <w:sz w:val="23"/>
-          <w:lang w:val="fr-FR"/>
-        </w:rPr>
-        <w:t>của</w:t>
-      </w:r>
-      <w:proofErr w:type="spellEnd"/>
-      <w:r>
-        <w:rPr>
-          <w:rFonts w:ascii="Times New Roman" w:hAnsi="Times New Roman"/>
-          <w:sz w:val="23"/>
-          <w:lang w:val="fr-FR"/>
-        </w:rPr>
-        <w:t xml:space="preserve"> Trainer </w:t>
-      </w:r>
-      <w:proofErr w:type="spellStart"/>
-      <w:r>
-        <w:rPr>
-          <w:rFonts w:ascii="Times New Roman" w:hAnsi="Times New Roman"/>
-          <w:sz w:val="23"/>
-          <w:lang w:val="fr-FR"/>
-        </w:rPr>
-        <w:t>nhằm</w:t>
-      </w:r>
-      <w:proofErr w:type="spellEnd"/>
-      <w:r>
-        <w:rPr>
-          <w:rFonts w:ascii="Times New Roman" w:hAnsi="Times New Roman"/>
-          <w:sz w:val="23"/>
-          <w:lang w:val="fr-FR"/>
-        </w:rPr>
-        <w:t xml:space="preserve"> </w:t>
-      </w:r>
-      <w:proofErr w:type="spellStart"/>
-      <w:r>
-        <w:rPr>
-          <w:rFonts w:ascii="Times New Roman" w:hAnsi="Times New Roman"/>
-          <w:sz w:val="23"/>
-          <w:lang w:val="fr-FR"/>
-        </w:rPr>
-        <w:t>phục</w:t>
-      </w:r>
-      <w:proofErr w:type="spellEnd"/>
-      <w:r>
-        <w:rPr>
-          <w:rFonts w:ascii="Times New Roman" w:hAnsi="Times New Roman"/>
-          <w:sz w:val="23"/>
-          <w:lang w:val="fr-FR"/>
-        </w:rPr>
-        <w:t xml:space="preserve"> </w:t>
-      </w:r>
-      <w:proofErr w:type="spellStart"/>
-      <w:r>
-        <w:rPr>
-          <w:rFonts w:ascii="Times New Roman" w:hAnsi="Times New Roman"/>
-          <w:sz w:val="23"/>
-          <w:lang w:val="fr-FR"/>
-        </w:rPr>
-        <w:t>vụ</w:t>
-      </w:r>
-      <w:proofErr w:type="spellEnd"/>
-      <w:r>
-        <w:rPr>
-          <w:rFonts w:ascii="Times New Roman" w:hAnsi="Times New Roman"/>
-          <w:sz w:val="23"/>
-          <w:lang w:val="fr-FR"/>
-        </w:rPr>
-        <w:t xml:space="preserve"> </w:t>
-      </w:r>
-      <w:proofErr w:type="spellStart"/>
-      <w:r>
-        <w:rPr>
-          <w:rFonts w:ascii="Times New Roman" w:hAnsi="Times New Roman"/>
-          <w:sz w:val="23"/>
-          <w:lang w:val="fr-FR"/>
-        </w:rPr>
-        <w:t>xác</w:t>
-      </w:r>
-      <w:proofErr w:type="spellEnd"/>
-      <w:r>
-        <w:rPr>
-          <w:rFonts w:ascii="Times New Roman" w:hAnsi="Times New Roman"/>
-          <w:sz w:val="23"/>
-          <w:lang w:val="fr-FR"/>
-        </w:rPr>
-        <w:t xml:space="preserve"> </w:t>
-      </w:r>
-      <w:proofErr w:type="spellStart"/>
-      <w:r>
-        <w:rPr>
-          <w:rFonts w:ascii="Times New Roman" w:hAnsi="Times New Roman"/>
-          <w:sz w:val="23"/>
-          <w:lang w:val="fr-FR"/>
-        </w:rPr>
-        <w:t>minh</w:t>
-      </w:r>
-      <w:proofErr w:type="spellEnd"/>
-      <w:r>
-        <w:rPr>
-          <w:rFonts w:ascii="Times New Roman" w:hAnsi="Times New Roman"/>
-          <w:sz w:val="23"/>
-          <w:lang w:val="fr-FR"/>
-        </w:rPr>
-        <w:t xml:space="preserve"> </w:t>
-      </w:r>
-      <w:proofErr w:type="spellStart"/>
-      <w:r>
-        <w:rPr>
-          <w:rFonts w:ascii="Times New Roman" w:hAnsi="Times New Roman"/>
-          <w:sz w:val="23"/>
-          <w:lang w:val="fr-FR"/>
-        </w:rPr>
-        <w:t>năng</w:t>
-      </w:r>
-      <w:proofErr w:type="spellEnd"/>
-      <w:r>
-        <w:rPr>
-          <w:rFonts w:ascii="Times New Roman" w:hAnsi="Times New Roman"/>
-          <w:sz w:val="23"/>
-          <w:lang w:val="fr-FR"/>
-        </w:rPr>
-        <w:t xml:space="preserve"> </w:t>
-      </w:r>
-      <w:proofErr w:type="spellStart"/>
-      <w:r>
-        <w:rPr>
-          <w:rFonts w:ascii="Times New Roman" w:hAnsi="Times New Roman"/>
-          <w:sz w:val="23"/>
-          <w:lang w:val="fr-FR"/>
-        </w:rPr>
-        <w:t>lực</w:t>
-      </w:r>
-      <w:proofErr w:type="spellEnd"/>
-      <w:r>
-        <w:rPr>
-          <w:rFonts w:ascii="Times New Roman" w:hAnsi="Times New Roman"/>
-          <w:sz w:val="23"/>
-          <w:lang w:val="fr-FR"/>
-        </w:rPr>
-        <w:t xml:space="preserve"> </w:t>
-      </w:r>
-      <w:proofErr w:type="spellStart"/>
-      <w:r>
-        <w:rPr>
-          <w:rFonts w:ascii="Times New Roman" w:hAnsi="Times New Roman"/>
-          <w:sz w:val="23"/>
-          <w:lang w:val="fr-FR"/>
-        </w:rPr>
-        <w:t>và</w:t>
-      </w:r>
-      <w:proofErr w:type="spellEnd"/>
-      <w:r>
-        <w:rPr>
-          <w:rFonts w:ascii="Times New Roman" w:hAnsi="Times New Roman"/>
-          <w:sz w:val="23"/>
-          <w:lang w:val="fr-FR"/>
-        </w:rPr>
-        <w:t xml:space="preserve"> </w:t>
-      </w:r>
-      <w:proofErr w:type="spellStart"/>
-      <w:r>
-        <w:rPr>
-          <w:rFonts w:ascii="Times New Roman" w:hAnsi="Times New Roman"/>
-          <w:sz w:val="23"/>
-          <w:lang w:val="fr-FR"/>
-        </w:rPr>
-        <w:t>quản</w:t>
-      </w:r>
-      <w:proofErr w:type="spellEnd"/>
-      <w:r>
-        <w:rPr>
-          <w:rFonts w:ascii="Times New Roman" w:hAnsi="Times New Roman"/>
-          <w:sz w:val="23"/>
-          <w:lang w:val="fr-FR"/>
-        </w:rPr>
-        <w:t xml:space="preserve"> </w:t>
-      </w:r>
-      <w:proofErr w:type="spellStart"/>
-      <w:r>
-        <w:rPr>
-          <w:rFonts w:ascii="Times New Roman" w:hAnsi="Times New Roman"/>
-          <w:sz w:val="23"/>
-          <w:lang w:val="fr-FR"/>
-        </w:rPr>
-        <w:t>lý</w:t>
-      </w:r>
-      <w:proofErr w:type="spellEnd"/>
-      <w:r>
-        <w:rPr>
-          <w:rFonts w:ascii="Times New Roman" w:hAnsi="Times New Roman"/>
-          <w:sz w:val="23"/>
-          <w:lang w:val="fr-FR"/>
-        </w:rPr>
-        <w:t xml:space="preserve"> </w:t>
-      </w:r>
-      <w:proofErr w:type="spellStart"/>
-      <w:r>
-        <w:rPr>
-          <w:rFonts w:ascii="Times New Roman" w:hAnsi="Times New Roman"/>
-          <w:sz w:val="23"/>
-          <w:lang w:val="fr-FR"/>
-        </w:rPr>
-        <w:t>hồ</w:t>
-      </w:r>
-      <w:proofErr w:type="spellEnd"/>
-      <w:r>
-        <w:rPr>
-          <w:rFonts w:ascii="Times New Roman" w:hAnsi="Times New Roman"/>
-          <w:sz w:val="23"/>
-          <w:lang w:val="fr-FR"/>
-        </w:rPr>
-        <w:t xml:space="preserve"> </w:t>
-      </w:r>
-      <w:proofErr w:type="spellStart"/>
-      <w:r>
-        <w:rPr>
-          <w:rFonts w:ascii="Times New Roman" w:hAnsi="Times New Roman"/>
-          <w:sz w:val="23"/>
-          <w:lang w:val="fr-FR"/>
-        </w:rPr>
-        <w:t>sơ</w:t>
-      </w:r>
-      <w:proofErr w:type="spellEnd"/>
-      <w:r>
-        <w:rPr>
-          <w:rFonts w:ascii="Times New Roman" w:hAnsi="Times New Roman"/>
-          <w:sz w:val="23"/>
-          <w:lang w:val="fr-FR"/>
-        </w:rPr>
-        <w:t xml:space="preserve"> </w:t>
-      </w:r>
-      <w:proofErr w:type="spellStart"/>
-      <w:r>
-        <w:rPr>
-          <w:rFonts w:ascii="Times New Roman" w:hAnsi="Times New Roman"/>
-          <w:sz w:val="23"/>
-          <w:lang w:val="fr-FR"/>
-        </w:rPr>
-        <w:t>nhân</w:t>
-      </w:r>
-      <w:proofErr w:type="spellEnd"/>
-      <w:r>
-        <w:rPr>
-          <w:rFonts w:ascii="Times New Roman" w:hAnsi="Times New Roman"/>
-          <w:sz w:val="23"/>
-          <w:lang w:val="fr-FR"/>
-        </w:rPr>
-        <w:t xml:space="preserve"> </w:t>
-      </w:r>
-      <w:proofErr w:type="spellStart"/>
-      <w:r>
-        <w:rPr>
-          <w:rFonts w:ascii="Times New Roman" w:hAnsi="Times New Roman"/>
-          <w:sz w:val="23"/>
-          <w:lang w:val="fr-FR"/>
-        </w:rPr>
-        <w:t>sự</w:t>
-      </w:r>
-      <w:proofErr w:type="spellEnd"/>
-      <w:r>
-        <w:rPr>
-          <w:rFonts w:ascii="Times New Roman" w:hAnsi="Times New Roman"/>
-          <w:sz w:val="23"/>
-          <w:lang w:val="fr-FR"/>
-        </w:rPr>
-        <w:t>.</w:t>
+        <w:t>Định nghĩa ngữ nghĩa: Đại diện cho huấn luyện viên chịu trách nhiệm dẫn dắt các buổi tập cá nhân (PT Session) và/hoặc lớp học nhóm (Group Class) tại phòng gym. Mỗi Trainer có thể có nhiều chuyên môn (specialization) khác nhau — đây là thuộc tính đa trị (Multivalued Attribute) trong mô hình EER. Hệ thống lưu trữ thông tin chứng chỉ chuyên môn của Trainer nhằm phục vụ xác minh năng lực và quản lý hồ sơ nhân sự.</w:t>
       </w:r>
     </w:p>
     <w:tbl>
@@ -14219,7 +12285,7 @@
                 <w:rFonts w:ascii="Times New Roman" w:hAnsi="Times New Roman"/>
                 <w:sz w:val="21"/>
               </w:rPr>
-              <w:t xml:space="preserve">Ngày ký hợp đồng. Tính </w:t>
+              <w:t xml:space="preserve">Ngày ký hợp đồng. Tính thâm niên, xét tăng lương. </w:t>
             </w:r>
             <w:r>
               <w:rPr>
@@ -14227,7 +12293,7 @@
                 <w:sz w:val="21"/>
               </w:rPr>
               <w:lastRenderedPageBreak/>
-              <w:t>thâm niên, xét tăng lương. CHECK (hire_date &lt;= CURDATE())</w:t>
+              <w:t>CHECK (hire_date &lt;= CURDATE())</w:t>
             </w:r>
           </w:p>
         </w:tc>
@@ -14709,21 +12775,6 @@
       <w:pPr>
         <w:spacing w:after="0"/>
       </w:pPr>
-    </w:p>
-    <w:p>
-      <w:pPr>
-        <w:spacing w:before="80" w:after="80"/>
-        <w:ind w:left="283"/>
-      </w:pPr>
-      <w:r>
-        <w:rPr>
-          <w:rFonts w:ascii="Times New Roman" w:hAnsi="Times New Roman"/>
-          <w:i/>
-          <w:color w:val="555555"/>
-          <w:sz w:val="21"/>
-        </w:rPr>
-        <w:t>⟩ EER Note: specialization là Multivalued Attribute. Ánh xạ sang Phase 2 qua bảng trainer_specialization theo Step 6 Elmasri.</w:t>
-      </w:r>
     </w:p>
     <w:p>
       <w:pPr>
@@ -14737,7 +12788,6 @@
           <w:color w:val="17551D"/>
           <w:sz w:val="24"/>
         </w:rPr>
-        <w:lastRenderedPageBreak/>
         <w:t>ENT-04 — staff | Subclass của person | Thực thể mạnh</w:t>
       </w:r>
     </w:p>
@@ -14799,6 +12849,7 @@
                 <w:b/>
                 <w:color w:val="FFFFFF"/>
               </w:rPr>
+              <w:lastRenderedPageBreak/>
               <w:t>Mã</w:t>
             </w:r>
             <w:proofErr w:type="spellEnd"/>
@@ -15746,6 +13797,7 @@
           <w:color w:val="17551D"/>
           <w:sz w:val="24"/>
         </w:rPr>
+        <w:lastRenderedPageBreak/>
         <w:t>ENT-05 — membership_plan | Thực thể mạnh</w:t>
       </w:r>
     </w:p>
@@ -16961,7 +15013,6 @@
                 <w:b/>
                 <w:color w:val="FFFFFF"/>
               </w:rPr>
-              <w:lastRenderedPageBreak/>
               <w:t>Mã</w:t>
             </w:r>
             <w:proofErr w:type="spellEnd"/>
@@ -17133,6 +15184,7 @@
                 <w:color w:val="1A237E"/>
                 <w:sz w:val="21"/>
               </w:rPr>
+              <w:lastRenderedPageBreak/>
               <w:t>ATTR-35</w:t>
             </w:r>
           </w:p>
@@ -26245,156 +24297,12 @@
             <w:pPr>
               <w:spacing w:before="40" w:after="40" w:line="280" w:lineRule="exact"/>
             </w:pPr>
-            <w:proofErr w:type="spellStart"/>
-            <w:r>
-              <w:rPr>
-                <w:rFonts w:ascii="Times New Roman" w:hAnsi="Times New Roman"/>
-                <w:sz w:val="21"/>
-                <w:lang w:val="fr-FR"/>
-              </w:rPr>
-              <w:t>Member</w:t>
-            </w:r>
-            <w:proofErr w:type="spellEnd"/>
-            <w:r>
-              <w:rPr>
-                <w:rFonts w:ascii="Times New Roman" w:hAnsi="Times New Roman"/>
-                <w:sz w:val="21"/>
-                <w:lang w:val="fr-FR"/>
-              </w:rPr>
-              <w:t xml:space="preserve"> </w:t>
-            </w:r>
-            <w:proofErr w:type="spellStart"/>
-            <w:r>
-              <w:rPr>
-                <w:rFonts w:ascii="Times New Roman" w:hAnsi="Times New Roman"/>
-                <w:sz w:val="21"/>
-                <w:lang w:val="fr-FR"/>
-              </w:rPr>
-              <w:t>được</w:t>
-            </w:r>
-            <w:proofErr w:type="spellEnd"/>
-            <w:r>
-              <w:rPr>
-                <w:rFonts w:ascii="Times New Roman" w:hAnsi="Times New Roman"/>
-                <w:sz w:val="21"/>
-                <w:lang w:val="fr-FR"/>
-              </w:rPr>
-              <w:t xml:space="preserve"> </w:t>
-            </w:r>
-            <w:proofErr w:type="spellStart"/>
-            <w:r>
-              <w:rPr>
-                <w:rFonts w:ascii="Times New Roman" w:hAnsi="Times New Roman"/>
-                <w:sz w:val="21"/>
-                <w:lang w:val="fr-FR"/>
-              </w:rPr>
-              <w:t>kèm</w:t>
-            </w:r>
-            <w:proofErr w:type="spellEnd"/>
-            <w:r>
-              <w:rPr>
-                <w:rFonts w:ascii="Times New Roman" w:hAnsi="Times New Roman"/>
-                <w:sz w:val="21"/>
-                <w:lang w:val="fr-FR"/>
-              </w:rPr>
-              <w:t xml:space="preserve">. </w:t>
-            </w:r>
-            <w:proofErr w:type="spellStart"/>
-            <w:r>
-              <w:rPr>
-                <w:rFonts w:ascii="Times New Roman" w:hAnsi="Times New Roman"/>
-                <w:sz w:val="21"/>
-                <w:lang w:val="fr-FR"/>
-              </w:rPr>
-              <w:t>Phải</w:t>
-            </w:r>
-            <w:proofErr w:type="spellEnd"/>
-            <w:r>
-              <w:rPr>
-                <w:rFonts w:ascii="Times New Roman" w:hAnsi="Times New Roman"/>
-                <w:sz w:val="21"/>
-                <w:lang w:val="fr-FR"/>
-              </w:rPr>
-              <w:t xml:space="preserve"> </w:t>
-            </w:r>
-            <w:proofErr w:type="spellStart"/>
-            <w:r>
-              <w:rPr>
-                <w:rFonts w:ascii="Times New Roman" w:hAnsi="Times New Roman"/>
-                <w:sz w:val="21"/>
-                <w:lang w:val="fr-FR"/>
-              </w:rPr>
-              <w:t>có</w:t>
-            </w:r>
-            <w:proofErr w:type="spellEnd"/>
-            <w:r>
-              <w:rPr>
-                <w:rFonts w:ascii="Times New Roman" w:hAnsi="Times New Roman"/>
-                <w:sz w:val="21"/>
-                <w:lang w:val="fr-FR"/>
-              </w:rPr>
-              <w:t xml:space="preserve"> </w:t>
-            </w:r>
-            <w:proofErr w:type="spellStart"/>
-            <w:r>
-              <w:rPr>
-                <w:rFonts w:ascii="Times New Roman" w:hAnsi="Times New Roman"/>
-                <w:sz w:val="21"/>
-                <w:lang w:val="fr-FR"/>
-              </w:rPr>
-              <w:t>gói</w:t>
-            </w:r>
-            <w:proofErr w:type="spellEnd"/>
-            <w:r>
-              <w:rPr>
-                <w:rFonts w:ascii="Times New Roman" w:hAnsi="Times New Roman"/>
-                <w:sz w:val="21"/>
-                <w:lang w:val="fr-FR"/>
-              </w:rPr>
-              <w:t xml:space="preserve"> ACTIVE </w:t>
-            </w:r>
-            <w:proofErr w:type="spellStart"/>
-            <w:r>
-              <w:rPr>
-                <w:rFonts w:ascii="Times New Roman" w:hAnsi="Times New Roman"/>
-                <w:sz w:val="21"/>
-                <w:lang w:val="fr-FR"/>
-              </w:rPr>
-              <w:t>và</w:t>
-            </w:r>
-            <w:proofErr w:type="spellEnd"/>
-            <w:r>
-              <w:rPr>
-                <w:rFonts w:ascii="Times New Roman" w:hAnsi="Times New Roman"/>
-                <w:sz w:val="21"/>
-                <w:lang w:val="fr-FR"/>
-              </w:rPr>
-              <w:t xml:space="preserve"> </w:t>
-            </w:r>
-            <w:proofErr w:type="spellStart"/>
-            <w:r>
-              <w:rPr>
-                <w:rFonts w:ascii="Times New Roman" w:hAnsi="Times New Roman"/>
-                <w:sz w:val="21"/>
-                <w:lang w:val="fr-FR"/>
-              </w:rPr>
-              <w:t>còn</w:t>
-            </w:r>
-            <w:proofErr w:type="spellEnd"/>
-            <w:r>
-              <w:rPr>
-                <w:rFonts w:ascii="Times New Roman" w:hAnsi="Times New Roman"/>
-                <w:sz w:val="21"/>
-                <w:lang w:val="fr-FR"/>
-              </w:rPr>
-              <w:t xml:space="preserve"> quota PT_SESSION (BR-15). </w:t>
-            </w:r>
-            <w:r>
-              <w:rPr>
-                <w:rFonts w:ascii="Times New Roman" w:hAnsi="Times New Roman"/>
-                <w:sz w:val="21"/>
-              </w:rPr>
-              <w:t>ON DELETE RESTRICT.</w:t>
+            <w:r>
+              <w:rPr>
+                <w:rFonts w:ascii="Times New Roman" w:hAnsi="Times New Roman"/>
+                <w:sz w:val="21"/>
+              </w:rPr>
+              <w:t>Member được kèm. Phải có gói ACTIVE và còn quota PT_SESSION (BR-15). ON DELETE RESTRICT.</w:t>
             </w:r>
           </w:p>
         </w:tc>
@@ -26887,78 +24795,13 @@
           <w:p>
             <w:pPr>
               <w:spacing w:before="40" w:after="40" w:line="280" w:lineRule="exact"/>
-              <w:rPr>
-                <w:lang w:val="fr-FR"/>
-              </w:rPr>
-            </w:pPr>
-            <w:r>
-              <w:rPr>
-                <w:rFonts w:ascii="Times New Roman" w:hAnsi="Times New Roman"/>
-                <w:sz w:val="21"/>
-              </w:rPr>
-              <w:t xml:space="preserve">Nhật ký chuyên môn của Trainer (bài tập, cường độ, tiến độ). </w:t>
-            </w:r>
-            <w:r>
-              <w:rPr>
-                <w:rFonts w:ascii="Times New Roman" w:hAnsi="Times New Roman"/>
-                <w:sz w:val="21"/>
-                <w:lang w:val="fr-FR"/>
-              </w:rPr>
-              <w:t xml:space="preserve">NULL </w:t>
-            </w:r>
-            <w:proofErr w:type="spellStart"/>
-            <w:r>
-              <w:rPr>
-                <w:rFonts w:ascii="Times New Roman" w:hAnsi="Times New Roman"/>
-                <w:sz w:val="21"/>
-                <w:lang w:val="fr-FR"/>
-              </w:rPr>
-              <w:t>nếu</w:t>
-            </w:r>
-            <w:proofErr w:type="spellEnd"/>
-            <w:r>
-              <w:rPr>
-                <w:rFonts w:ascii="Times New Roman" w:hAnsi="Times New Roman"/>
-                <w:sz w:val="21"/>
-                <w:lang w:val="fr-FR"/>
-              </w:rPr>
-              <w:t xml:space="preserve"> Trainer </w:t>
-            </w:r>
-            <w:proofErr w:type="spellStart"/>
-            <w:r>
-              <w:rPr>
-                <w:rFonts w:ascii="Times New Roman" w:hAnsi="Times New Roman"/>
-                <w:sz w:val="21"/>
-                <w:lang w:val="fr-FR"/>
-              </w:rPr>
-              <w:t>chưa</w:t>
-            </w:r>
-            <w:proofErr w:type="spellEnd"/>
-            <w:r>
-              <w:rPr>
-                <w:rFonts w:ascii="Times New Roman" w:hAnsi="Times New Roman"/>
-                <w:sz w:val="21"/>
-                <w:lang w:val="fr-FR"/>
-              </w:rPr>
-              <w:t xml:space="preserve"> </w:t>
-            </w:r>
-            <w:proofErr w:type="spellStart"/>
-            <w:r>
-              <w:rPr>
-                <w:rFonts w:ascii="Times New Roman" w:hAnsi="Times New Roman"/>
-                <w:sz w:val="21"/>
-                <w:lang w:val="fr-FR"/>
-              </w:rPr>
-              <w:t>ghi</w:t>
-            </w:r>
-            <w:proofErr w:type="spellEnd"/>
-            <w:r>
-              <w:rPr>
-                <w:rFonts w:ascii="Times New Roman" w:hAnsi="Times New Roman"/>
-                <w:sz w:val="21"/>
-                <w:lang w:val="fr-FR"/>
-              </w:rPr>
-              <w:t>.</w:t>
+            </w:pPr>
+            <w:r>
+              <w:rPr>
+                <w:rFonts w:ascii="Times New Roman" w:hAnsi="Times New Roman"/>
+                <w:sz w:val="21"/>
+              </w:rPr>
+              <w:t>Nhật ký chuyên môn của Trainer (bài tập, cường độ, tiến độ). NULL nếu Trainer chưa ghi.</w:t>
             </w:r>
           </w:p>
         </w:tc>
@@ -26967,9 +24810,6 @@
     <w:p>
       <w:pPr>
         <w:spacing w:after="0"/>
-        <w:rPr>
-          <w:lang w:val="fr-FR"/>
-        </w:rPr>
       </w:pPr>
     </w:p>
     <w:p>
@@ -26984,27 +24824,7 @@
           <w:color w:val="17551D"/>
           <w:sz w:val="24"/>
         </w:rPr>
-        <w:t xml:space="preserve">ENT-14 — </w:t>
-      </w:r>
-      <w:proofErr w:type="spellStart"/>
-      <w:r>
-        <w:rPr>
-          <w:rFonts w:ascii="Times New Roman" w:hAnsi="Times New Roman"/>
-          <w:b/>
-          <w:color w:val="17551D"/>
-          <w:sz w:val="24"/>
-        </w:rPr>
-        <w:t>group_class_session</w:t>
-      </w:r>
-      <w:proofErr w:type="spellEnd"/>
-      <w:r>
-        <w:rPr>
-          <w:rFonts w:ascii="Times New Roman" w:hAnsi="Times New Roman"/>
-          <w:b/>
-          <w:color w:val="17551D"/>
-          <w:sz w:val="24"/>
-        </w:rPr>
-        <w:t xml:space="preserve"> | Subclass của session | Thực thể mạnh</w:t>
+        <w:t>ENT-14 — group_class_session | Subclass của session | Thực thể mạnh</w:t>
       </w:r>
     </w:p>
     <w:p>
@@ -31361,19 +29181,6 @@
         <w:t>Owner Entity: equipment | Partial Key: log_seq | PK đầy đủ: (equipment_id, log_seq)</w:t>
       </w:r>
     </w:p>
-    <w:p>
-      <w:pPr>
-        <w:ind w:left="720"/>
-      </w:pPr>
-      <w:r>
-        <w:rPr>
-          <w:rFonts w:ascii="Times New Roman" w:hAnsi="Times New Roman"/>
-          <w:i/>
-          <w:color w:val="555555"/>
-        </w:rPr>
-        <w:t>⟩ Quyết định thiết kế (chưa xác thực vật lý — DEC-006): BR-25 cấm xóa cứng (hard DELETE) các bản ghi nghiệp vụ chính. equipment_maintenance_log là Weak Entity — phụ thuộc định danh vào equipment. Nếu equipment bị xóa (không xảy ra theo DEC-009), log cũng xóa theo (ON DELETE CASCADE). Hai cơ chế không mâu thuẫn: CASCADE là biện pháp kỹ thuật an toàn; bản thân owner record (equipment) không được hard DELETE. Cần xác thực lại trong Phase 2/3 khi triển khai schema thực tế.</w:t>
-      </w:r>
-    </w:p>
     <w:tbl>
       <w:tblPr>
         <w:tblStyle w:val="TableGrid"/>
@@ -31665,15 +29472,7 @@
                 <w:rFonts w:ascii="Times New Roman" w:hAnsi="Times New Roman"/>
                 <w:sz w:val="21"/>
               </w:rPr>
-              <w:t xml:space="preserve">Atomic — FK → equipment(equipment_id) (tham gia </w:t>
-            </w:r>
-            <w:r>
-              <w:rPr>
-                <w:rFonts w:ascii="Times New Roman" w:hAnsi="Times New Roman"/>
-                <w:sz w:val="21"/>
-              </w:rPr>
-              <w:lastRenderedPageBreak/>
-              <w:t>PK)</w:t>
+              <w:t>Atomic — FK → equipment(equipment_id) (tham gia PK)</w:t>
             </w:r>
           </w:p>
         </w:tc>
@@ -31698,7 +29497,6 @@
                 <w:rFonts w:ascii="Times New Roman" w:hAnsi="Times New Roman"/>
                 <w:sz w:val="21"/>
               </w:rPr>
-              <w:lastRenderedPageBreak/>
               <w:t>No</w:t>
             </w:r>
           </w:p>
@@ -31724,15 +29522,7 @@
                 <w:rFonts w:ascii="Times New Roman" w:hAnsi="Times New Roman"/>
                 <w:sz w:val="21"/>
               </w:rPr>
-              <w:t>Owner Entity. ON DELETE CASCA</w:t>
-            </w:r>
-            <w:r>
-              <w:rPr>
-                <w:rFonts w:ascii="Times New Roman" w:hAnsi="Times New Roman"/>
-                <w:sz w:val="21"/>
-              </w:rPr>
-              <w:lastRenderedPageBreak/>
-              <w:t>DE.</w:t>
+              <w:t>Owner Entity. ON DELETE CASCADE.</w:t>
             </w:r>
           </w:p>
         </w:tc>
@@ -31764,133 +29554,140 @@
                 <w:color w:val="1A237E"/>
                 <w:sz w:val="21"/>
               </w:rPr>
+              <w:t>ATTR-110</w:t>
+            </w:r>
+          </w:p>
+        </w:tc>
+        <w:tc>
+          <w:tcPr>
+            <w:tcW w:w="1440" w:type="dxa"/>
+            <w:tcBorders>
+              <w:top w:val="single" w:sz="6" w:space="0" w:color="9A95CC"/>
+              <w:left w:val="single" w:sz="6" w:space="0" w:color="9A95CC"/>
+              <w:bottom w:val="single" w:sz="6" w:space="0" w:color="9A95CC"/>
+              <w:right w:val="single" w:sz="6" w:space="0" w:color="9A95CC"/>
+            </w:tcBorders>
+            <w:shd w:val="clear" w:color="auto" w:fill="EBF3FB"/>
+            <w:vAlign w:val="center"/>
+          </w:tcPr>
+          <w:p>
+            <w:pPr>
+              <w:spacing w:before="40" w:after="40" w:line="280" w:lineRule="exact"/>
+            </w:pPr>
+            <w:r>
+              <w:rPr>
+                <w:rFonts w:ascii="Times New Roman" w:hAnsi="Times New Roman"/>
+                <w:sz w:val="21"/>
+              </w:rPr>
+              <w:t>log_seq</w:t>
+            </w:r>
+          </w:p>
+        </w:tc>
+        <w:tc>
+          <w:tcPr>
+            <w:tcW w:w="4242" w:type="dxa"/>
+            <w:tcBorders>
+              <w:top w:val="single" w:sz="6" w:space="0" w:color="9A95CC"/>
+              <w:left w:val="single" w:sz="6" w:space="0" w:color="9A95CC"/>
+              <w:bottom w:val="single" w:sz="6" w:space="0" w:color="9A95CC"/>
+              <w:right w:val="single" w:sz="6" w:space="0" w:color="9A95CC"/>
+            </w:tcBorders>
+            <w:shd w:val="clear" w:color="auto" w:fill="EBF3FB"/>
+            <w:vAlign w:val="center"/>
+          </w:tcPr>
+          <w:p>
+            <w:pPr>
+              <w:spacing w:before="40" w:after="40" w:line="280" w:lineRule="exact"/>
+            </w:pPr>
+            <w:r>
+              <w:rPr>
+                <w:rFonts w:ascii="Times New Roman" w:hAnsi="Times New Roman"/>
+                <w:sz w:val="21"/>
+              </w:rPr>
+              <w:t>SMALLINT UNSIGNED</w:t>
+            </w:r>
+          </w:p>
+        </w:tc>
+        <w:tc>
+          <w:tcPr>
+            <w:tcW w:w="1334" w:type="dxa"/>
+            <w:tcBorders>
+              <w:top w:val="single" w:sz="6" w:space="0" w:color="9A95CC"/>
+              <w:left w:val="single" w:sz="6" w:space="0" w:color="9A95CC"/>
+              <w:bottom w:val="single" w:sz="6" w:space="0" w:color="9A95CC"/>
+              <w:right w:val="single" w:sz="6" w:space="0" w:color="9A95CC"/>
+            </w:tcBorders>
+            <w:shd w:val="clear" w:color="auto" w:fill="EBF3FB"/>
+            <w:vAlign w:val="center"/>
+          </w:tcPr>
+          <w:p>
+            <w:pPr>
+              <w:spacing w:before="40" w:after="40" w:line="280" w:lineRule="exact"/>
+            </w:pPr>
+            <w:r>
+              <w:rPr>
+                <w:rFonts w:ascii="Times New Roman" w:hAnsi="Times New Roman"/>
+                <w:sz w:val="21"/>
+              </w:rPr>
+              <w:t>Atomic — Partial Key</w:t>
+            </w:r>
+          </w:p>
+        </w:tc>
+        <w:tc>
+          <w:tcPr>
+            <w:tcW w:w="680" w:type="dxa"/>
+            <w:tcBorders>
+              <w:top w:val="single" w:sz="6" w:space="0" w:color="9A95CC"/>
+              <w:left w:val="single" w:sz="6" w:space="0" w:color="9A95CC"/>
+              <w:bottom w:val="single" w:sz="6" w:space="0" w:color="9A95CC"/>
+              <w:right w:val="single" w:sz="6" w:space="0" w:color="9A95CC"/>
+            </w:tcBorders>
+            <w:shd w:val="clear" w:color="auto" w:fill="EBF3FB"/>
+            <w:vAlign w:val="center"/>
+          </w:tcPr>
+          <w:p>
+            <w:pPr>
+              <w:spacing w:before="40" w:after="40" w:line="280" w:lineRule="exact"/>
+            </w:pPr>
+            <w:r>
+              <w:rPr>
+                <w:rFonts w:ascii="Times New Roman" w:hAnsi="Times New Roman"/>
+                <w:sz w:val="21"/>
+              </w:rPr>
+              <w:t>No</w:t>
+            </w:r>
+          </w:p>
+        </w:tc>
+        <w:tc>
+          <w:tcPr>
+            <w:tcW w:w="1047" w:type="dxa"/>
+            <w:tcBorders>
+              <w:top w:val="single" w:sz="6" w:space="0" w:color="9A95CC"/>
+              <w:left w:val="single" w:sz="6" w:space="0" w:color="9A95CC"/>
+              <w:bottom w:val="single" w:sz="6" w:space="0" w:color="9A95CC"/>
+              <w:right w:val="single" w:sz="6" w:space="0" w:color="9A95CC"/>
+            </w:tcBorders>
+            <w:shd w:val="clear" w:color="auto" w:fill="EBF3FB"/>
+            <w:vAlign w:val="center"/>
+          </w:tcPr>
+          <w:p>
+            <w:pPr>
+              <w:spacing w:before="40" w:after="40" w:line="280" w:lineRule="exact"/>
+            </w:pPr>
+            <w:r>
+              <w:rPr>
+                <w:rFonts w:ascii="Times New Roman" w:hAnsi="Times New Roman"/>
+                <w:sz w:val="21"/>
+              </w:rPr>
+              <w:t xml:space="preserve">Số thứ tự sự kiện bảo trì trong lịch sử thiết bị (1, 2, </w:t>
+            </w:r>
+            <w:r>
+              <w:rPr>
+                <w:rFonts w:ascii="Times New Roman" w:hAnsi="Times New Roman"/>
+                <w:sz w:val="21"/>
+              </w:rPr>
               <w:lastRenderedPageBreak/>
-              <w:t>ATTR-110</w:t>
-            </w:r>
-          </w:p>
-        </w:tc>
-        <w:tc>
-          <w:tcPr>
-            <w:tcW w:w="1440" w:type="dxa"/>
-            <w:tcBorders>
-              <w:top w:val="single" w:sz="6" w:space="0" w:color="9A95CC"/>
-              <w:left w:val="single" w:sz="6" w:space="0" w:color="9A95CC"/>
-              <w:bottom w:val="single" w:sz="6" w:space="0" w:color="9A95CC"/>
-              <w:right w:val="single" w:sz="6" w:space="0" w:color="9A95CC"/>
-            </w:tcBorders>
-            <w:shd w:val="clear" w:color="auto" w:fill="EBF3FB"/>
-            <w:vAlign w:val="center"/>
-          </w:tcPr>
-          <w:p>
-            <w:pPr>
-              <w:spacing w:before="40" w:after="40" w:line="280" w:lineRule="exact"/>
-            </w:pPr>
-            <w:r>
-              <w:rPr>
-                <w:rFonts w:ascii="Times New Roman" w:hAnsi="Times New Roman"/>
-                <w:sz w:val="21"/>
-              </w:rPr>
-              <w:t>log_seq</w:t>
-            </w:r>
-          </w:p>
-        </w:tc>
-        <w:tc>
-          <w:tcPr>
-            <w:tcW w:w="4242" w:type="dxa"/>
-            <w:tcBorders>
-              <w:top w:val="single" w:sz="6" w:space="0" w:color="9A95CC"/>
-              <w:left w:val="single" w:sz="6" w:space="0" w:color="9A95CC"/>
-              <w:bottom w:val="single" w:sz="6" w:space="0" w:color="9A95CC"/>
-              <w:right w:val="single" w:sz="6" w:space="0" w:color="9A95CC"/>
-            </w:tcBorders>
-            <w:shd w:val="clear" w:color="auto" w:fill="EBF3FB"/>
-            <w:vAlign w:val="center"/>
-          </w:tcPr>
-          <w:p>
-            <w:pPr>
-              <w:spacing w:before="40" w:after="40" w:line="280" w:lineRule="exact"/>
-            </w:pPr>
-            <w:r>
-              <w:rPr>
-                <w:rFonts w:ascii="Times New Roman" w:hAnsi="Times New Roman"/>
-                <w:sz w:val="21"/>
-              </w:rPr>
-              <w:t>SMALLINT UNSIGNED</w:t>
-            </w:r>
-          </w:p>
-        </w:tc>
-        <w:tc>
-          <w:tcPr>
-            <w:tcW w:w="1334" w:type="dxa"/>
-            <w:tcBorders>
-              <w:top w:val="single" w:sz="6" w:space="0" w:color="9A95CC"/>
-              <w:left w:val="single" w:sz="6" w:space="0" w:color="9A95CC"/>
-              <w:bottom w:val="single" w:sz="6" w:space="0" w:color="9A95CC"/>
-              <w:right w:val="single" w:sz="6" w:space="0" w:color="9A95CC"/>
-            </w:tcBorders>
-            <w:shd w:val="clear" w:color="auto" w:fill="EBF3FB"/>
-            <w:vAlign w:val="center"/>
-          </w:tcPr>
-          <w:p>
-            <w:pPr>
-              <w:spacing w:before="40" w:after="40" w:line="280" w:lineRule="exact"/>
-            </w:pPr>
-            <w:r>
-              <w:rPr>
-                <w:rFonts w:ascii="Times New Roman" w:hAnsi="Times New Roman"/>
-                <w:sz w:val="21"/>
-              </w:rPr>
-              <w:t>Atomic — Partial Key</w:t>
-            </w:r>
-          </w:p>
-        </w:tc>
-        <w:tc>
-          <w:tcPr>
-            <w:tcW w:w="680" w:type="dxa"/>
-            <w:tcBorders>
-              <w:top w:val="single" w:sz="6" w:space="0" w:color="9A95CC"/>
-              <w:left w:val="single" w:sz="6" w:space="0" w:color="9A95CC"/>
-              <w:bottom w:val="single" w:sz="6" w:space="0" w:color="9A95CC"/>
-              <w:right w:val="single" w:sz="6" w:space="0" w:color="9A95CC"/>
-            </w:tcBorders>
-            <w:shd w:val="clear" w:color="auto" w:fill="EBF3FB"/>
-            <w:vAlign w:val="center"/>
-          </w:tcPr>
-          <w:p>
-            <w:pPr>
-              <w:spacing w:before="40" w:after="40" w:line="280" w:lineRule="exact"/>
-            </w:pPr>
-            <w:r>
-              <w:rPr>
-                <w:rFonts w:ascii="Times New Roman" w:hAnsi="Times New Roman"/>
-                <w:sz w:val="21"/>
-              </w:rPr>
-              <w:t>No</w:t>
-            </w:r>
-          </w:p>
-        </w:tc>
-        <w:tc>
-          <w:tcPr>
-            <w:tcW w:w="1047" w:type="dxa"/>
-            <w:tcBorders>
-              <w:top w:val="single" w:sz="6" w:space="0" w:color="9A95CC"/>
-              <w:left w:val="single" w:sz="6" w:space="0" w:color="9A95CC"/>
-              <w:bottom w:val="single" w:sz="6" w:space="0" w:color="9A95CC"/>
-              <w:right w:val="single" w:sz="6" w:space="0" w:color="9A95CC"/>
-            </w:tcBorders>
-            <w:shd w:val="clear" w:color="auto" w:fill="EBF3FB"/>
-            <w:vAlign w:val="center"/>
-          </w:tcPr>
-          <w:p>
-            <w:pPr>
-              <w:spacing w:before="40" w:after="40" w:line="280" w:lineRule="exact"/>
-            </w:pPr>
-            <w:r>
-              <w:rPr>
-                <w:rFonts w:ascii="Times New Roman" w:hAnsi="Times New Roman"/>
-                <w:sz w:val="21"/>
-              </w:rPr>
-              <w:t>Số thứ tự sự kiện bảo trì trong lịch sử thiết bị (1, 2, 3...).</w:t>
+              <w:t>3...).</w:t>
             </w:r>
           </w:p>
         </w:tc>
@@ -31922,6 +29719,7 @@
                 <w:color w:val="1A237E"/>
                 <w:sz w:val="21"/>
               </w:rPr>
+              <w:lastRenderedPageBreak/>
               <w:t>ATTR-111</w:t>
             </w:r>
           </w:p>
@@ -32361,15 +30159,7 @@
                 <w:rFonts w:ascii="Times New Roman" w:hAnsi="Times New Roman"/>
                 <w:sz w:val="21"/>
               </w:rPr>
-              <w:t xml:space="preserve">Trạng thái thiết bị trước sự kiện. Bắt buộc ghi nhận bởi Trigger </w:t>
-            </w:r>
-            <w:r>
-              <w:rPr>
-                <w:rFonts w:ascii="Times New Roman" w:hAnsi="Times New Roman"/>
-                <w:sz w:val="21"/>
-              </w:rPr>
-              <w:lastRenderedPageBreak/>
-              <w:t>BR-22.</w:t>
+              <w:t>Trạng thái thiết bị trước sự kiện. Bắt buộc ghi nhận bởi Trigger BR-22.</w:t>
             </w:r>
           </w:p>
         </w:tc>
@@ -32401,133 +30191,140 @@
                 <w:color w:val="1A237E"/>
                 <w:sz w:val="21"/>
               </w:rPr>
+              <w:t>ATTR-114</w:t>
+            </w:r>
+          </w:p>
+        </w:tc>
+        <w:tc>
+          <w:tcPr>
+            <w:tcW w:w="1440" w:type="dxa"/>
+            <w:tcBorders>
+              <w:top w:val="single" w:sz="6" w:space="0" w:color="9A95CC"/>
+              <w:left w:val="single" w:sz="6" w:space="0" w:color="9A95CC"/>
+              <w:bottom w:val="single" w:sz="6" w:space="0" w:color="9A95CC"/>
+              <w:right w:val="single" w:sz="6" w:space="0" w:color="9A95CC"/>
+            </w:tcBorders>
+            <w:shd w:val="clear" w:color="auto" w:fill="EBF3FB"/>
+            <w:vAlign w:val="center"/>
+          </w:tcPr>
+          <w:p>
+            <w:pPr>
+              <w:spacing w:before="40" w:after="40" w:line="280" w:lineRule="exact"/>
+            </w:pPr>
+            <w:r>
+              <w:rPr>
+                <w:rFonts w:ascii="Times New Roman" w:hAnsi="Times New Roman"/>
+                <w:sz w:val="21"/>
+              </w:rPr>
+              <w:t>new_status</w:t>
+            </w:r>
+          </w:p>
+        </w:tc>
+        <w:tc>
+          <w:tcPr>
+            <w:tcW w:w="4242" w:type="dxa"/>
+            <w:tcBorders>
+              <w:top w:val="single" w:sz="6" w:space="0" w:color="9A95CC"/>
+              <w:left w:val="single" w:sz="6" w:space="0" w:color="9A95CC"/>
+              <w:bottom w:val="single" w:sz="6" w:space="0" w:color="9A95CC"/>
+              <w:right w:val="single" w:sz="6" w:space="0" w:color="9A95CC"/>
+            </w:tcBorders>
+            <w:shd w:val="clear" w:color="auto" w:fill="EBF3FB"/>
+            <w:vAlign w:val="center"/>
+          </w:tcPr>
+          <w:p>
+            <w:pPr>
+              <w:spacing w:before="40" w:after="40" w:line="280" w:lineRule="exact"/>
+            </w:pPr>
+            <w:r>
+              <w:rPr>
+                <w:rFonts w:ascii="Times New Roman" w:hAnsi="Times New Roman"/>
+                <w:sz w:val="21"/>
+              </w:rPr>
+              <w:t>ENUM('OPERATIONAL','MAINTENANCE_REQUIRED','UNDER_REPAIR','DECOMMISSIONED')</w:t>
+            </w:r>
+          </w:p>
+        </w:tc>
+        <w:tc>
+          <w:tcPr>
+            <w:tcW w:w="1334" w:type="dxa"/>
+            <w:tcBorders>
+              <w:top w:val="single" w:sz="6" w:space="0" w:color="9A95CC"/>
+              <w:left w:val="single" w:sz="6" w:space="0" w:color="9A95CC"/>
+              <w:bottom w:val="single" w:sz="6" w:space="0" w:color="9A95CC"/>
+              <w:right w:val="single" w:sz="6" w:space="0" w:color="9A95CC"/>
+            </w:tcBorders>
+            <w:shd w:val="clear" w:color="auto" w:fill="EBF3FB"/>
+            <w:vAlign w:val="center"/>
+          </w:tcPr>
+          <w:p>
+            <w:pPr>
+              <w:spacing w:before="40" w:after="40" w:line="280" w:lineRule="exact"/>
+            </w:pPr>
+            <w:r>
+              <w:rPr>
+                <w:rFonts w:ascii="Times New Roman" w:hAnsi="Times New Roman"/>
+                <w:sz w:val="21"/>
+              </w:rPr>
+              <w:t>Atomic</w:t>
+            </w:r>
+          </w:p>
+        </w:tc>
+        <w:tc>
+          <w:tcPr>
+            <w:tcW w:w="680" w:type="dxa"/>
+            <w:tcBorders>
+              <w:top w:val="single" w:sz="6" w:space="0" w:color="9A95CC"/>
+              <w:left w:val="single" w:sz="6" w:space="0" w:color="9A95CC"/>
+              <w:bottom w:val="single" w:sz="6" w:space="0" w:color="9A95CC"/>
+              <w:right w:val="single" w:sz="6" w:space="0" w:color="9A95CC"/>
+            </w:tcBorders>
+            <w:shd w:val="clear" w:color="auto" w:fill="EBF3FB"/>
+            <w:vAlign w:val="center"/>
+          </w:tcPr>
+          <w:p>
+            <w:pPr>
+              <w:spacing w:before="40" w:after="40" w:line="280" w:lineRule="exact"/>
+            </w:pPr>
+            <w:r>
+              <w:rPr>
+                <w:rFonts w:ascii="Times New Roman" w:hAnsi="Times New Roman"/>
+                <w:sz w:val="21"/>
+              </w:rPr>
+              <w:t>No</w:t>
+            </w:r>
+          </w:p>
+        </w:tc>
+        <w:tc>
+          <w:tcPr>
+            <w:tcW w:w="1047" w:type="dxa"/>
+            <w:tcBorders>
+              <w:top w:val="single" w:sz="6" w:space="0" w:color="9A95CC"/>
+              <w:left w:val="single" w:sz="6" w:space="0" w:color="9A95CC"/>
+              <w:bottom w:val="single" w:sz="6" w:space="0" w:color="9A95CC"/>
+              <w:right w:val="single" w:sz="6" w:space="0" w:color="9A95CC"/>
+            </w:tcBorders>
+            <w:shd w:val="clear" w:color="auto" w:fill="EBF3FB"/>
+            <w:vAlign w:val="center"/>
+          </w:tcPr>
+          <w:p>
+            <w:pPr>
+              <w:spacing w:before="40" w:after="40" w:line="280" w:lineRule="exact"/>
+            </w:pPr>
+            <w:r>
+              <w:rPr>
+                <w:rFonts w:ascii="Times New Roman" w:hAnsi="Times New Roman"/>
+                <w:sz w:val="21"/>
+              </w:rPr>
+              <w:t xml:space="preserve">Trạng thái thiết bị sau sự kiện. Bắt buộc ghi nhận bởi </w:t>
+            </w:r>
+            <w:r>
+              <w:rPr>
+                <w:rFonts w:ascii="Times New Roman" w:hAnsi="Times New Roman"/>
+                <w:sz w:val="21"/>
+              </w:rPr>
               <w:lastRenderedPageBreak/>
-              <w:t>ATTR-114</w:t>
-            </w:r>
-          </w:p>
-        </w:tc>
-        <w:tc>
-          <w:tcPr>
-            <w:tcW w:w="1440" w:type="dxa"/>
-            <w:tcBorders>
-              <w:top w:val="single" w:sz="6" w:space="0" w:color="9A95CC"/>
-              <w:left w:val="single" w:sz="6" w:space="0" w:color="9A95CC"/>
-              <w:bottom w:val="single" w:sz="6" w:space="0" w:color="9A95CC"/>
-              <w:right w:val="single" w:sz="6" w:space="0" w:color="9A95CC"/>
-            </w:tcBorders>
-            <w:shd w:val="clear" w:color="auto" w:fill="EBF3FB"/>
-            <w:vAlign w:val="center"/>
-          </w:tcPr>
-          <w:p>
-            <w:pPr>
-              <w:spacing w:before="40" w:after="40" w:line="280" w:lineRule="exact"/>
-            </w:pPr>
-            <w:r>
-              <w:rPr>
-                <w:rFonts w:ascii="Times New Roman" w:hAnsi="Times New Roman"/>
-                <w:sz w:val="21"/>
-              </w:rPr>
-              <w:t>new_status</w:t>
-            </w:r>
-          </w:p>
-        </w:tc>
-        <w:tc>
-          <w:tcPr>
-            <w:tcW w:w="4242" w:type="dxa"/>
-            <w:tcBorders>
-              <w:top w:val="single" w:sz="6" w:space="0" w:color="9A95CC"/>
-              <w:left w:val="single" w:sz="6" w:space="0" w:color="9A95CC"/>
-              <w:bottom w:val="single" w:sz="6" w:space="0" w:color="9A95CC"/>
-              <w:right w:val="single" w:sz="6" w:space="0" w:color="9A95CC"/>
-            </w:tcBorders>
-            <w:shd w:val="clear" w:color="auto" w:fill="EBF3FB"/>
-            <w:vAlign w:val="center"/>
-          </w:tcPr>
-          <w:p>
-            <w:pPr>
-              <w:spacing w:before="40" w:after="40" w:line="280" w:lineRule="exact"/>
-            </w:pPr>
-            <w:r>
-              <w:rPr>
-                <w:rFonts w:ascii="Times New Roman" w:hAnsi="Times New Roman"/>
-                <w:sz w:val="21"/>
-              </w:rPr>
-              <w:t>ENUM('OPERATIONAL','MAINTENANCE_REQUIRED','UNDER_REPAIR','DECOMMISSIONED')</w:t>
-            </w:r>
-          </w:p>
-        </w:tc>
-        <w:tc>
-          <w:tcPr>
-            <w:tcW w:w="1334" w:type="dxa"/>
-            <w:tcBorders>
-              <w:top w:val="single" w:sz="6" w:space="0" w:color="9A95CC"/>
-              <w:left w:val="single" w:sz="6" w:space="0" w:color="9A95CC"/>
-              <w:bottom w:val="single" w:sz="6" w:space="0" w:color="9A95CC"/>
-              <w:right w:val="single" w:sz="6" w:space="0" w:color="9A95CC"/>
-            </w:tcBorders>
-            <w:shd w:val="clear" w:color="auto" w:fill="EBF3FB"/>
-            <w:vAlign w:val="center"/>
-          </w:tcPr>
-          <w:p>
-            <w:pPr>
-              <w:spacing w:before="40" w:after="40" w:line="280" w:lineRule="exact"/>
-            </w:pPr>
-            <w:r>
-              <w:rPr>
-                <w:rFonts w:ascii="Times New Roman" w:hAnsi="Times New Roman"/>
-                <w:sz w:val="21"/>
-              </w:rPr>
-              <w:t>Atomic</w:t>
-            </w:r>
-          </w:p>
-        </w:tc>
-        <w:tc>
-          <w:tcPr>
-            <w:tcW w:w="680" w:type="dxa"/>
-            <w:tcBorders>
-              <w:top w:val="single" w:sz="6" w:space="0" w:color="9A95CC"/>
-              <w:left w:val="single" w:sz="6" w:space="0" w:color="9A95CC"/>
-              <w:bottom w:val="single" w:sz="6" w:space="0" w:color="9A95CC"/>
-              <w:right w:val="single" w:sz="6" w:space="0" w:color="9A95CC"/>
-            </w:tcBorders>
-            <w:shd w:val="clear" w:color="auto" w:fill="EBF3FB"/>
-            <w:vAlign w:val="center"/>
-          </w:tcPr>
-          <w:p>
-            <w:pPr>
-              <w:spacing w:before="40" w:after="40" w:line="280" w:lineRule="exact"/>
-            </w:pPr>
-            <w:r>
-              <w:rPr>
-                <w:rFonts w:ascii="Times New Roman" w:hAnsi="Times New Roman"/>
-                <w:sz w:val="21"/>
-              </w:rPr>
-              <w:t>No</w:t>
-            </w:r>
-          </w:p>
-        </w:tc>
-        <w:tc>
-          <w:tcPr>
-            <w:tcW w:w="1047" w:type="dxa"/>
-            <w:tcBorders>
-              <w:top w:val="single" w:sz="6" w:space="0" w:color="9A95CC"/>
-              <w:left w:val="single" w:sz="6" w:space="0" w:color="9A95CC"/>
-              <w:bottom w:val="single" w:sz="6" w:space="0" w:color="9A95CC"/>
-              <w:right w:val="single" w:sz="6" w:space="0" w:color="9A95CC"/>
-            </w:tcBorders>
-            <w:shd w:val="clear" w:color="auto" w:fill="EBF3FB"/>
-            <w:vAlign w:val="center"/>
-          </w:tcPr>
-          <w:p>
-            <w:pPr>
-              <w:spacing w:before="40" w:after="40" w:line="280" w:lineRule="exact"/>
-            </w:pPr>
-            <w:r>
-              <w:rPr>
-                <w:rFonts w:ascii="Times New Roman" w:hAnsi="Times New Roman"/>
-                <w:sz w:val="21"/>
-              </w:rPr>
-              <w:t>Trạng thái thiết bị sau sự kiện. Bắt buộc ghi nhận bởi Trigger BR-22.</w:t>
+              <w:t>Trigger BR-22.</w:t>
             </w:r>
           </w:p>
         </w:tc>
@@ -32559,6 +30356,7 @@
                 <w:color w:val="1A237E"/>
                 <w:sz w:val="21"/>
               </w:rPr>
+              <w:lastRenderedPageBreak/>
               <w:t>ATTR-115</w:t>
             </w:r>
           </w:p>
@@ -33187,150 +30985,140 @@
                 <w:color w:val="1A237E"/>
                 <w:sz w:val="21"/>
               </w:rPr>
-              <w:t>ATTR</w:t>
-            </w:r>
-            <w:r>
-              <w:rPr>
-                <w:rFonts w:ascii="Times New Roman" w:hAnsi="Times New Roman"/>
-                <w:color w:val="1A237E"/>
+              <w:t>ATTR-119</w:t>
+            </w:r>
+          </w:p>
+        </w:tc>
+        <w:tc>
+          <w:tcPr>
+            <w:tcW w:w="1440" w:type="dxa"/>
+            <w:tcBorders>
+              <w:top w:val="single" w:sz="6" w:space="0" w:color="9A95CC"/>
+              <w:left w:val="single" w:sz="6" w:space="0" w:color="9A95CC"/>
+              <w:bottom w:val="single" w:sz="6" w:space="0" w:color="9A95CC"/>
+              <w:right w:val="single" w:sz="6" w:space="0" w:color="9A95CC"/>
+            </w:tcBorders>
+            <w:shd w:val="clear" w:color="auto" w:fill="FFFFFF"/>
+            <w:vAlign w:val="center"/>
+          </w:tcPr>
+          <w:p>
+            <w:pPr>
+              <w:spacing w:before="40" w:after="40" w:line="280" w:lineRule="exact"/>
+            </w:pPr>
+            <w:r>
+              <w:rPr>
+                <w:rFonts w:ascii="Times New Roman" w:hAnsi="Times New Roman"/>
+                <w:sz w:val="21"/>
+              </w:rPr>
+              <w:t>resolved_at</w:t>
+            </w:r>
+          </w:p>
+        </w:tc>
+        <w:tc>
+          <w:tcPr>
+            <w:tcW w:w="4242" w:type="dxa"/>
+            <w:tcBorders>
+              <w:top w:val="single" w:sz="6" w:space="0" w:color="9A95CC"/>
+              <w:left w:val="single" w:sz="6" w:space="0" w:color="9A95CC"/>
+              <w:bottom w:val="single" w:sz="6" w:space="0" w:color="9A95CC"/>
+              <w:right w:val="single" w:sz="6" w:space="0" w:color="9A95CC"/>
+            </w:tcBorders>
+            <w:shd w:val="clear" w:color="auto" w:fill="FFFFFF"/>
+            <w:vAlign w:val="center"/>
+          </w:tcPr>
+          <w:p>
+            <w:pPr>
+              <w:spacing w:before="40" w:after="40" w:line="280" w:lineRule="exact"/>
+            </w:pPr>
+            <w:r>
+              <w:rPr>
+                <w:rFonts w:ascii="Times New Roman" w:hAnsi="Times New Roman"/>
+                <w:sz w:val="21"/>
+              </w:rPr>
+              <w:t>TIMESTAMP</w:t>
+            </w:r>
+          </w:p>
+        </w:tc>
+        <w:tc>
+          <w:tcPr>
+            <w:tcW w:w="1334" w:type="dxa"/>
+            <w:tcBorders>
+              <w:top w:val="single" w:sz="6" w:space="0" w:color="9A95CC"/>
+              <w:left w:val="single" w:sz="6" w:space="0" w:color="9A95CC"/>
+              <w:bottom w:val="single" w:sz="6" w:space="0" w:color="9A95CC"/>
+              <w:right w:val="single" w:sz="6" w:space="0" w:color="9A95CC"/>
+            </w:tcBorders>
+            <w:shd w:val="clear" w:color="auto" w:fill="FFFFFF"/>
+            <w:vAlign w:val="center"/>
+          </w:tcPr>
+          <w:p>
+            <w:pPr>
+              <w:spacing w:before="40" w:after="40" w:line="280" w:lineRule="exact"/>
+            </w:pPr>
+            <w:r>
+              <w:rPr>
+                <w:rFonts w:ascii="Times New Roman" w:hAnsi="Times New Roman"/>
+                <w:sz w:val="21"/>
+              </w:rPr>
+              <w:t>Atomic</w:t>
+            </w:r>
+          </w:p>
+        </w:tc>
+        <w:tc>
+          <w:tcPr>
+            <w:tcW w:w="680" w:type="dxa"/>
+            <w:tcBorders>
+              <w:top w:val="single" w:sz="6" w:space="0" w:color="9A95CC"/>
+              <w:left w:val="single" w:sz="6" w:space="0" w:color="9A95CC"/>
+              <w:bottom w:val="single" w:sz="6" w:space="0" w:color="9A95CC"/>
+              <w:right w:val="single" w:sz="6" w:space="0" w:color="9A95CC"/>
+            </w:tcBorders>
+            <w:shd w:val="clear" w:color="auto" w:fill="FFFFFF"/>
+            <w:vAlign w:val="center"/>
+          </w:tcPr>
+          <w:p>
+            <w:pPr>
+              <w:spacing w:before="40" w:after="40" w:line="280" w:lineRule="exact"/>
+            </w:pPr>
+            <w:r>
+              <w:rPr>
+                <w:rFonts w:ascii="Times New Roman" w:hAnsi="Times New Roman"/>
+                <w:sz w:val="21"/>
+              </w:rPr>
+              <w:t>Yes</w:t>
+            </w:r>
+          </w:p>
+        </w:tc>
+        <w:tc>
+          <w:tcPr>
+            <w:tcW w:w="1047" w:type="dxa"/>
+            <w:tcBorders>
+              <w:top w:val="single" w:sz="6" w:space="0" w:color="9A95CC"/>
+              <w:left w:val="single" w:sz="6" w:space="0" w:color="9A95CC"/>
+              <w:bottom w:val="single" w:sz="6" w:space="0" w:color="9A95CC"/>
+              <w:right w:val="single" w:sz="6" w:space="0" w:color="9A95CC"/>
+            </w:tcBorders>
+            <w:shd w:val="clear" w:color="auto" w:fill="FFFFFF"/>
+            <w:vAlign w:val="center"/>
+          </w:tcPr>
+          <w:p>
+            <w:pPr>
+              <w:spacing w:before="40" w:after="40" w:line="280" w:lineRule="exact"/>
+            </w:pPr>
+            <w:r>
+              <w:rPr>
+                <w:rFonts w:ascii="Times New Roman" w:hAnsi="Times New Roman"/>
+                <w:sz w:val="21"/>
+              </w:rPr>
+              <w:t xml:space="preserve">Thời điểm đóng ticket. NULL nếu đang xử lý. CHECK </w:t>
+            </w:r>
+            <w:r>
+              <w:rPr>
+                <w:rFonts w:ascii="Times New Roman" w:hAnsi="Times New Roman"/>
                 <w:sz w:val="21"/>
               </w:rPr>
               <w:lastRenderedPageBreak/>
-              <w:t>-119</w:t>
-            </w:r>
-          </w:p>
-        </w:tc>
-        <w:tc>
-          <w:tcPr>
-            <w:tcW w:w="1440" w:type="dxa"/>
-            <w:tcBorders>
-              <w:top w:val="single" w:sz="6" w:space="0" w:color="9A95CC"/>
-              <w:left w:val="single" w:sz="6" w:space="0" w:color="9A95CC"/>
-              <w:bottom w:val="single" w:sz="6" w:space="0" w:color="9A95CC"/>
-              <w:right w:val="single" w:sz="6" w:space="0" w:color="9A95CC"/>
-            </w:tcBorders>
-            <w:shd w:val="clear" w:color="auto" w:fill="FFFFFF"/>
-            <w:vAlign w:val="center"/>
-          </w:tcPr>
-          <w:p>
-            <w:pPr>
-              <w:spacing w:before="40" w:after="40" w:line="280" w:lineRule="exact"/>
-            </w:pPr>
-            <w:r>
-              <w:rPr>
-                <w:rFonts w:ascii="Times New Roman" w:hAnsi="Times New Roman"/>
-                <w:sz w:val="21"/>
-              </w:rPr>
-              <w:lastRenderedPageBreak/>
-              <w:t>resolved_at</w:t>
-            </w:r>
-          </w:p>
-        </w:tc>
-        <w:tc>
-          <w:tcPr>
-            <w:tcW w:w="4242" w:type="dxa"/>
-            <w:tcBorders>
-              <w:top w:val="single" w:sz="6" w:space="0" w:color="9A95CC"/>
-              <w:left w:val="single" w:sz="6" w:space="0" w:color="9A95CC"/>
-              <w:bottom w:val="single" w:sz="6" w:space="0" w:color="9A95CC"/>
-              <w:right w:val="single" w:sz="6" w:space="0" w:color="9A95CC"/>
-            </w:tcBorders>
-            <w:shd w:val="clear" w:color="auto" w:fill="FFFFFF"/>
-            <w:vAlign w:val="center"/>
-          </w:tcPr>
-          <w:p>
-            <w:pPr>
-              <w:spacing w:before="40" w:after="40" w:line="280" w:lineRule="exact"/>
-            </w:pPr>
-            <w:r>
-              <w:rPr>
-                <w:rFonts w:ascii="Times New Roman" w:hAnsi="Times New Roman"/>
-                <w:sz w:val="21"/>
-              </w:rPr>
-              <w:t>TIMESTAMP</w:t>
-            </w:r>
-          </w:p>
-        </w:tc>
-        <w:tc>
-          <w:tcPr>
-            <w:tcW w:w="1334" w:type="dxa"/>
-            <w:tcBorders>
-              <w:top w:val="single" w:sz="6" w:space="0" w:color="9A95CC"/>
-              <w:left w:val="single" w:sz="6" w:space="0" w:color="9A95CC"/>
-              <w:bottom w:val="single" w:sz="6" w:space="0" w:color="9A95CC"/>
-              <w:right w:val="single" w:sz="6" w:space="0" w:color="9A95CC"/>
-            </w:tcBorders>
-            <w:shd w:val="clear" w:color="auto" w:fill="FFFFFF"/>
-            <w:vAlign w:val="center"/>
-          </w:tcPr>
-          <w:p>
-            <w:pPr>
-              <w:spacing w:before="40" w:after="40" w:line="280" w:lineRule="exact"/>
-            </w:pPr>
-            <w:r>
-              <w:rPr>
-                <w:rFonts w:ascii="Times New Roman" w:hAnsi="Times New Roman"/>
-                <w:sz w:val="21"/>
-              </w:rPr>
-              <w:t>Atomic</w:t>
-            </w:r>
-          </w:p>
-        </w:tc>
-        <w:tc>
-          <w:tcPr>
-            <w:tcW w:w="680" w:type="dxa"/>
-            <w:tcBorders>
-              <w:top w:val="single" w:sz="6" w:space="0" w:color="9A95CC"/>
-              <w:left w:val="single" w:sz="6" w:space="0" w:color="9A95CC"/>
-              <w:bottom w:val="single" w:sz="6" w:space="0" w:color="9A95CC"/>
-              <w:right w:val="single" w:sz="6" w:space="0" w:color="9A95CC"/>
-            </w:tcBorders>
-            <w:shd w:val="clear" w:color="auto" w:fill="FFFFFF"/>
-            <w:vAlign w:val="center"/>
-          </w:tcPr>
-          <w:p>
-            <w:pPr>
-              <w:spacing w:before="40" w:after="40" w:line="280" w:lineRule="exact"/>
-            </w:pPr>
-            <w:r>
-              <w:rPr>
-                <w:rFonts w:ascii="Times New Roman" w:hAnsi="Times New Roman"/>
-                <w:sz w:val="21"/>
-              </w:rPr>
-              <w:t>Yes</w:t>
-            </w:r>
-          </w:p>
-        </w:tc>
-        <w:tc>
-          <w:tcPr>
-            <w:tcW w:w="1047" w:type="dxa"/>
-            <w:tcBorders>
-              <w:top w:val="single" w:sz="6" w:space="0" w:color="9A95CC"/>
-              <w:left w:val="single" w:sz="6" w:space="0" w:color="9A95CC"/>
-              <w:bottom w:val="single" w:sz="6" w:space="0" w:color="9A95CC"/>
-              <w:right w:val="single" w:sz="6" w:space="0" w:color="9A95CC"/>
-            </w:tcBorders>
-            <w:shd w:val="clear" w:color="auto" w:fill="FFFFFF"/>
-            <w:vAlign w:val="center"/>
-          </w:tcPr>
-          <w:p>
-            <w:pPr>
-              <w:spacing w:before="40" w:after="40" w:line="280" w:lineRule="exact"/>
-            </w:pPr>
-            <w:r>
-              <w:rPr>
-                <w:rFonts w:ascii="Times New Roman" w:hAnsi="Times New Roman"/>
-                <w:sz w:val="21"/>
-              </w:rPr>
-              <w:t xml:space="preserve">Thời </w:t>
-            </w:r>
-            <w:r>
-              <w:rPr>
-                <w:rFonts w:ascii="Times New Roman" w:hAnsi="Times New Roman"/>
-                <w:sz w:val="21"/>
-              </w:rPr>
-              <w:lastRenderedPageBreak/>
-              <w:t>điểm đóng ticket. NULL nếu đang xử lý. CHECK (resolved_at IS NULL OR resolved_at &gt;= reported_at).</w:t>
+              <w:t>(resolved_at IS NULL OR resolved_at &gt;= reported_at).</w:t>
             </w:r>
           </w:p>
         </w:tc>
@@ -33362,7 +31150,6 @@
                 <w:color w:val="1A237E"/>
                 <w:sz w:val="21"/>
               </w:rPr>
-              <w:lastRenderedPageBreak/>
               <w:t>ATTR-120</w:t>
             </w:r>
           </w:p>
@@ -33681,15 +31468,7 @@
           <w:rFonts w:ascii="Times New Roman" w:hAnsi="Times New Roman"/>
           <w:sz w:val="23"/>
         </w:rPr>
-        <w:t xml:space="preserve">Định nghĩa ngữ nghĩa: Đại diện cho một giao dịch tài chính gắn liền với một chu kỳ gói tập (membership). Tách biệt với membership theo nguyên tắc "Decouple Billing from Access" — cho </w:t>
-      </w:r>
-      <w:r>
-        <w:rPr>
-          <w:rFonts w:ascii="Times New Roman" w:hAnsi="Times New Roman"/>
-          <w:sz w:val="23"/>
-        </w:rPr>
-        <w:lastRenderedPageBreak/>
-        <w:t>phép ghi nhận nhiều giao dịch thanh toán cho cùng một membership. Mỗi bản ghi payment ghi lại số tiền, phương thức, thời điểm và trạng thái giao dịch. Lưu ý: mô hình Phase 1 chưa mô tả chi tiết nghiệp vụ hoàn tiền — đây là phạm vi của Phase 3.</w:t>
+        <w:t>Định nghĩa ngữ nghĩa: Đại diện cho một giao dịch tài chính gắn liền với một chu kỳ gói tập (membership). Tách biệt với membership theo nguyên tắc "Decouple Billing from Access" — cho phép ghi nhận nhiều giao dịch thanh toán cho cùng một membership. Mỗi bản ghi payment ghi lại số tiền, phương thức, thời điểm và trạng thái giao dịch. Lưu ý: mô hình Phase 1 chưa mô tả chi tiết nghiệp vụ hoàn tiền — đây là phạm vi của Phase 3.</w:t>
       </w:r>
     </w:p>
     <w:tbl>
@@ -33737,6 +31516,7 @@
                 <w:b/>
                 <w:color w:val="FFFFFF"/>
               </w:rPr>
+              <w:lastRenderedPageBreak/>
               <w:t>Mã</w:t>
             </w:r>
             <w:proofErr w:type="spellEnd"/>
@@ -34975,7 +32755,7 @@
                 <w:rFonts w:ascii="Times New Roman" w:hAnsi="Times New Roman"/>
                 <w:sz w:val="21"/>
               </w:rPr>
-              <w:t xml:space="preserve">Mã tham chiếu giao </w:t>
+              <w:t xml:space="preserve">Mã tham chiếu giao dịch ngân hàng/ví điện tử. UNIQUE </w:t>
             </w:r>
             <w:r>
               <w:rPr>
@@ -34983,7 +32763,7 @@
                 <w:sz w:val="21"/>
               </w:rPr>
               <w:lastRenderedPageBreak/>
-              <w:t>dịch ngân hàng/ví điện tử. UNIQUE KEY uk_transaction_ref. NULL với tiền mặt.</w:t>
+              <w:t>KEY uk_transaction_ref. NULL với tiền mặt.</w:t>
             </w:r>
           </w:p>
         </w:tc>
@@ -35015,7 +32795,6 @@
                 <w:color w:val="1A237E"/>
                 <w:sz w:val="21"/>
               </w:rPr>
-              <w:lastRenderedPageBreak/>
               <w:t>ATTR-129</w:t>
             </w:r>
           </w:p>
@@ -35166,21 +32945,6 @@
         <w:t>2.1B Định nghĩa mối quan hệ (REL-xx)</w:t>
       </w:r>
       <w:bookmarkEnd w:id="15"/>
-    </w:p>
-    <w:p>
-      <w:pPr>
-        <w:spacing w:before="80" w:after="80"/>
-        <w:ind w:left="283"/>
-      </w:pPr>
-      <w:r>
-        <w:rPr>
-          <w:rFonts w:ascii="Times New Roman" w:hAnsi="Times New Roman"/>
-          <w:i/>
-          <w:color w:val="555555"/>
-          <w:sz w:val="21"/>
-        </w:rPr>
-        <w:t>&gt; Chuẩn áp dụng: ISO/IEC 19505 (UML) &amp; Elmasri-Navathe EER notation. Cardinality Ratio và Participation Constraint được ghi đầy đủ cho mỗi quan hệ.</w:t>
-      </w:r>
     </w:p>
     <w:tbl>
       <w:tblPr>
@@ -36266,11 +34030,11 @@
               <w:spacing w:before="40" w:after="40" w:line="280" w:lineRule="exact"/>
             </w:pPr>
             <w:r>
-              <w:t xml:space="preserve">quota_per_cycle SMALLINT UNSIGNED (-1 = </w:t>
+              <w:t xml:space="preserve">quota_per_cycle SMALLINT UNSIGNED (-1 = không giới hạn). Ghi nhận số lượt tối đa sử dụng dịch vụ trong toàn chu kỳ gói tập. Quan hệ M:N </w:t>
             </w:r>
             <w:r>
               <w:lastRenderedPageBreak/>
-              <w:t>không giới hạn). Ghi nhận số lượt tối đa sử dụng dịch vụ trong toàn chu kỳ gói tập. Quan hệ M:N được giải quyết bởi thực thể trung gian plan_inclusion (ENT-09), lưu quota_per_cycle cho từng cặp (plan_id, service_type_id).</w:t>
+              <w:t>được giải quyết bởi thực thể trung gian plan_inclusion (ENT-09), lưu quota_per_cycle cho từng cặp (plan_id, service_type_id).</w:t>
             </w:r>
           </w:p>
         </w:tc>
@@ -36968,35 +34732,13 @@
           <w:p>
             <w:pPr>
               <w:spacing w:before="40" w:after="40" w:line="280" w:lineRule="exact"/>
-              <w:rPr>
-                <w:lang w:val="fr-FR"/>
-              </w:rPr>
-            </w:pPr>
-            <w:r>
-              <w:rPr>
-                <w:rFonts w:ascii="Times New Roman" w:hAnsi="Times New Roman"/>
-                <w:sz w:val="21"/>
-                <w:lang w:val="fr-FR"/>
-              </w:rPr>
-              <w:t xml:space="preserve">Disjoint (d), Total (t) </w:t>
-            </w:r>
-            <w:proofErr w:type="spellStart"/>
-            <w:r>
-              <w:rPr>
-                <w:rFonts w:ascii="Times New Roman" w:hAnsi="Times New Roman"/>
-                <w:sz w:val="21"/>
-                <w:lang w:val="fr-FR"/>
-              </w:rPr>
-              <w:t>cho</w:t>
-            </w:r>
-            <w:proofErr w:type="spellEnd"/>
-            <w:r>
-              <w:rPr>
-                <w:rFonts w:ascii="Times New Roman" w:hAnsi="Times New Roman"/>
-                <w:sz w:val="21"/>
-                <w:lang w:val="fr-FR"/>
-              </w:rPr>
-              <w:t xml:space="preserve"> session</w:t>
+            </w:pPr>
+            <w:r>
+              <w:rPr>
+                <w:rFonts w:ascii="Times New Roman" w:hAnsi="Times New Roman"/>
+                <w:sz w:val="21"/>
+              </w:rPr>
+              <w:t>Disjoint (d), Total (t) cho session</w:t>
             </w:r>
           </w:p>
         </w:tc>
@@ -37310,15 +35052,7 @@
                 <w:rFonts w:ascii="Times New Roman" w:hAnsi="Times New Roman"/>
                 <w:sz w:val="21"/>
               </w:rPr>
-              <w:t xml:space="preserve">member (M) — group_class_session </w:t>
-            </w:r>
-            <w:r>
-              <w:rPr>
-                <w:rFonts w:ascii="Times New Roman" w:hAnsi="Times New Roman"/>
-                <w:sz w:val="21"/>
-              </w:rPr>
-              <w:lastRenderedPageBreak/>
-              <w:t>(N)</w:t>
+              <w:t>member (M) — group_class_session (N)</w:t>
             </w:r>
           </w:p>
         </w:tc>
@@ -37343,7 +35077,6 @@
                 <w:rFonts w:ascii="Times New Roman" w:hAnsi="Times New Roman"/>
                 <w:sz w:val="21"/>
               </w:rPr>
-              <w:lastRenderedPageBreak/>
               <w:t>M:N</w:t>
             </w:r>
           </w:p>
@@ -37394,15 +35127,7 @@
                 <w:rFonts w:ascii="Times New Roman" w:hAnsi="Times New Roman"/>
                 <w:sz w:val="21"/>
               </w:rPr>
-              <w:t xml:space="preserve">booked_at, booking_status, </w:t>
-            </w:r>
-            <w:r>
-              <w:rPr>
-                <w:rFonts w:ascii="Times New Roman" w:hAnsi="Times New Roman"/>
-                <w:sz w:val="21"/>
-              </w:rPr>
-              <w:lastRenderedPageBreak/>
-              <w:t>cancelled_at → booking</w:t>
+              <w:t>booked_at, booking_status, cancelled_at → booking</w:t>
             </w:r>
           </w:p>
         </w:tc>
@@ -37427,16 +35152,7 @@
                 <w:rFonts w:ascii="Times New Roman" w:hAnsi="Times New Roman"/>
                 <w:sz w:val="21"/>
               </w:rPr>
-              <w:lastRenderedPageBreak/>
-              <w:t xml:space="preserve">BR-03, BR-12, </w:t>
-            </w:r>
-            <w:r>
-              <w:rPr>
-                <w:rFonts w:ascii="Times New Roman" w:hAnsi="Times New Roman"/>
-                <w:sz w:val="21"/>
-              </w:rPr>
-              <w:lastRenderedPageBreak/>
-              <w:t>BR-16, BR-17</w:t>
+              <w:t>BR-03, BR-12, BR-16, BR-17</w:t>
             </w:r>
           </w:p>
         </w:tc>
@@ -37468,7 +35184,6 @@
                 <w:color w:val="1A237E"/>
                 <w:sz w:val="21"/>
               </w:rPr>
-              <w:lastRenderedPageBreak/>
               <w:t>REL-12</w:t>
             </w:r>
           </w:p>
@@ -37651,6 +35366,7 @@
                 <w:color w:val="1A237E"/>
                 <w:sz w:val="21"/>
               </w:rPr>
+              <w:lastRenderedPageBreak/>
               <w:t>REL-13</w:t>
             </w:r>
           </w:p>
@@ -37927,45 +35643,13 @@
           <w:p>
             <w:pPr>
               <w:spacing w:before="40" w:after="40" w:line="280" w:lineRule="exact"/>
-              <w:rPr>
-                <w:lang w:val="fr-FR"/>
-              </w:rPr>
-            </w:pPr>
-            <w:proofErr w:type="spellStart"/>
-            <w:r>
-              <w:rPr>
-                <w:rFonts w:ascii="Times New Roman" w:hAnsi="Times New Roman"/>
-                <w:sz w:val="21"/>
-                <w:lang w:val="fr-FR"/>
-              </w:rPr>
-              <w:t>person</w:t>
-            </w:r>
-            <w:proofErr w:type="spellEnd"/>
-            <w:r>
-              <w:rPr>
-                <w:rFonts w:ascii="Times New Roman" w:hAnsi="Times New Roman"/>
-                <w:sz w:val="21"/>
-                <w:lang w:val="fr-FR"/>
-              </w:rPr>
-              <w:t xml:space="preserve">: Partial | </w:t>
-            </w:r>
-            <w:proofErr w:type="spellStart"/>
-            <w:r>
-              <w:rPr>
-                <w:rFonts w:ascii="Times New Roman" w:hAnsi="Times New Roman"/>
-                <w:sz w:val="21"/>
-                <w:lang w:val="fr-FR"/>
-              </w:rPr>
-              <w:t>maintenance_log</w:t>
-            </w:r>
-            <w:proofErr w:type="spellEnd"/>
-            <w:r>
-              <w:rPr>
-                <w:rFonts w:ascii="Times New Roman" w:hAnsi="Times New Roman"/>
-                <w:sz w:val="21"/>
-                <w:lang w:val="fr-FR"/>
-              </w:rPr>
-              <w:t>: Total</w:t>
+            </w:pPr>
+            <w:r>
+              <w:rPr>
+                <w:rFonts w:ascii="Times New Roman" w:hAnsi="Times New Roman"/>
+                <w:sz w:val="21"/>
+              </w:rPr>
+              <w:t>person: Partial | maintenance_log: Total</w:t>
             </w:r>
           </w:p>
         </w:tc>
@@ -38305,9 +35989,6 @@
       <w:pPr>
         <w:spacing w:before="80"/>
         <w:jc w:val="center"/>
-        <w:rPr>
-          <w:lang w:val="vi-VN"/>
-        </w:rPr>
         <w:sectPr>
           <w:pgSz w:w="16838" w:h="11906" w:orient="landscape"/>
           <w:pgMar w:top="720" w:right="720" w:bottom="720" w:left="720" w:header="709" w:footer="709" w:gutter="0"/>
@@ -38321,79 +36002,7 @@
           <w:color w:val="555555"/>
         </w:rPr>
         <w:lastRenderedPageBreak/>
-        <w:t xml:space="preserve">Hình 2.1: Sơ đồ EER — IronPulse: Gym Membership &amp; Training Management System (Phase 1 — </w:t>
-      </w:r>
-      <w:proofErr w:type="spellStart"/>
-      <w:r>
-        <w:rPr>
-          <w:rFonts w:ascii="Times New Roman" w:hAnsi="Times New Roman"/>
-          <w:i/>
-          <w:color w:val="555555"/>
-        </w:rPr>
-        <w:t>Thiết</w:t>
-      </w:r>
-      <w:proofErr w:type="spellEnd"/>
-      <w:r>
-        <w:rPr>
-          <w:rFonts w:ascii="Times New Roman" w:hAnsi="Times New Roman"/>
-          <w:i/>
-          <w:color w:val="555555"/>
-        </w:rPr>
-        <w:t xml:space="preserve"> </w:t>
-      </w:r>
-      <w:proofErr w:type="spellStart"/>
-      <w:r>
-        <w:rPr>
-          <w:rFonts w:ascii="Times New Roman" w:hAnsi="Times New Roman"/>
-          <w:i/>
-          <w:color w:val="555555"/>
-        </w:rPr>
-        <w:t>kế</w:t>
-      </w:r>
-      <w:proofErr w:type="spellEnd"/>
-      <w:r>
-        <w:rPr>
-          <w:rFonts w:ascii="Times New Roman" w:hAnsi="Times New Roman"/>
-          <w:i/>
-          <w:color w:val="555555"/>
-        </w:rPr>
-        <w:t xml:space="preserve"> </w:t>
-      </w:r>
-      <w:proofErr w:type="spellStart"/>
-      <w:r>
-        <w:rPr>
-          <w:rFonts w:ascii="Times New Roman" w:hAnsi="Times New Roman"/>
-          <w:i/>
-          <w:color w:val="555555"/>
-        </w:rPr>
-        <w:t>quan</w:t>
-      </w:r>
-      <w:proofErr w:type="spellEnd"/>
-      <w:r>
-        <w:rPr>
-          <w:rFonts w:ascii="Times New Roman" w:hAnsi="Times New Roman"/>
-          <w:i/>
-          <w:color w:val="555555"/>
-        </w:rPr>
-        <w:t xml:space="preserve"> </w:t>
-      </w:r>
-      <w:proofErr w:type="spellStart"/>
-      <w:r>
-        <w:rPr>
-          <w:rFonts w:ascii="Times New Roman" w:hAnsi="Times New Roman"/>
-          <w:i/>
-          <w:color w:val="555555"/>
-        </w:rPr>
-        <w:t>niệm</w:t>
-      </w:r>
-      <w:proofErr w:type="spellEnd"/>
-      <w:r>
-        <w:rPr>
-          <w:rFonts w:ascii="Times New Roman" w:hAnsi="Times New Roman"/>
-          <w:i/>
-          <w:color w:val="555555"/>
-        </w:rPr>
-        <w:t>)</w:t>
+        <w:t>Hình 2.1: Sơ đồ EER — IronPulse: Gym Membership &amp; Training Management System (Phase 1 — Thiết kế quan niệm)</w:t>
       </w:r>
     </w:p>
     <w:p>
@@ -38412,39 +36021,7 @@
           <w:rFonts w:ascii="Times New Roman" w:hAnsi="Times New Roman"/>
           <w:color w:val="2E74B5"/>
         </w:rPr>
-        <w:t xml:space="preserve">Tổng kết </w:t>
-      </w:r>
-      <w:proofErr w:type="spellStart"/>
-      <w:r>
-        <w:rPr>
-          <w:rFonts w:ascii="Times New Roman" w:hAnsi="Times New Roman"/>
-          <w:color w:val="2E74B5"/>
-        </w:rPr>
-        <w:t>thống</w:t>
-      </w:r>
-      <w:proofErr w:type="spellEnd"/>
-      <w:r>
-        <w:rPr>
-          <w:rFonts w:ascii="Times New Roman" w:hAnsi="Times New Roman"/>
-          <w:color w:val="2E74B5"/>
-        </w:rPr>
-        <w:t xml:space="preserve"> </w:t>
-      </w:r>
-      <w:proofErr w:type="spellStart"/>
-      <w:r>
-        <w:rPr>
-          <w:rFonts w:ascii="Times New Roman" w:hAnsi="Times New Roman"/>
-          <w:color w:val="2E74B5"/>
-        </w:rPr>
-        <w:t>kê</w:t>
-      </w:r>
-      <w:proofErr w:type="spellEnd"/>
-      <w:r>
-        <w:rPr>
-          <w:rFonts w:ascii="Times New Roman" w:hAnsi="Times New Roman"/>
-          <w:color w:val="2E74B5"/>
-        </w:rPr>
-        <w:t xml:space="preserve"> Phase 1</w:t>
+        <w:t>Tổng kết thống kê Phase 1</w:t>
       </w:r>
       <w:bookmarkEnd w:id="17"/>
     </w:p>
@@ -38889,63 +36466,13 @@
           <w:p>
             <w:pPr>
               <w:spacing w:before="40" w:after="40" w:line="280" w:lineRule="exact"/>
-              <w:rPr>
-                <w:lang w:val="fr-FR"/>
-              </w:rPr>
-            </w:pPr>
-            <w:proofErr w:type="spellStart"/>
-            <w:r>
-              <w:rPr>
-                <w:rFonts w:ascii="Times New Roman" w:hAnsi="Times New Roman"/>
-                <w:sz w:val="21"/>
-                <w:lang w:val="fr-FR"/>
-              </w:rPr>
-              <w:t>Mối</w:t>
-            </w:r>
-            <w:proofErr w:type="spellEnd"/>
-            <w:r>
-              <w:rPr>
-                <w:rFonts w:ascii="Times New Roman" w:hAnsi="Times New Roman"/>
-                <w:sz w:val="21"/>
-                <w:lang w:val="fr-FR"/>
-              </w:rPr>
-              <w:t xml:space="preserve"> </w:t>
-            </w:r>
-            <w:proofErr w:type="spellStart"/>
-            <w:r>
-              <w:rPr>
-                <w:rFonts w:ascii="Times New Roman" w:hAnsi="Times New Roman"/>
-                <w:sz w:val="21"/>
-                <w:lang w:val="fr-FR"/>
-              </w:rPr>
-              <w:t>quan</w:t>
-            </w:r>
-            <w:proofErr w:type="spellEnd"/>
-            <w:r>
-              <w:rPr>
-                <w:rFonts w:ascii="Times New Roman" w:hAnsi="Times New Roman"/>
-                <w:sz w:val="21"/>
-                <w:lang w:val="fr-FR"/>
-              </w:rPr>
-              <w:t xml:space="preserve"> </w:t>
-            </w:r>
-            <w:proofErr w:type="spellStart"/>
-            <w:r>
-              <w:rPr>
-                <w:rFonts w:ascii="Times New Roman" w:hAnsi="Times New Roman"/>
-                <w:sz w:val="21"/>
-                <w:lang w:val="fr-FR"/>
-              </w:rPr>
-              <w:t>hệ</w:t>
-            </w:r>
-            <w:proofErr w:type="spellEnd"/>
-            <w:r>
-              <w:rPr>
-                <w:rFonts w:ascii="Times New Roman" w:hAnsi="Times New Roman"/>
-                <w:sz w:val="21"/>
-                <w:lang w:val="fr-FR"/>
-              </w:rPr>
-              <w:t xml:space="preserve"> REL-xx</w:t>
+            </w:pPr>
+            <w:r>
+              <w:rPr>
+                <w:rFonts w:ascii="Times New Roman" w:hAnsi="Times New Roman"/>
+                <w:sz w:val="21"/>
+              </w:rPr>
+              <w:t>Mối quan hệ REL-xx</w:t>
             </w:r>
           </w:p>
         </w:tc>
@@ -39897,7 +37424,7 @@
 </file>
 
 <file path=word/endnotes.xml><?xml version="1.0" encoding="utf-8"?>
-<w:endnotes xmlns:wpc="http://schemas.microsoft.com/office/word/2010/wordprocessingCanvas" xmlns:cx="http://schemas.microsoft.com/office/drawing/2014/chartex" xmlns:cx1="http://schemas.microsoft.com/office/drawing/2015/9/8/chartex" xmlns:cx2="http://schemas.microsoft.com/office/drawing/2015/10/21/chartex" xmlns:cx3="http://schemas.microsoft.com/office/drawing/2016/5/9/chartex" xmlns:cx4="http://schemas.microsoft.com/office/drawing/2016/5/10/chartex" xmlns:cx5="http://schemas.microsoft.com/office/drawing/2016/5/11/chartex" xmlns:cx6="http://schemas.microsoft.com/office/drawing/2016/5/12/chartex" xmlns:cx7="http://schemas.microsoft.com/office/drawing/2016/5/13/chartex" xmlns:cx8="http://schemas.microsoft.com/office/drawing/2016/5/14/chartex" xmlns:mc="http://schemas.openxmlformats.org/markup-compatibility/2006" xmlns:aink="http://schemas.microsoft.com/office/drawing/2016/ink" xmlns:am3d="http://schemas.microsoft.com/office/drawing/2017/model3d" xmlns:o="urn:schemas-microsoft-com:office:office" xmlns:oel="http://schemas.microsoft.com/office/2019/extlst" xmlns:r="http://schemas.openxmlformats.org/officeDocument/2006/relationships" xmlns:m="http://schemas.openxmlformats.org/officeDocument/2006/math" xmlns:v="urn:schemas-microsoft-com:vml" xmlns:wp14="http://schemas.microsoft.com/office/word/2010/wordprocessingDrawing" xmlns:wp="http://schemas.openxmlformats.org/drawingml/2006/wordprocessingDrawing" xmlns:w10="urn:schemas-microsoft-com:office:word" xmlns:w="http://schemas.openxmlformats.org/wordprocessingml/2006/main" xmlns:w14="http://schemas.microsoft.com/office/word/2010/wordml" xmlns:w15="http://schemas.microsoft.com/office/word/2012/wordml" xmlns:w16cex="http://schemas.microsoft.com/office/word/2018/wordml/cex" xmlns:w16cid="http://schemas.microsoft.com/office/word/2016/wordml/cid" xmlns:w16="http://schemas.microsoft.com/office/word/2018/wordml" xmlns:w16du="http://schemas.microsoft.com/office/word/2023/wordml/word16du" xmlns:w16sdtdh="http://schemas.microsoft.com/office/word/2020/wordml/sdtdatahash" xmlns:w16sdtfl="http://schemas.microsoft.com/office/word/2024/wordml/sdtformatlock" xmlns:w16se="http://schemas.microsoft.com/office/word/2015/wordml/symex" xmlns:wpg="http://schemas.microsoft.com/office/word/2010/wordprocessingGroup" xmlns:wpi="http://schemas.microsoft.com/office/word/2010/wordprocessingInk" xmlns:wne="http://schemas.microsoft.com/office/word/2006/wordml" xmlns:wps="http://schemas.microsoft.com/office/word/2010/wordprocessingShape" mc:Ignorable="w14 w15 w16se w16cid w16 w16cex w16sdtdh w16sdtfl w16du wp14">
+<w:endnotes xmlns:wpc="http://schemas.microsoft.com/office/word/2010/wordprocessingCanvas" xmlns:cx="http://schemas.microsoft.com/office/drawing/2014/chartex" xmlns:cx1="http://schemas.microsoft.com/office/drawing/2015/9/8/chartex" xmlns:cx2="http://schemas.microsoft.com/office/drawing/2015/10/21/chartex" xmlns:cx3="http://schemas.microsoft.com/office/drawing/2016/5/9/chartex" xmlns:cx4="http://schemas.microsoft.com/office/drawing/2016/5/10/chartex" xmlns:cx5="http://schemas.microsoft.com/office/drawing/2016/5/11/chartex" xmlns:cx6="http://schemas.microsoft.com/office/drawing/2016/5/12/chartex" xmlns:cx7="http://schemas.microsoft.com/office/drawing/2016/5/13/chartex" xmlns:cx8="http://schemas.microsoft.com/office/drawing/2016/5/14/chartex" xmlns:mc="http://schemas.openxmlformats.org/markup-compatibility/2006" xmlns:aink="http://schemas.microsoft.com/office/drawing/2016/ink" xmlns:am3d="http://schemas.microsoft.com/office/drawing/2017/model3d" xmlns:o="urn:schemas-microsoft-com:office:office" xmlns:oel="http://schemas.microsoft.com/office/2019/extlst" xmlns:r="http://schemas.openxmlformats.org/officeDocument/2006/relationships" xmlns:m="http://schemas.openxmlformats.org/officeDocument/2006/math" xmlns:v="urn:schemas-microsoft-com:vml" xmlns:wp14="http://schemas.microsoft.com/office/word/2010/wordprocessingDrawing" xmlns:wp="http://schemas.openxmlformats.org/drawingml/2006/wordprocessingDrawing" xmlns:w10="urn:schemas-microsoft-com:office:word" xmlns:w="http://schemas.openxmlformats.org/wordprocessingml/2006/main" xmlns:w14="http://schemas.microsoft.com/office/word/2010/wordml" xmlns:w15="http://schemas.microsoft.com/office/word/2012/wordml" xmlns:w16cex="http://schemas.microsoft.com/office/word/2018/wordml/cex" xmlns:w16cid="http://schemas.microsoft.com/office/word/2016/wordml/cid" xmlns:w16="http://schemas.microsoft.com/office/word/2018/wordml" xmlns:w16sdtdh="http://schemas.microsoft.com/office/word/2020/wordml/sdtdatahash" xmlns:w16se="http://schemas.microsoft.com/office/word/2015/wordml/symex" xmlns:wpg="http://schemas.microsoft.com/office/word/2010/wordprocessingGroup" xmlns:wpi="http://schemas.microsoft.com/office/word/2010/wordprocessingInk" xmlns:wne="http://schemas.microsoft.com/office/word/2006/wordml" xmlns:wps="http://schemas.microsoft.com/office/word/2010/wordprocessingShape" mc:Ignorable="w14 w15 w16se w16cid w16 w16cex w16sdtdh wp14">
   <w:endnote w:type="separator" w:id="-1">
     <w:p>
       <w:pPr>
@@ -39922,7 +37449,7 @@
 </file>
 
 <file path=word/footer1.xml><?xml version="1.0" encoding="utf-8"?>
-<w:ftr xmlns:wpc="http://schemas.microsoft.com/office/word/2010/wordprocessingCanvas" xmlns:cx="http://schemas.microsoft.com/office/drawing/2014/chartex" xmlns:cx1="http://schemas.microsoft.com/office/drawing/2015/9/8/chartex" xmlns:cx2="http://schemas.microsoft.com/office/drawing/2015/10/21/chartex" xmlns:cx3="http://schemas.microsoft.com/office/drawing/2016/5/9/chartex" xmlns:cx4="http://schemas.microsoft.com/office/drawing/2016/5/10/chartex" xmlns:cx5="http://schemas.microsoft.com/office/drawing/2016/5/11/chartex" xmlns:cx6="http://schemas.microsoft.com/office/drawing/2016/5/12/chartex" xmlns:cx7="http://schemas.microsoft.com/office/drawing/2016/5/13/chartex" xmlns:cx8="http://schemas.microsoft.com/office/drawing/2016/5/14/chartex" xmlns:mc="http://schemas.openxmlformats.org/markup-compatibility/2006" xmlns:aink="http://schemas.microsoft.com/office/drawing/2016/ink" xmlns:am3d="http://schemas.microsoft.com/office/drawing/2017/model3d" xmlns:o="urn:schemas-microsoft-com:office:office" xmlns:oel="http://schemas.microsoft.com/office/2019/extlst" xmlns:r="http://schemas.openxmlformats.org/officeDocument/2006/relationships" xmlns:m="http://schemas.openxmlformats.org/officeDocument/2006/math" xmlns:v="urn:schemas-microsoft-com:vml" xmlns:wp14="http://schemas.microsoft.com/office/word/2010/wordprocessingDrawing" xmlns:wp="http://schemas.openxmlformats.org/drawingml/2006/wordprocessingDrawing" xmlns:w10="urn:schemas-microsoft-com:office:word" xmlns:w="http://schemas.openxmlformats.org/wordprocessingml/2006/main" xmlns:w14="http://schemas.microsoft.com/office/word/2010/wordml" xmlns:w15="http://schemas.microsoft.com/office/word/2012/wordml" xmlns:w16cex="http://schemas.microsoft.com/office/word/2018/wordml/cex" xmlns:w16cid="http://schemas.microsoft.com/office/word/2016/wordml/cid" xmlns:w16="http://schemas.microsoft.com/office/word/2018/wordml" xmlns:w16du="http://schemas.microsoft.com/office/word/2023/wordml/word16du" xmlns:w16sdtdh="http://schemas.microsoft.com/office/word/2020/wordml/sdtdatahash" xmlns:w16sdtfl="http://schemas.microsoft.com/office/word/2024/wordml/sdtformatlock" xmlns:w16se="http://schemas.microsoft.com/office/word/2015/wordml/symex" xmlns:wpg="http://schemas.microsoft.com/office/word/2010/wordprocessingGroup" xmlns:wpi="http://schemas.microsoft.com/office/word/2010/wordprocessingInk" xmlns:wne="http://schemas.microsoft.com/office/word/2006/wordml" xmlns:wps="http://schemas.microsoft.com/office/word/2010/wordprocessingShape" mc:Ignorable="w14 w15 w16se w16cid w16 w16cex w16sdtdh w16sdtfl w16du wp14">
+<w:ftr xmlns:wpc="http://schemas.microsoft.com/office/word/2010/wordprocessingCanvas" xmlns:cx="http://schemas.microsoft.com/office/drawing/2014/chartex" xmlns:cx1="http://schemas.microsoft.com/office/drawing/2015/9/8/chartex" xmlns:cx2="http://schemas.microsoft.com/office/drawing/2015/10/21/chartex" xmlns:cx3="http://schemas.microsoft.com/office/drawing/2016/5/9/chartex" xmlns:cx4="http://schemas.microsoft.com/office/drawing/2016/5/10/chartex" xmlns:cx5="http://schemas.microsoft.com/office/drawing/2016/5/11/chartex" xmlns:cx6="http://schemas.microsoft.com/office/drawing/2016/5/12/chartex" xmlns:cx7="http://schemas.microsoft.com/office/drawing/2016/5/13/chartex" xmlns:cx8="http://schemas.microsoft.com/office/drawing/2016/5/14/chartex" xmlns:mc="http://schemas.openxmlformats.org/markup-compatibility/2006" xmlns:aink="http://schemas.microsoft.com/office/drawing/2016/ink" xmlns:am3d="http://schemas.microsoft.com/office/drawing/2017/model3d" xmlns:o="urn:schemas-microsoft-com:office:office" xmlns:oel="http://schemas.microsoft.com/office/2019/extlst" xmlns:r="http://schemas.openxmlformats.org/officeDocument/2006/relationships" xmlns:m="http://schemas.openxmlformats.org/officeDocument/2006/math" xmlns:v="urn:schemas-microsoft-com:vml" xmlns:wp14="http://schemas.microsoft.com/office/word/2010/wordprocessingDrawing" xmlns:wp="http://schemas.openxmlformats.org/drawingml/2006/wordprocessingDrawing" xmlns:w10="urn:schemas-microsoft-com:office:word" xmlns:w="http://schemas.openxmlformats.org/wordprocessingml/2006/main" xmlns:w14="http://schemas.microsoft.com/office/word/2010/wordml" xmlns:w15="http://schemas.microsoft.com/office/word/2012/wordml" xmlns:w16cex="http://schemas.microsoft.com/office/word/2018/wordml/cex" xmlns:w16cid="http://schemas.microsoft.com/office/word/2016/wordml/cid" xmlns:w16="http://schemas.microsoft.com/office/word/2018/wordml" xmlns:w16sdtdh="http://schemas.microsoft.com/office/word/2020/wordml/sdtdatahash" xmlns:w16se="http://schemas.microsoft.com/office/word/2015/wordml/symex" xmlns:wpg="http://schemas.microsoft.com/office/word/2010/wordprocessingGroup" xmlns:wpi="http://schemas.microsoft.com/office/word/2010/wordprocessingInk" xmlns:wne="http://schemas.microsoft.com/office/word/2006/wordml" xmlns:wps="http://schemas.microsoft.com/office/word/2010/wordprocessingShape" mc:Ignorable="w14 w15 w16se w16cid w16 w16cex w16sdtdh wp14">
   <w:p>
     <w:pPr>
       <w:pStyle w:val="Footer"/>
@@ -40031,7 +37558,7 @@
 </file>
 
 <file path=word/footnotes.xml><?xml version="1.0" encoding="utf-8"?>
-<w:footnotes xmlns:wpc="http://schemas.microsoft.com/office/word/2010/wordprocessingCanvas" xmlns:cx="http://schemas.microsoft.com/office/drawing/2014/chartex" xmlns:cx1="http://schemas.microsoft.com/office/drawing/2015/9/8/chartex" xmlns:cx2="http://schemas.microsoft.com/office/drawing/2015/10/21/chartex" xmlns:cx3="http://schemas.microsoft.com/office/drawing/2016/5/9/chartex" xmlns:cx4="http://schemas.microsoft.com/office/drawing/2016/5/10/chartex" xmlns:cx5="http://schemas.microsoft.com/office/drawing/2016/5/11/chartex" xmlns:cx6="http://schemas.microsoft.com/office/drawing/2016/5/12/chartex" xmlns:cx7="http://schemas.microsoft.com/office/drawing/2016/5/13/chartex" xmlns:cx8="http://schemas.microsoft.com/office/drawing/2016/5/14/chartex" xmlns:mc="http://schemas.openxmlformats.org/markup-compatibility/2006" xmlns:aink="http://schemas.microsoft.com/office/drawing/2016/ink" xmlns:am3d="http://schemas.microsoft.com/office/drawing/2017/model3d" xmlns:o="urn:schemas-microsoft-com:office:office" xmlns:oel="http://schemas.microsoft.com/office/2019/extlst" xmlns:r="http://schemas.openxmlformats.org/officeDocument/2006/relationships" xmlns:m="http://schemas.openxmlformats.org/officeDocument/2006/math" xmlns:v="urn:schemas-microsoft-com:vml" xmlns:wp14="http://schemas.microsoft.com/office/word/2010/wordprocessingDrawing" xmlns:wp="http://schemas.openxmlformats.org/drawingml/2006/wordprocessingDrawing" xmlns:w10="urn:schemas-microsoft-com:office:word" xmlns:w="http://schemas.openxmlformats.org/wordprocessingml/2006/main" xmlns:w14="http://schemas.microsoft.com/office/word/2010/wordml" xmlns:w15="http://schemas.microsoft.com/office/word/2012/wordml" xmlns:w16cex="http://schemas.microsoft.com/office/word/2018/wordml/cex" xmlns:w16cid="http://schemas.microsoft.com/office/word/2016/wordml/cid" xmlns:w16="http://schemas.microsoft.com/office/word/2018/wordml" xmlns:w16du="http://schemas.microsoft.com/office/word/2023/wordml/word16du" xmlns:w16sdtdh="http://schemas.microsoft.com/office/word/2020/wordml/sdtdatahash" xmlns:w16sdtfl="http://schemas.microsoft.com/office/word/2024/wordml/sdtformatlock" xmlns:w16se="http://schemas.microsoft.com/office/word/2015/wordml/symex" xmlns:wpg="http://schemas.microsoft.com/office/word/2010/wordprocessingGroup" xmlns:wpi="http://schemas.microsoft.com/office/word/2010/wordprocessingInk" xmlns:wne="http://schemas.microsoft.com/office/word/2006/wordml" xmlns:wps="http://schemas.microsoft.com/office/word/2010/wordprocessingShape" mc:Ignorable="w14 w15 w16se w16cid w16 w16cex w16sdtdh w16sdtfl w16du wp14">
+<w:footnotes xmlns:wpc="http://schemas.microsoft.com/office/word/2010/wordprocessingCanvas" xmlns:cx="http://schemas.microsoft.com/office/drawing/2014/chartex" xmlns:cx1="http://schemas.microsoft.com/office/drawing/2015/9/8/chartex" xmlns:cx2="http://schemas.microsoft.com/office/drawing/2015/10/21/chartex" xmlns:cx3="http://schemas.microsoft.com/office/drawing/2016/5/9/chartex" xmlns:cx4="http://schemas.microsoft.com/office/drawing/2016/5/10/chartex" xmlns:cx5="http://schemas.microsoft.com/office/drawing/2016/5/11/chartex" xmlns:cx6="http://schemas.microsoft.com/office/drawing/2016/5/12/chartex" xmlns:cx7="http://schemas.microsoft.com/office/drawing/2016/5/13/chartex" xmlns:cx8="http://schemas.microsoft.com/office/drawing/2016/5/14/chartex" xmlns:mc="http://schemas.openxmlformats.org/markup-compatibility/2006" xmlns:aink="http://schemas.microsoft.com/office/drawing/2016/ink" xmlns:am3d="http://schemas.microsoft.com/office/drawing/2017/model3d" xmlns:o="urn:schemas-microsoft-com:office:office" xmlns:oel="http://schemas.microsoft.com/office/2019/extlst" xmlns:r="http://schemas.openxmlformats.org/officeDocument/2006/relationships" xmlns:m="http://schemas.openxmlformats.org/officeDocument/2006/math" xmlns:v="urn:schemas-microsoft-com:vml" xmlns:wp14="http://schemas.microsoft.com/office/word/2010/wordprocessingDrawing" xmlns:wp="http://schemas.openxmlformats.org/drawingml/2006/wordprocessingDrawing" xmlns:w10="urn:schemas-microsoft-com:office:word" xmlns:w="http://schemas.openxmlformats.org/wordprocessingml/2006/main" xmlns:w14="http://schemas.microsoft.com/office/word/2010/wordml" xmlns:w15="http://schemas.microsoft.com/office/word/2012/wordml" xmlns:w16cex="http://schemas.microsoft.com/office/word/2018/wordml/cex" xmlns:w16cid="http://schemas.microsoft.com/office/word/2016/wordml/cid" xmlns:w16="http://schemas.microsoft.com/office/word/2018/wordml" xmlns:w16sdtdh="http://schemas.microsoft.com/office/word/2020/wordml/sdtdatahash" xmlns:w16se="http://schemas.microsoft.com/office/word/2015/wordml/symex" xmlns:wpg="http://schemas.microsoft.com/office/word/2010/wordprocessingGroup" xmlns:wpi="http://schemas.microsoft.com/office/word/2010/wordprocessingInk" xmlns:wne="http://schemas.microsoft.com/office/word/2006/wordml" xmlns:wps="http://schemas.microsoft.com/office/word/2010/wordprocessingShape" mc:Ignorable="w14 w15 w16se w16cid w16 w16cex w16sdtdh wp14">
   <w:footnote w:type="separator" w:id="-1">
     <w:p>
       <w:pPr>
@@ -40056,7 +37583,7 @@
 </file>
 
 <file path=word/header1.xml><?xml version="1.0" encoding="utf-8"?>
-<w:hdr xmlns:wpc="http://schemas.microsoft.com/office/word/2010/wordprocessingCanvas" xmlns:cx="http://schemas.microsoft.com/office/drawing/2014/chartex" xmlns:cx1="http://schemas.microsoft.com/office/drawing/2015/9/8/chartex" xmlns:cx2="http://schemas.microsoft.com/office/drawing/2015/10/21/chartex" xmlns:cx3="http://schemas.microsoft.com/office/drawing/2016/5/9/chartex" xmlns:cx4="http://schemas.microsoft.com/office/drawing/2016/5/10/chartex" xmlns:cx5="http://schemas.microsoft.com/office/drawing/2016/5/11/chartex" xmlns:cx6="http://schemas.microsoft.com/office/drawing/2016/5/12/chartex" xmlns:cx7="http://schemas.microsoft.com/office/drawing/2016/5/13/chartex" xmlns:cx8="http://schemas.microsoft.com/office/drawing/2016/5/14/chartex" xmlns:mc="http://schemas.openxmlformats.org/markup-compatibility/2006" xmlns:aink="http://schemas.microsoft.com/office/drawing/2016/ink" xmlns:am3d="http://schemas.microsoft.com/office/drawing/2017/model3d" xmlns:o="urn:schemas-microsoft-com:office:office" xmlns:oel="http://schemas.microsoft.com/office/2019/extlst" xmlns:r="http://schemas.openxmlformats.org/officeDocument/2006/relationships" xmlns:m="http://schemas.openxmlformats.org/officeDocument/2006/math" xmlns:v="urn:schemas-microsoft-com:vml" xmlns:wp14="http://schemas.microsoft.com/office/word/2010/wordprocessingDrawing" xmlns:wp="http://schemas.openxmlformats.org/drawingml/2006/wordprocessingDrawing" xmlns:w10="urn:schemas-microsoft-com:office:word" xmlns:w="http://schemas.openxmlformats.org/wordprocessingml/2006/main" xmlns:w14="http://schemas.microsoft.com/office/word/2010/wordml" xmlns:w15="http://schemas.microsoft.com/office/word/2012/wordml" xmlns:w16cex="http://schemas.microsoft.com/office/word/2018/wordml/cex" xmlns:w16cid="http://schemas.microsoft.com/office/word/2016/wordml/cid" xmlns:w16="http://schemas.microsoft.com/office/word/2018/wordml" xmlns:w16du="http://schemas.microsoft.com/office/word/2023/wordml/word16du" xmlns:w16sdtdh="http://schemas.microsoft.com/office/word/2020/wordml/sdtdatahash" xmlns:w16sdtfl="http://schemas.microsoft.com/office/word/2024/wordml/sdtformatlock" xmlns:w16se="http://schemas.microsoft.com/office/word/2015/wordml/symex" xmlns:wpg="http://schemas.microsoft.com/office/word/2010/wordprocessingGroup" xmlns:wpi="http://schemas.microsoft.com/office/word/2010/wordprocessingInk" xmlns:wne="http://schemas.microsoft.com/office/word/2006/wordml" xmlns:wps="http://schemas.microsoft.com/office/word/2010/wordprocessingShape" mc:Ignorable="w14 w15 w16se w16cid w16 w16cex w16sdtdh w16sdtfl w16du wp14">
+<w:hdr xmlns:wpc="http://schemas.microsoft.com/office/word/2010/wordprocessingCanvas" xmlns:cx="http://schemas.microsoft.com/office/drawing/2014/chartex" xmlns:cx1="http://schemas.microsoft.com/office/drawing/2015/9/8/chartex" xmlns:cx2="http://schemas.microsoft.com/office/drawing/2015/10/21/chartex" xmlns:cx3="http://schemas.microsoft.com/office/drawing/2016/5/9/chartex" xmlns:cx4="http://schemas.microsoft.com/office/drawing/2016/5/10/chartex" xmlns:cx5="http://schemas.microsoft.com/office/drawing/2016/5/11/chartex" xmlns:cx6="http://schemas.microsoft.com/office/drawing/2016/5/12/chartex" xmlns:cx7="http://schemas.microsoft.com/office/drawing/2016/5/13/chartex" xmlns:cx8="http://schemas.microsoft.com/office/drawing/2016/5/14/chartex" xmlns:mc="http://schemas.openxmlformats.org/markup-compatibility/2006" xmlns:aink="http://schemas.microsoft.com/office/drawing/2016/ink" xmlns:am3d="http://schemas.microsoft.com/office/drawing/2017/model3d" xmlns:o="urn:schemas-microsoft-com:office:office" xmlns:oel="http://schemas.microsoft.com/office/2019/extlst" xmlns:r="http://schemas.openxmlformats.org/officeDocument/2006/relationships" xmlns:m="http://schemas.openxmlformats.org/officeDocument/2006/math" xmlns:v="urn:schemas-microsoft-com:vml" xmlns:wp14="http://schemas.microsoft.com/office/word/2010/wordprocessingDrawing" xmlns:wp="http://schemas.openxmlformats.org/drawingml/2006/wordprocessingDrawing" xmlns:w10="urn:schemas-microsoft-com:office:word" xmlns:w="http://schemas.openxmlformats.org/wordprocessingml/2006/main" xmlns:w14="http://schemas.microsoft.com/office/word/2010/wordml" xmlns:w15="http://schemas.microsoft.com/office/word/2012/wordml" xmlns:w16cex="http://schemas.microsoft.com/office/word/2018/wordml/cex" xmlns:w16cid="http://schemas.microsoft.com/office/word/2016/wordml/cid" xmlns:w16="http://schemas.microsoft.com/office/word/2018/wordml" xmlns:w16sdtdh="http://schemas.microsoft.com/office/word/2020/wordml/sdtdatahash" xmlns:w16se="http://schemas.microsoft.com/office/word/2015/wordml/symex" xmlns:wpg="http://schemas.microsoft.com/office/word/2010/wordprocessingGroup" xmlns:wpi="http://schemas.microsoft.com/office/word/2010/wordprocessingInk" xmlns:wne="http://schemas.microsoft.com/office/word/2006/wordml" xmlns:wps="http://schemas.microsoft.com/office/word/2010/wordprocessingShape" mc:Ignorable="w14 w15 w16se w16cid w16 w16cex w16sdtdh wp14">
   <w:p>
     <w:pPr>
       <w:pStyle w:val="Header"/>
@@ -40065,130 +37592,20 @@
       </w:pBdr>
       <w:jc w:val="center"/>
     </w:pPr>
-    <w:proofErr w:type="spellStart"/>
     <w:r>
       <w:rPr>
         <w:rFonts w:ascii="Times New Roman" w:hAnsi="Times New Roman"/>
         <w:color w:val="606060"/>
         <w:sz w:val="18"/>
       </w:rPr>
-      <w:t>IronPulse</w:t>
+      <w:t>IronPulse — Báo cáo Phase 1: Thiết kế Quan niệm | INT1313 | Nhóm Tam Thái Tử</w:t>
     </w:r>
-    <w:proofErr w:type="spellEnd"/>
-    <w:r>
-      <w:rPr>
-        <w:rFonts w:ascii="Times New Roman" w:hAnsi="Times New Roman"/>
-        <w:color w:val="606060"/>
-        <w:sz w:val="18"/>
-      </w:rPr>
-      <w:t xml:space="preserve"> — Báo </w:t>
-    </w:r>
-    <w:proofErr w:type="spellStart"/>
-    <w:r>
-      <w:rPr>
-        <w:rFonts w:ascii="Times New Roman" w:hAnsi="Times New Roman"/>
-        <w:color w:val="606060"/>
-        <w:sz w:val="18"/>
-      </w:rPr>
-      <w:t>cáo</w:t>
-    </w:r>
-    <w:proofErr w:type="spellEnd"/>
-    <w:r>
-      <w:rPr>
-        <w:rFonts w:ascii="Times New Roman" w:hAnsi="Times New Roman"/>
-        <w:color w:val="606060"/>
-        <w:sz w:val="18"/>
-      </w:rPr>
-      <w:t xml:space="preserve"> Phase 1: </w:t>
-    </w:r>
-    <w:proofErr w:type="spellStart"/>
-    <w:r>
-      <w:rPr>
-        <w:rFonts w:ascii="Times New Roman" w:hAnsi="Times New Roman"/>
-        <w:color w:val="606060"/>
-        <w:sz w:val="18"/>
-      </w:rPr>
-      <w:t>Thiết</w:t>
-    </w:r>
-    <w:proofErr w:type="spellEnd"/>
-    <w:r>
-      <w:rPr>
-        <w:rFonts w:ascii="Times New Roman" w:hAnsi="Times New Roman"/>
-        <w:color w:val="606060"/>
-        <w:sz w:val="18"/>
-      </w:rPr>
-      <w:t xml:space="preserve"> </w:t>
-    </w:r>
-    <w:proofErr w:type="spellStart"/>
-    <w:r>
-      <w:rPr>
-        <w:rFonts w:ascii="Times New Roman" w:hAnsi="Times New Roman"/>
-        <w:color w:val="606060"/>
-        <w:sz w:val="18"/>
-      </w:rPr>
-      <w:t>kế</w:t>
-    </w:r>
-    <w:proofErr w:type="spellEnd"/>
-    <w:r>
-      <w:rPr>
-        <w:rFonts w:ascii="Times New Roman" w:hAnsi="Times New Roman"/>
-        <w:color w:val="606060"/>
-        <w:sz w:val="18"/>
-      </w:rPr>
-      <w:t xml:space="preserve"> Quan </w:t>
-    </w:r>
-    <w:proofErr w:type="spellStart"/>
-    <w:r>
-      <w:rPr>
-        <w:rFonts w:ascii="Times New Roman" w:hAnsi="Times New Roman"/>
-        <w:color w:val="606060"/>
-        <w:sz w:val="18"/>
-      </w:rPr>
-      <w:t>niệm</w:t>
-    </w:r>
-    <w:proofErr w:type="spellEnd"/>
-    <w:r>
-      <w:rPr>
-        <w:rFonts w:ascii="Times New Roman" w:hAnsi="Times New Roman"/>
-        <w:color w:val="606060"/>
-        <w:sz w:val="18"/>
-      </w:rPr>
-      <w:t xml:space="preserve"> | INT1313 | </w:t>
-    </w:r>
-    <w:proofErr w:type="spellStart"/>
-    <w:r>
-      <w:rPr>
-        <w:rFonts w:ascii="Times New Roman" w:hAnsi="Times New Roman"/>
-        <w:color w:val="606060"/>
-        <w:sz w:val="18"/>
-      </w:rPr>
-      <w:t>Nhóm</w:t>
-    </w:r>
-    <w:proofErr w:type="spellEnd"/>
-    <w:r>
-      <w:rPr>
-        <w:rFonts w:ascii="Times New Roman" w:hAnsi="Times New Roman"/>
-        <w:color w:val="606060"/>
-        <w:sz w:val="18"/>
-      </w:rPr>
-      <w:t xml:space="preserve"> Tam Thái </w:t>
-    </w:r>
-    <w:proofErr w:type="spellStart"/>
-    <w:r>
-      <w:rPr>
-        <w:rFonts w:ascii="Times New Roman" w:hAnsi="Times New Roman"/>
-        <w:color w:val="606060"/>
-        <w:sz w:val="18"/>
-      </w:rPr>
-      <w:t>Tử</w:t>
-    </w:r>
-    <w:proofErr w:type="spellEnd"/>
   </w:p>
 </w:hdr>
 </file>
 
 <file path=word/numbering.xml><?xml version="1.0" encoding="utf-8"?>
-<w:numbering xmlns:wpc="http://schemas.microsoft.com/office/word/2010/wordprocessingCanvas" xmlns:cx="http://schemas.microsoft.com/office/drawing/2014/chartex" xmlns:cx1="http://schemas.microsoft.com/office/drawing/2015/9/8/chartex" xmlns:cx2="http://schemas.microsoft.com/office/drawing/2015/10/21/chartex" xmlns:cx3="http://schemas.microsoft.com/office/drawing/2016/5/9/chartex" xmlns:cx4="http://schemas.microsoft.com/office/drawing/2016/5/10/chartex" xmlns:cx5="http://schemas.microsoft.com/office/drawing/2016/5/11/chartex" xmlns:cx6="http://schemas.microsoft.com/office/drawing/2016/5/12/chartex" xmlns:cx7="http://schemas.microsoft.com/office/drawing/2016/5/13/chartex" xmlns:cx8="http://schemas.microsoft.com/office/drawing/2016/5/14/chartex" xmlns:mc="http://schemas.openxmlformats.org/markup-compatibility/2006" xmlns:aink="http://schemas.microsoft.com/office/drawing/2016/ink" xmlns:am3d="http://schemas.microsoft.com/office/drawing/2017/model3d" xmlns:o="urn:schemas-microsoft-com:office:office" xmlns:oel="http://schemas.microsoft.com/office/2019/extlst" xmlns:r="http://schemas.openxmlformats.org/officeDocument/2006/relationships" xmlns:m="http://schemas.openxmlformats.org/officeDocument/2006/math" xmlns:v="urn:schemas-microsoft-com:vml" xmlns:wp14="http://schemas.microsoft.com/office/word/2010/wordprocessingDrawing" xmlns:wp="http://schemas.openxmlformats.org/drawingml/2006/wordprocessingDrawing" xmlns:w10="urn:schemas-microsoft-com:office:word" xmlns:w="http://schemas.openxmlformats.org/wordprocessingml/2006/main" xmlns:w14="http://schemas.microsoft.com/office/word/2010/wordml" xmlns:w15="http://schemas.microsoft.com/office/word/2012/wordml" xmlns:w16cex="http://schemas.microsoft.com/office/word/2018/wordml/cex" xmlns:w16cid="http://schemas.microsoft.com/office/word/2016/wordml/cid" xmlns:w16="http://schemas.microsoft.com/office/word/2018/wordml" xmlns:w16du="http://schemas.microsoft.com/office/word/2023/wordml/word16du" xmlns:w16sdtdh="http://schemas.microsoft.com/office/word/2020/wordml/sdtdatahash" xmlns:w16sdtfl="http://schemas.microsoft.com/office/word/2024/wordml/sdtformatlock" xmlns:w16se="http://schemas.microsoft.com/office/word/2015/wordml/symex" xmlns:wpg="http://schemas.microsoft.com/office/word/2010/wordprocessingGroup" xmlns:wpi="http://schemas.microsoft.com/office/word/2010/wordprocessingInk" xmlns:wne="http://schemas.microsoft.com/office/word/2006/wordml" xmlns:wps="http://schemas.microsoft.com/office/word/2010/wordprocessingShape" mc:Ignorable="w14 w15 w16se w16cid w16 w16cex w16sdtdh w16sdtfl w16du wp14">
+<w:numbering xmlns:wpc="http://schemas.microsoft.com/office/word/2010/wordprocessingCanvas" xmlns:cx="http://schemas.microsoft.com/office/drawing/2014/chartex" xmlns:cx1="http://schemas.microsoft.com/office/drawing/2015/9/8/chartex" xmlns:cx2="http://schemas.microsoft.com/office/drawing/2015/10/21/chartex" xmlns:cx3="http://schemas.microsoft.com/office/drawing/2016/5/9/chartex" xmlns:cx4="http://schemas.microsoft.com/office/drawing/2016/5/10/chartex" xmlns:cx5="http://schemas.microsoft.com/office/drawing/2016/5/11/chartex" xmlns:cx6="http://schemas.microsoft.com/office/drawing/2016/5/12/chartex" xmlns:cx7="http://schemas.microsoft.com/office/drawing/2016/5/13/chartex" xmlns:cx8="http://schemas.microsoft.com/office/drawing/2016/5/14/chartex" xmlns:mc="http://schemas.openxmlformats.org/markup-compatibility/2006" xmlns:aink="http://schemas.microsoft.com/office/drawing/2016/ink" xmlns:am3d="http://schemas.microsoft.com/office/drawing/2017/model3d" xmlns:o="urn:schemas-microsoft-com:office:office" xmlns:oel="http://schemas.microsoft.com/office/2019/extlst" xmlns:r="http://schemas.openxmlformats.org/officeDocument/2006/relationships" xmlns:m="http://schemas.openxmlformats.org/officeDocument/2006/math" xmlns:v="urn:schemas-microsoft-com:vml" xmlns:wp14="http://schemas.microsoft.com/office/word/2010/wordprocessingDrawing" xmlns:wp="http://schemas.openxmlformats.org/drawingml/2006/wordprocessingDrawing" xmlns:w10="urn:schemas-microsoft-com:office:word" xmlns:w="http://schemas.openxmlformats.org/wordprocessingml/2006/main" xmlns:w14="http://schemas.microsoft.com/office/word/2010/wordml" xmlns:w15="http://schemas.microsoft.com/office/word/2012/wordml" xmlns:w16cex="http://schemas.microsoft.com/office/word/2018/wordml/cex" xmlns:w16cid="http://schemas.microsoft.com/office/word/2016/wordml/cid" xmlns:w16="http://schemas.microsoft.com/office/word/2018/wordml" xmlns:w16sdtdh="http://schemas.microsoft.com/office/word/2020/wordml/sdtdatahash" xmlns:w16se="http://schemas.microsoft.com/office/word/2015/wordml/symex" xmlns:wpg="http://schemas.microsoft.com/office/word/2010/wordprocessingGroup" xmlns:wpi="http://schemas.microsoft.com/office/word/2010/wordprocessingInk" xmlns:wne="http://schemas.microsoft.com/office/word/2006/wordml" xmlns:wps="http://schemas.microsoft.com/office/word/2010/wordprocessingShape" mc:Ignorable="w14 w15 w16se w16cid w16 w16cex w16sdtdh wp14">
   <w:abstractNum w:abstractNumId="0" w15:restartNumberingAfterBreak="0">
     <w:nsid w:val="FFFFFF7C"/>
     <w:multiLevelType w:val="singleLevel"/>
@@ -40391,7 +37808,7 @@
 </file>
 
 <file path=word/styles.xml><?xml version="1.0" encoding="utf-8"?>
-<w:styles xmlns:mc="http://schemas.openxmlformats.org/markup-compatibility/2006" xmlns:r="http://schemas.openxmlformats.org/officeDocument/2006/relationships" xmlns:w="http://schemas.openxmlformats.org/wordprocessingml/2006/main" xmlns:w14="http://schemas.microsoft.com/office/word/2010/wordml" xmlns:w15="http://schemas.microsoft.com/office/word/2012/wordml" xmlns:w16cex="http://schemas.microsoft.com/office/word/2018/wordml/cex" xmlns:w16cid="http://schemas.microsoft.com/office/word/2016/wordml/cid" xmlns:w16="http://schemas.microsoft.com/office/word/2018/wordml" xmlns:w16du="http://schemas.microsoft.com/office/word/2023/wordml/word16du" xmlns:w16sdtdh="http://schemas.microsoft.com/office/word/2020/wordml/sdtdatahash" xmlns:w16sdtfl="http://schemas.microsoft.com/office/word/2024/wordml/sdtformatlock" xmlns:w16se="http://schemas.microsoft.com/office/word/2015/wordml/symex" mc:Ignorable="w14 w15 w16se w16cid w16 w16cex w16sdtdh w16sdtfl w16du">
+<w:styles xmlns:mc="http://schemas.openxmlformats.org/markup-compatibility/2006" xmlns:r="http://schemas.openxmlformats.org/officeDocument/2006/relationships" xmlns:w="http://schemas.openxmlformats.org/wordprocessingml/2006/main" xmlns:w14="http://schemas.microsoft.com/office/word/2010/wordml" xmlns:w15="http://schemas.microsoft.com/office/word/2012/wordml" xmlns:w16cex="http://schemas.microsoft.com/office/word/2018/wordml/cex" xmlns:w16cid="http://schemas.microsoft.com/office/word/2016/wordml/cid" xmlns:w16="http://schemas.microsoft.com/office/word/2018/wordml" xmlns:w16sdtdh="http://schemas.microsoft.com/office/word/2020/wordml/sdtdatahash" xmlns:w16se="http://schemas.microsoft.com/office/word/2015/wordml/symex" mc:Ignorable="w14 w15 w16se w16cid w16 w16cex w16sdtdh">
   <w:docDefaults>
     <w:rPrDefault>
       <w:rPr>

--- a/Phase1_Conceptual_Design.docx
+++ b/Phase1_Conceptual_Design.docx
@@ -192,52 +192,14 @@
             <w:pPr>
               <w:spacing w:before="40" w:after="40" w:line="280" w:lineRule="exact"/>
             </w:pPr>
-            <w:proofErr w:type="spellStart"/>
             <w:r>
               <w:rPr>
                 <w:rFonts w:ascii="Times New Roman" w:hAnsi="Times New Roman"/>
                 <w:b/>
                 <w:color w:val="FFFFFF"/>
               </w:rPr>
-              <w:t>Nhóm</w:t>
-            </w:r>
-            <w:proofErr w:type="spellEnd"/>
-            <w:r>
-              <w:rPr>
-                <w:rFonts w:ascii="Times New Roman" w:hAnsi="Times New Roman"/>
-                <w:b/>
-                <w:color w:val="FFFFFF"/>
-              </w:rPr>
-              <w:t xml:space="preserve"> </w:t>
-            </w:r>
-            <w:proofErr w:type="spellStart"/>
-            <w:r>
-              <w:rPr>
-                <w:rFonts w:ascii="Times New Roman" w:hAnsi="Times New Roman"/>
-                <w:b/>
-                <w:color w:val="FFFFFF"/>
-              </w:rPr>
-              <w:t>thực</w:t>
-            </w:r>
-            <w:proofErr w:type="spellEnd"/>
-            <w:r>
-              <w:rPr>
-                <w:rFonts w:ascii="Times New Roman" w:hAnsi="Times New Roman"/>
-                <w:b/>
-                <w:color w:val="FFFFFF"/>
-              </w:rPr>
-              <w:t xml:space="preserve"> </w:t>
-            </w:r>
-            <w:proofErr w:type="spellStart"/>
-            <w:r>
-              <w:rPr>
-                <w:rFonts w:ascii="Times New Roman" w:hAnsi="Times New Roman"/>
-                <w:b/>
-                <w:color w:val="FFFFFF"/>
-              </w:rPr>
-              <w:t>hiện</w:t>
-            </w:r>
-            <w:proofErr w:type="spellEnd"/>
+              <w:t>Nhóm thực hiện</w:t>
+            </w:r>
           </w:p>
         </w:tc>
         <w:tc>
@@ -426,15 +388,7 @@
                 <w:rFonts w:ascii="Times New Roman" w:hAnsi="Times New Roman"/>
                 <w:sz w:val="21"/>
               </w:rPr>
-              <w:t xml:space="preserve">Nguyễn Hoài Nam </w:t>
-            </w:r>
-            <w:proofErr w:type="gramStart"/>
-            <w:r>
-              <w:rPr>
-                <w:rFonts w:ascii="Times New Roman" w:hAnsi="Times New Roman"/>
-                <w:sz w:val="21"/>
-              </w:rPr>
-              <w:t xml:space="preserve">— </w:t>
+              <w:t xml:space="preserve">Nguyễn Hoài Nam — </w:t>
             </w:r>
             <w:r>
               <w:rPr>
@@ -450,7 +404,6 @@
               </w:rPr>
               <w:t>n24dccn141@student.ptithcm.edu.vn</w:t>
             </w:r>
-            <w:proofErr w:type="gramEnd"/>
           </w:p>
         </w:tc>
       </w:tr>
@@ -2120,28 +2073,12 @@
             <w:pPr>
               <w:spacing w:before="40" w:after="40" w:line="280" w:lineRule="exact"/>
             </w:pPr>
-            <w:proofErr w:type="spellStart"/>
-            <w:r>
-              <w:rPr>
-                <w:rFonts w:ascii="Times New Roman" w:hAnsi="Times New Roman"/>
-                <w:sz w:val="21"/>
-              </w:rPr>
-              <w:t>IronPulse</w:t>
-            </w:r>
-            <w:proofErr w:type="spellEnd"/>
-            <w:r>
-              <w:rPr>
-                <w:rFonts w:ascii="Times New Roman" w:hAnsi="Times New Roman"/>
-                <w:sz w:val="21"/>
-              </w:rPr>
-              <w:t xml:space="preserve"> | </w:t>
-            </w:r>
-            <w:r>
-              <w:rPr>
-                <w:rFonts w:ascii="Times New Roman" w:hAnsi="Times New Roman"/>
-                <w:sz w:val="21"/>
-              </w:rPr>
-              <w:t>Gym Membership &amp; Training Management System</w:t>
+            <w:r>
+              <w:rPr>
+                <w:rFonts w:ascii="Times New Roman" w:hAnsi="Times New Roman"/>
+                <w:sz w:val="21"/>
+              </w:rPr>
+              <w:t>IronPulse | Gym Membership &amp; Training Management System</w:t>
             </w:r>
           </w:p>
         </w:tc>
@@ -2629,66 +2566,9 @@
           <w:rFonts w:ascii="Times New Roman" w:hAnsi="Times New Roman"/>
           <w:color w:val="2E74B5"/>
         </w:rPr>
-        <w:t xml:space="preserve">1.1 </w:t>
-      </w:r>
-      <w:proofErr w:type="spellStart"/>
-      <w:r>
-        <w:rPr>
-          <w:rFonts w:ascii="Times New Roman" w:hAnsi="Times New Roman"/>
-          <w:color w:val="2E74B5"/>
-        </w:rPr>
-        <w:t>Mục</w:t>
-      </w:r>
-      <w:proofErr w:type="spellEnd"/>
-      <w:r>
-        <w:rPr>
-          <w:rFonts w:ascii="Times New Roman" w:hAnsi="Times New Roman"/>
-          <w:color w:val="2E74B5"/>
-        </w:rPr>
-        <w:t xml:space="preserve"> </w:t>
-      </w:r>
-      <w:proofErr w:type="spellStart"/>
-      <w:r>
-        <w:rPr>
-          <w:rFonts w:ascii="Times New Roman" w:hAnsi="Times New Roman"/>
-          <w:color w:val="2E74B5"/>
-        </w:rPr>
-        <w:t>tiêu</w:t>
-      </w:r>
-      <w:proofErr w:type="spellEnd"/>
-      <w:r>
-        <w:rPr>
-          <w:rFonts w:ascii="Times New Roman" w:hAnsi="Times New Roman"/>
-          <w:color w:val="2E74B5"/>
-        </w:rPr>
-        <w:t xml:space="preserve"> </w:t>
-      </w:r>
-      <w:proofErr w:type="spellStart"/>
-      <w:r>
-        <w:rPr>
-          <w:rFonts w:ascii="Times New Roman" w:hAnsi="Times New Roman"/>
-          <w:color w:val="2E74B5"/>
-        </w:rPr>
-        <w:t>hệ</w:t>
-      </w:r>
-      <w:proofErr w:type="spellEnd"/>
-      <w:r>
-        <w:rPr>
-          <w:rFonts w:ascii="Times New Roman" w:hAnsi="Times New Roman"/>
-          <w:color w:val="2E74B5"/>
-        </w:rPr>
-        <w:t xml:space="preserve"> </w:t>
-      </w:r>
-      <w:proofErr w:type="spellStart"/>
-      <w:r>
-        <w:rPr>
-          <w:rFonts w:ascii="Times New Roman" w:hAnsi="Times New Roman"/>
-          <w:color w:val="2E74B5"/>
-        </w:rPr>
-        <w:t>thống</w:t>
+        <w:t>1.1 Mục tiêu hệ thống</w:t>
       </w:r>
       <w:bookmarkEnd w:id="2"/>
-      <w:proofErr w:type="spellEnd"/>
     </w:p>
     <w:p>
       <w:pPr>
@@ -4143,7 +4023,6 @@
             <w:pPr>
               <w:spacing w:before="40" w:after="40" w:line="280" w:lineRule="exact"/>
             </w:pPr>
-            <w:proofErr w:type="spellStart"/>
             <w:r>
               <w:rPr>
                 <w:rFonts w:ascii="Times New Roman" w:hAnsi="Times New Roman"/>
@@ -4152,7 +4031,6 @@
               </w:rPr>
               <w:t>Mã</w:t>
             </w:r>
-            <w:proofErr w:type="spellEnd"/>
           </w:p>
         </w:tc>
         <w:tc>
@@ -4727,41 +4605,13 @@
         <w:spacing w:after="80"/>
       </w:pPr>
       <w:bookmarkStart w:id="7" w:name="_Toc240106346"/>
-      <w:proofErr w:type="spellStart"/>
       <w:r>
         <w:rPr>
           <w:rFonts w:ascii="Times New Roman" w:hAnsi="Times New Roman"/>
           <w:color w:val="265C9A"/>
           <w:sz w:val="24"/>
         </w:rPr>
-        <w:t>Nhóm</w:t>
-      </w:r>
-      <w:proofErr w:type="spellEnd"/>
-      <w:r>
-        <w:rPr>
-          <w:rFonts w:ascii="Times New Roman" w:hAnsi="Times New Roman"/>
-          <w:color w:val="265C9A"/>
-          <w:sz w:val="24"/>
-        </w:rPr>
-        <w:t xml:space="preserve"> 1 — </w:t>
-      </w:r>
-      <w:proofErr w:type="spellStart"/>
-      <w:r>
-        <w:rPr>
-          <w:rFonts w:ascii="Times New Roman" w:hAnsi="Times New Roman"/>
-          <w:color w:val="265C9A"/>
-          <w:sz w:val="24"/>
-        </w:rPr>
-        <w:t>Kiểm</w:t>
-      </w:r>
-      <w:proofErr w:type="spellEnd"/>
-      <w:r>
-        <w:rPr>
-          <w:rFonts w:ascii="Times New Roman" w:hAnsi="Times New Roman"/>
-          <w:color w:val="265C9A"/>
-          <w:sz w:val="24"/>
-        </w:rPr>
-        <w:t xml:space="preserve"> soát lịch trình &amp; Chống xung đột (BR-01 → BR-06)</w:t>
+        <w:t>Nhóm 1 — Kiểm soát lịch trình &amp; Chống xung đột (BR-01 → BR-06)</w:t>
       </w:r>
       <w:bookmarkEnd w:id="7"/>
     </w:p>
@@ -5598,7 +5448,6 @@
             <w:pPr>
               <w:spacing w:before="40" w:after="40" w:line="280" w:lineRule="exact"/>
             </w:pPr>
-            <w:proofErr w:type="spellStart"/>
             <w:r>
               <w:rPr>
                 <w:rFonts w:ascii="Times New Roman" w:hAnsi="Times New Roman"/>
@@ -5607,7 +5456,6 @@
               </w:rPr>
               <w:t>Mã</w:t>
             </w:r>
-            <w:proofErr w:type="spellEnd"/>
           </w:p>
         </w:tc>
         <w:tc>
@@ -6608,7 +6456,6 @@
             <w:pPr>
               <w:spacing w:before="40" w:after="40" w:line="280" w:lineRule="exact"/>
             </w:pPr>
-            <w:proofErr w:type="spellStart"/>
             <w:r>
               <w:rPr>
                 <w:rFonts w:ascii="Times New Roman" w:hAnsi="Times New Roman"/>
@@ -6617,7 +6464,6 @@
               </w:rPr>
               <w:t>Mã</w:t>
             </w:r>
-            <w:proofErr w:type="spellEnd"/>
           </w:p>
         </w:tc>
         <w:tc>
@@ -7186,7 +7032,6 @@
             <w:pPr>
               <w:spacing w:before="40" w:after="40" w:line="280" w:lineRule="exact"/>
             </w:pPr>
-            <w:proofErr w:type="spellStart"/>
             <w:r>
               <w:rPr>
                 <w:rFonts w:ascii="Times New Roman" w:hAnsi="Times New Roman"/>
@@ -7195,7 +7040,6 @@
               </w:rPr>
               <w:t>Mã</w:t>
             </w:r>
-            <w:proofErr w:type="spellEnd"/>
           </w:p>
         </w:tc>
         <w:tc>
@@ -7715,6 +7559,11 @@
       <w:pPr>
         <w:pStyle w:val="Heading3"/>
         <w:spacing w:after="80"/>
+        <w:rPr>
+          <w:rFonts w:ascii="Times New Roman" w:hAnsi="Times New Roman"/>
+          <w:color w:val="265C9A"/>
+          <w:sz w:val="24"/>
+        </w:rPr>
       </w:pPr>
       <w:bookmarkStart w:id="11" w:name="_Toc240106350"/>
       <w:r>
@@ -7727,6 +7576,453 @@
       </w:r>
       <w:bookmarkEnd w:id="11"/>
     </w:p>
+    <w:tbl>
+      <w:tblPr>
+        <w:tblStyle w:val="TableGrid"/>
+        <w:tblW w:w="0" w:type="auto"/>
+        <w:jc w:val="center"/>
+        <w:tblLook w:val="04A0" w:firstRow="1" w:lastRow="0" w:firstColumn="1" w:lastColumn="0" w:noHBand="0" w:noVBand="1"/>
+      </w:tblPr>
+      <w:tblGrid>
+        <w:gridCol w:w="1020"/>
+        <w:gridCol w:w="1530"/>
+        <w:gridCol w:w="3969"/>
+        <w:gridCol w:w="2268"/>
+      </w:tblGrid>
+      <w:tr>
+        <w:trPr>
+          <w:trHeight w:val="340"/>
+          <w:tblHeader/>
+          <w:jc w:val="center"/>
+        </w:trPr>
+        <w:tc>
+          <w:tcPr>
+            <w:tcW w:w="1020" w:type="dxa"/>
+            <w:tcBorders>
+              <w:top w:val="single" w:sz="6" w:space="0" w:color="9A95CC"/>
+              <w:left w:val="single" w:sz="6" w:space="0" w:color="9A95CC"/>
+              <w:bottom w:val="single" w:sz="6" w:space="0" w:color="9A95CC"/>
+              <w:right w:val="single" w:sz="6" w:space="0" w:color="9A95CC"/>
+            </w:tcBorders>
+            <w:shd w:val="clear" w:color="auto" w:fill="1F3864"/>
+            <w:vAlign w:val="center"/>
+          </w:tcPr>
+          <w:p>
+            <w:pPr>
+              <w:spacing w:before="40" w:after="40" w:line="280" w:lineRule="exact"/>
+            </w:pPr>
+            <w:r>
+              <w:rPr>
+                <w:rFonts w:ascii="Times New Roman" w:hAnsi="Times New Roman"/>
+                <w:b/>
+                <w:color w:val="FFFFFF"/>
+              </w:rPr>
+              <w:t>Mã</w:t>
+            </w:r>
+          </w:p>
+        </w:tc>
+        <w:tc>
+          <w:tcPr>
+            <w:tcW w:w="1530" w:type="dxa"/>
+            <w:tcBorders>
+              <w:top w:val="single" w:sz="6" w:space="0" w:color="9A95CC"/>
+              <w:left w:val="single" w:sz="6" w:space="0" w:color="9A95CC"/>
+              <w:bottom w:val="single" w:sz="6" w:space="0" w:color="9A95CC"/>
+              <w:right w:val="single" w:sz="6" w:space="0" w:color="9A95CC"/>
+            </w:tcBorders>
+            <w:shd w:val="clear" w:color="auto" w:fill="1F3864"/>
+            <w:vAlign w:val="center"/>
+          </w:tcPr>
+          <w:p>
+            <w:pPr>
+              <w:spacing w:before="40" w:after="40" w:line="280" w:lineRule="exact"/>
+            </w:pPr>
+            <w:r>
+              <w:rPr>
+                <w:rFonts w:ascii="Times New Roman" w:hAnsi="Times New Roman"/>
+                <w:b/>
+                <w:color w:val="FFFFFF"/>
+              </w:rPr>
+              <w:t>Tên</w:t>
+            </w:r>
+          </w:p>
+        </w:tc>
+        <w:tc>
+          <w:tcPr>
+            <w:tcW w:w="3969" w:type="dxa"/>
+            <w:tcBorders>
+              <w:top w:val="single" w:sz="6" w:space="0" w:color="9A95CC"/>
+              <w:left w:val="single" w:sz="6" w:space="0" w:color="9A95CC"/>
+              <w:bottom w:val="single" w:sz="6" w:space="0" w:color="9A95CC"/>
+              <w:right w:val="single" w:sz="6" w:space="0" w:color="9A95CC"/>
+            </w:tcBorders>
+            <w:shd w:val="clear" w:color="auto" w:fill="1F3864"/>
+            <w:vAlign w:val="center"/>
+          </w:tcPr>
+          <w:p>
+            <w:pPr>
+              <w:spacing w:before="40" w:after="40" w:line="280" w:lineRule="exact"/>
+            </w:pPr>
+            <w:r>
+              <w:rPr>
+                <w:rFonts w:ascii="Times New Roman" w:hAnsi="Times New Roman"/>
+                <w:b/>
+                <w:color w:val="FFFFFF"/>
+              </w:rPr>
+              <w:t>Nội dung</w:t>
+            </w:r>
+          </w:p>
+        </w:tc>
+        <w:tc>
+          <w:tcPr>
+            <w:tcW w:w="2268" w:type="dxa"/>
+            <w:tcBorders>
+              <w:top w:val="single" w:sz="6" w:space="0" w:color="9A95CC"/>
+              <w:left w:val="single" w:sz="6" w:space="0" w:color="9A95CC"/>
+              <w:bottom w:val="single" w:sz="6" w:space="0" w:color="9A95CC"/>
+              <w:right w:val="single" w:sz="6" w:space="0" w:color="9A95CC"/>
+            </w:tcBorders>
+            <w:shd w:val="clear" w:color="auto" w:fill="1F3864"/>
+            <w:vAlign w:val="center"/>
+          </w:tcPr>
+          <w:p>
+            <w:pPr>
+              <w:spacing w:before="40" w:after="40" w:line="280" w:lineRule="exact"/>
+            </w:pPr>
+            <w:r>
+              <w:rPr>
+                <w:rFonts w:ascii="Times New Roman" w:hAnsi="Times New Roman"/>
+                <w:b/>
+                <w:color w:val="FFFFFF"/>
+              </w:rPr>
+              <w:t>Kiểm soát tại</w:t>
+            </w:r>
+          </w:p>
+        </w:tc>
+      </w:tr>
+      <w:tr>
+        <w:trPr>
+          <w:trHeight w:val="280"/>
+          <w:jc w:val="center"/>
+        </w:trPr>
+        <w:tc>
+          <w:tcPr>
+            <w:tcW w:w="1020" w:type="dxa"/>
+            <w:tcBorders>
+              <w:top w:val="single" w:sz="6" w:space="0" w:color="9A95CC"/>
+              <w:left w:val="single" w:sz="6" w:space="0" w:color="9A95CC"/>
+              <w:bottom w:val="single" w:sz="6" w:space="0" w:color="9A95CC"/>
+              <w:right w:val="single" w:sz="6" w:space="0" w:color="9A95CC"/>
+            </w:tcBorders>
+            <w:shd w:val="clear" w:color="auto" w:fill="FFFFFF"/>
+            <w:vAlign w:val="center"/>
+          </w:tcPr>
+          <w:p>
+            <w:pPr>
+              <w:spacing w:before="40" w:after="40" w:line="280" w:lineRule="exact"/>
+            </w:pPr>
+            <w:r>
+              <w:rPr>
+                <w:rFonts w:ascii="Times New Roman" w:hAnsi="Times New Roman"/>
+                <w:color w:val="1A237E"/>
+                <w:sz w:val="21"/>
+              </w:rPr>
+              <w:t>BR-23</w:t>
+            </w:r>
+          </w:p>
+        </w:tc>
+        <w:tc>
+          <w:tcPr>
+            <w:tcW w:w="1530" w:type="dxa"/>
+            <w:tcBorders>
+              <w:top w:val="single" w:sz="6" w:space="0" w:color="9A95CC"/>
+              <w:left w:val="single" w:sz="6" w:space="0" w:color="9A95CC"/>
+              <w:bottom w:val="single" w:sz="6" w:space="0" w:color="9A95CC"/>
+              <w:right w:val="single" w:sz="6" w:space="0" w:color="9A95CC"/>
+            </w:tcBorders>
+            <w:shd w:val="clear" w:color="auto" w:fill="FFFFFF"/>
+            <w:vAlign w:val="center"/>
+          </w:tcPr>
+          <w:p>
+            <w:pPr>
+              <w:spacing w:before="40" w:after="40" w:line="280" w:lineRule="exact"/>
+            </w:pPr>
+            <w:r>
+              <w:rPr>
+                <w:rFonts w:ascii="Times New Roman" w:hAnsi="Times New Roman"/>
+                <w:sz w:val="21"/>
+              </w:rPr>
+              <w:t>Ràng buộc giá trị tài chính</w:t>
+            </w:r>
+          </w:p>
+        </w:tc>
+        <w:tc>
+          <w:tcPr>
+            <w:tcW w:w="3969" w:type="dxa"/>
+            <w:tcBorders>
+              <w:top w:val="single" w:sz="6" w:space="0" w:color="9A95CC"/>
+              <w:left w:val="single" w:sz="6" w:space="0" w:color="9A95CC"/>
+              <w:bottom w:val="single" w:sz="6" w:space="0" w:color="9A95CC"/>
+              <w:right w:val="single" w:sz="6" w:space="0" w:color="9A95CC"/>
+            </w:tcBorders>
+            <w:shd w:val="clear" w:color="auto" w:fill="FFFFFF"/>
+            <w:vAlign w:val="center"/>
+          </w:tcPr>
+          <w:p>
+            <w:pPr>
+              <w:spacing w:before="40" w:after="40" w:line="280" w:lineRule="exact"/>
+            </w:pPr>
+            <w:r>
+              <w:rPr>
+                <w:rFonts w:ascii="Times New Roman" w:hAnsi="Times New Roman"/>
+                <w:sz w:val="21"/>
+              </w:rPr>
+              <w:t>payment.amount &gt; 0 và membership.total_price &gt;= 0</w:t>
+            </w:r>
+          </w:p>
+        </w:tc>
+        <w:tc>
+          <w:tcPr>
+            <w:tcW w:w="2268" w:type="dxa"/>
+            <w:tcBorders>
+              <w:top w:val="single" w:sz="6" w:space="0" w:color="9A95CC"/>
+              <w:left w:val="single" w:sz="6" w:space="0" w:color="9A95CC"/>
+              <w:bottom w:val="single" w:sz="6" w:space="0" w:color="9A95CC"/>
+              <w:right w:val="single" w:sz="6" w:space="0" w:color="9A95CC"/>
+            </w:tcBorders>
+            <w:shd w:val="clear" w:color="auto" w:fill="FFFFFF"/>
+            <w:vAlign w:val="center"/>
+          </w:tcPr>
+          <w:p>
+            <w:pPr>
+              <w:spacing w:before="40" w:after="40" w:line="280" w:lineRule="exact"/>
+            </w:pPr>
+            <w:r>
+              <w:rPr>
+                <w:rFonts w:ascii="Times New Roman" w:hAnsi="Times New Roman"/>
+                <w:sz w:val="21"/>
+              </w:rPr>
+              <w:t>CHECK CONSTRAINT</w:t>
+            </w:r>
+          </w:p>
+        </w:tc>
+      </w:tr>
+      <w:tr>
+        <w:trPr>
+          <w:trHeight w:val="280"/>
+          <w:jc w:val="center"/>
+        </w:trPr>
+        <w:tc>
+          <w:tcPr>
+            <w:tcW w:w="1020" w:type="dxa"/>
+            <w:tcBorders>
+              <w:top w:val="single" w:sz="6" w:space="0" w:color="9A95CC"/>
+              <w:left w:val="single" w:sz="6" w:space="0" w:color="9A95CC"/>
+              <w:bottom w:val="single" w:sz="6" w:space="0" w:color="9A95CC"/>
+              <w:right w:val="single" w:sz="6" w:space="0" w:color="9A95CC"/>
+            </w:tcBorders>
+            <w:shd w:val="clear" w:color="auto" w:fill="EBF3FB"/>
+            <w:vAlign w:val="center"/>
+          </w:tcPr>
+          <w:p>
+            <w:pPr>
+              <w:spacing w:before="40" w:after="40" w:line="280" w:lineRule="exact"/>
+            </w:pPr>
+            <w:r>
+              <w:rPr>
+                <w:rFonts w:ascii="Times New Roman" w:hAnsi="Times New Roman"/>
+                <w:color w:val="1A237E"/>
+                <w:sz w:val="21"/>
+              </w:rPr>
+              <w:t>BR-24</w:t>
+            </w:r>
+          </w:p>
+        </w:tc>
+        <w:tc>
+          <w:tcPr>
+            <w:tcW w:w="1530" w:type="dxa"/>
+            <w:tcBorders>
+              <w:top w:val="single" w:sz="6" w:space="0" w:color="9A95CC"/>
+              <w:left w:val="single" w:sz="6" w:space="0" w:color="9A95CC"/>
+              <w:bottom w:val="single" w:sz="6" w:space="0" w:color="9A95CC"/>
+              <w:right w:val="single" w:sz="6" w:space="0" w:color="9A95CC"/>
+            </w:tcBorders>
+            <w:shd w:val="clear" w:color="auto" w:fill="EBF3FB"/>
+            <w:vAlign w:val="center"/>
+          </w:tcPr>
+          <w:p>
+            <w:pPr>
+              <w:spacing w:before="40" w:after="40" w:line="280" w:lineRule="exact"/>
+            </w:pPr>
+            <w:r>
+              <w:rPr>
+                <w:rFonts w:ascii="Times New Roman" w:hAnsi="Times New Roman"/>
+                <w:sz w:val="21"/>
+              </w:rPr>
+              <w:t>Tính duy nhất email</w:t>
+            </w:r>
+          </w:p>
+        </w:tc>
+        <w:tc>
+          <w:tcPr>
+            <w:tcW w:w="3969" w:type="dxa"/>
+            <w:tcBorders>
+              <w:top w:val="single" w:sz="6" w:space="0" w:color="9A95CC"/>
+              <w:left w:val="single" w:sz="6" w:space="0" w:color="9A95CC"/>
+              <w:bottom w:val="single" w:sz="6" w:space="0" w:color="9A95CC"/>
+              <w:right w:val="single" w:sz="6" w:space="0" w:color="9A95CC"/>
+            </w:tcBorders>
+            <w:shd w:val="clear" w:color="auto" w:fill="EBF3FB"/>
+            <w:vAlign w:val="center"/>
+          </w:tcPr>
+          <w:p>
+            <w:pPr>
+              <w:spacing w:before="40" w:after="40" w:line="280" w:lineRule="exact"/>
+            </w:pPr>
+            <w:r>
+              <w:rPr>
+                <w:rFonts w:ascii="Times New Roman" w:hAnsi="Times New Roman"/>
+                <w:sz w:val="21"/>
+              </w:rPr>
+              <w:t>person.email phải là duy nhất trong toàn hệ thống (dùng làm định danh đăng nhập).</w:t>
+            </w:r>
+          </w:p>
+        </w:tc>
+        <w:tc>
+          <w:tcPr>
+            <w:tcW w:w="2268" w:type="dxa"/>
+            <w:tcBorders>
+              <w:top w:val="single" w:sz="6" w:space="0" w:color="9A95CC"/>
+              <w:left w:val="single" w:sz="6" w:space="0" w:color="9A95CC"/>
+              <w:bottom w:val="single" w:sz="6" w:space="0" w:color="9A95CC"/>
+              <w:right w:val="single" w:sz="6" w:space="0" w:color="9A95CC"/>
+            </w:tcBorders>
+            <w:shd w:val="clear" w:color="auto" w:fill="EBF3FB"/>
+            <w:vAlign w:val="center"/>
+          </w:tcPr>
+          <w:p>
+            <w:pPr>
+              <w:spacing w:before="40" w:after="40" w:line="280" w:lineRule="exact"/>
+            </w:pPr>
+            <w:r>
+              <w:rPr>
+                <w:rFonts w:ascii="Times New Roman" w:hAnsi="Times New Roman"/>
+                <w:sz w:val="21"/>
+              </w:rPr>
+              <w:t>UNIQUE KEY uk_person_email (email)</w:t>
+            </w:r>
+          </w:p>
+        </w:tc>
+      </w:tr>
+      <w:tr>
+        <w:trPr>
+          <w:trHeight w:val="280"/>
+          <w:jc w:val="center"/>
+        </w:trPr>
+        <w:tc>
+          <w:tcPr>
+            <w:tcW w:w="1020" w:type="dxa"/>
+            <w:tcBorders>
+              <w:top w:val="single" w:sz="6" w:space="0" w:color="9A95CC"/>
+              <w:left w:val="single" w:sz="6" w:space="0" w:color="9A95CC"/>
+              <w:bottom w:val="single" w:sz="6" w:space="0" w:color="9A95CC"/>
+              <w:right w:val="single" w:sz="6" w:space="0" w:color="9A95CC"/>
+            </w:tcBorders>
+            <w:shd w:val="clear" w:color="auto" w:fill="FFFFFF"/>
+            <w:vAlign w:val="center"/>
+          </w:tcPr>
+          <w:p>
+            <w:pPr>
+              <w:spacing w:before="40" w:after="40" w:line="280" w:lineRule="exact"/>
+            </w:pPr>
+            <w:r>
+              <w:rPr>
+                <w:rFonts w:ascii="Times New Roman" w:hAnsi="Times New Roman"/>
+                <w:color w:val="1A237E"/>
+                <w:sz w:val="21"/>
+              </w:rPr>
+              <w:t>BR-25</w:t>
+            </w:r>
+          </w:p>
+        </w:tc>
+        <w:tc>
+          <w:tcPr>
+            <w:tcW w:w="1530" w:type="dxa"/>
+            <w:tcBorders>
+              <w:top w:val="single" w:sz="6" w:space="0" w:color="9A95CC"/>
+              <w:left w:val="single" w:sz="6" w:space="0" w:color="9A95CC"/>
+              <w:bottom w:val="single" w:sz="6" w:space="0" w:color="9A95CC"/>
+              <w:right w:val="single" w:sz="6" w:space="0" w:color="9A95CC"/>
+            </w:tcBorders>
+            <w:shd w:val="clear" w:color="auto" w:fill="FFFFFF"/>
+            <w:vAlign w:val="center"/>
+          </w:tcPr>
+          <w:p>
+            <w:pPr>
+              <w:spacing w:before="40" w:after="40" w:line="280" w:lineRule="exact"/>
+            </w:pPr>
+            <w:r>
+              <w:rPr>
+                <w:rFonts w:ascii="Times New Roman" w:hAnsi="Times New Roman"/>
+                <w:sz w:val="21"/>
+              </w:rPr>
+              <w:t>Soft Delete — Cấm xóa cứng dữ liệu có giao dịch</w:t>
+            </w:r>
+          </w:p>
+        </w:tc>
+        <w:tc>
+          <w:tcPr>
+            <w:tcW w:w="3969" w:type="dxa"/>
+            <w:tcBorders>
+              <w:top w:val="single" w:sz="6" w:space="0" w:color="9A95CC"/>
+              <w:left w:val="single" w:sz="6" w:space="0" w:color="9A95CC"/>
+              <w:bottom w:val="single" w:sz="6" w:space="0" w:color="9A95CC"/>
+              <w:right w:val="single" w:sz="6" w:space="0" w:color="9A95CC"/>
+            </w:tcBorders>
+            <w:shd w:val="clear" w:color="auto" w:fill="FFFFFF"/>
+            <w:vAlign w:val="center"/>
+          </w:tcPr>
+          <w:p>
+            <w:pPr>
+              <w:spacing w:before="40" w:after="40" w:line="280" w:lineRule="exact"/>
+            </w:pPr>
+            <w:r>
+              <w:rPr>
+                <w:rFonts w:ascii="Times New Roman" w:hAnsi="Times New Roman"/>
+                <w:sz w:val="21"/>
+              </w:rPr>
+              <w:t>Không hard DELETE bất kỳ bản ghi person, membership, session nào đã phát sinh giao dịch. Thay bằng is_deleted = TRUE hoặc chuyển status CANCELLED/INACTIVE.</w:t>
+            </w:r>
+          </w:p>
+        </w:tc>
+        <w:tc>
+          <w:tcPr>
+            <w:tcW w:w="2268" w:type="dxa"/>
+            <w:tcBorders>
+              <w:top w:val="single" w:sz="6" w:space="0" w:color="9A95CC"/>
+              <w:left w:val="single" w:sz="6" w:space="0" w:color="9A95CC"/>
+              <w:bottom w:val="single" w:sz="6" w:space="0" w:color="9A95CC"/>
+              <w:right w:val="single" w:sz="6" w:space="0" w:color="9A95CC"/>
+            </w:tcBorders>
+            <w:shd w:val="clear" w:color="auto" w:fill="FFFFFF"/>
+            <w:vAlign w:val="center"/>
+          </w:tcPr>
+          <w:p>
+            <w:pPr>
+              <w:spacing w:before="40" w:after="40" w:line="280" w:lineRule="exact"/>
+            </w:pPr>
+            <w:r>
+              <w:rPr>
+                <w:rFonts w:ascii="Times New Roman" w:hAnsi="Times New Roman"/>
+                <w:sz w:val="21"/>
+              </w:rPr>
+              <w:t>Không đặt ON DELETE CASCADE trên FK của các bảng nghiệp vụ chính</w:t>
+            </w:r>
+          </w:p>
+        </w:tc>
+      </w:tr>
+    </w:tbl>
+    <w:p/>
     <w:p>
       <w:pPr>
         <w:pStyle w:val="Heading3"/>
@@ -7841,7 +8137,7 @@
         </w:tc>
         <w:tc>
           <w:tcPr>
-            <w:tcW w:w="2268" w:type="dxa"/>
+            <w:tcW w:w="2334" w:type="dxa"/>
             <w:tcBorders>
               <w:top w:val="single" w:sz="6" w:space="0" w:color="9A95CC"/>
               <w:left w:val="single" w:sz="6" w:space="0" w:color="9A95CC"/>
@@ -7874,101 +8170,89 @@
         <w:tc>
           <w:tcPr>
             <w:tcW w:w="1020" w:type="dxa"/>
-            <w:tcBorders>
-              <w:top w:val="single" w:sz="6" w:space="0" w:color="9A95CC"/>
-              <w:left w:val="single" w:sz="6" w:space="0" w:color="9A95CC"/>
-              <w:bottom w:val="single" w:sz="6" w:space="0" w:color="9A95CC"/>
-              <w:right w:val="single" w:sz="6" w:space="0" w:color="9A95CC"/>
-            </w:tcBorders>
-            <w:shd w:val="clear" w:color="auto" w:fill="FFFFFF"/>
-            <w:vAlign w:val="center"/>
-          </w:tcPr>
-          <w:p>
-            <w:pPr>
-              <w:spacing w:before="40" w:after="40" w:line="280" w:lineRule="exact"/>
-            </w:pPr>
-            <w:r>
-              <w:rPr>
-                <w:rFonts w:ascii="Times New Roman" w:hAnsi="Times New Roman"/>
-                <w:color w:val="1A237E"/>
-                <w:sz w:val="21"/>
-              </w:rPr>
-              <w:t>BR-23</w:t>
+            <w:shd w:val="clear" w:color="auto" w:fill="EBF3FB"/>
+          </w:tcPr>
+          <w:p>
+            <w:pPr>
+              <w:spacing w:before="40" w:after="40" w:line="280" w:lineRule="exact"/>
+            </w:pPr>
+            <w:r>
+              <w:rPr>
+                <w:rFonts w:ascii="Times New Roman" w:hAnsi="Times New Roman"/>
+                <w:sz w:val="21"/>
+              </w:rPr>
+              <w:t>BR-NEW-01</w:t>
             </w:r>
           </w:p>
         </w:tc>
         <w:tc>
           <w:tcPr>
             <w:tcW w:w="1530" w:type="dxa"/>
-            <w:tcBorders>
-              <w:top w:val="single" w:sz="6" w:space="0" w:color="9A95CC"/>
-              <w:left w:val="single" w:sz="6" w:space="0" w:color="9A95CC"/>
-              <w:bottom w:val="single" w:sz="6" w:space="0" w:color="9A95CC"/>
-              <w:right w:val="single" w:sz="6" w:space="0" w:color="9A95CC"/>
-            </w:tcBorders>
-            <w:shd w:val="clear" w:color="auto" w:fill="FFFFFF"/>
-            <w:vAlign w:val="center"/>
-          </w:tcPr>
-          <w:p>
-            <w:pPr>
-              <w:spacing w:before="40" w:after="40" w:line="280" w:lineRule="exact"/>
-            </w:pPr>
-            <w:r>
-              <w:rPr>
-                <w:rFonts w:ascii="Times New Roman" w:hAnsi="Times New Roman"/>
-                <w:sz w:val="21"/>
-              </w:rPr>
-              <w:t>Ràng buộc giá trị tài chính</w:t>
+            <w:shd w:val="clear" w:color="auto" w:fill="EBF3FB"/>
+          </w:tcPr>
+          <w:p>
+            <w:pPr>
+              <w:spacing w:before="40" w:after="40" w:line="280" w:lineRule="exact"/>
+            </w:pPr>
+            <w:r>
+              <w:rPr>
+                <w:rFonts w:ascii="Times New Roman" w:hAnsi="Times New Roman"/>
+                <w:sz w:val="21"/>
+              </w:rPr>
+              <w:t>Kích hoạt Membership sau thanh toán</w:t>
             </w:r>
           </w:p>
         </w:tc>
         <w:tc>
           <w:tcPr>
             <w:tcW w:w="3969" w:type="dxa"/>
-            <w:tcBorders>
-              <w:top w:val="single" w:sz="6" w:space="0" w:color="9A95CC"/>
-              <w:left w:val="single" w:sz="6" w:space="0" w:color="9A95CC"/>
-              <w:bottom w:val="single" w:sz="6" w:space="0" w:color="9A95CC"/>
-              <w:right w:val="single" w:sz="6" w:space="0" w:color="9A95CC"/>
-            </w:tcBorders>
-            <w:shd w:val="clear" w:color="auto" w:fill="FFFFFF"/>
-            <w:vAlign w:val="center"/>
-          </w:tcPr>
-          <w:p>
-            <w:pPr>
-              <w:spacing w:before="40" w:after="40" w:line="280" w:lineRule="exact"/>
-            </w:pPr>
-            <w:r>
-              <w:rPr>
-                <w:rFonts w:ascii="Times New Roman" w:hAnsi="Times New Roman"/>
-                <w:sz w:val="21"/>
-              </w:rPr>
-              <w:t>payment.amount &gt; 0 và membership.total_price &gt;= 0</w:t>
-            </w:r>
-          </w:p>
-        </w:tc>
-        <w:tc>
-          <w:tcPr>
-            <w:tcW w:w="2268" w:type="dxa"/>
-            <w:tcBorders>
-              <w:top w:val="single" w:sz="6" w:space="0" w:color="9A95CC"/>
-              <w:left w:val="single" w:sz="6" w:space="0" w:color="9A95CC"/>
-              <w:bottom w:val="single" w:sz="6" w:space="0" w:color="9A95CC"/>
-              <w:right w:val="single" w:sz="6" w:space="0" w:color="9A95CC"/>
-            </w:tcBorders>
-            <w:shd w:val="clear" w:color="auto" w:fill="FFFFFF"/>
-            <w:vAlign w:val="center"/>
-          </w:tcPr>
-          <w:p>
-            <w:pPr>
-              <w:spacing w:before="40" w:after="40" w:line="280" w:lineRule="exact"/>
-            </w:pPr>
-            <w:r>
-              <w:rPr>
-                <w:rFonts w:ascii="Times New Roman" w:hAnsi="Times New Roman"/>
-                <w:sz w:val="21"/>
-              </w:rPr>
-              <w:t>CHECK CONSTRAINT</w:t>
+            <w:shd w:val="clear" w:color="auto" w:fill="EBF3FB"/>
+          </w:tcPr>
+          <w:p>
+            <w:pPr>
+              <w:spacing w:before="40" w:after="40" w:line="280" w:lineRule="exact"/>
+            </w:pPr>
+            <w:r>
+              <w:rPr>
+                <w:rFonts w:ascii="Times New Roman" w:hAnsi="Times New Roman"/>
+                <w:sz w:val="21"/>
+              </w:rPr>
+              <w:t xml:space="preserve">Sau khi payment.status chuyển sang COMPLETED, nếu membership liên kết đang ở PENDING_PAYMENT thì tự động chuyển membership.status = ACTIVE. Đây là cơ chế Decouple Billing from Access </w:t>
+            </w:r>
+            <w:r>
+              <w:rPr>
+                <w:rFonts w:ascii="Times New Roman" w:hAnsi="Times New Roman"/>
+                <w:sz w:val="21"/>
+              </w:rPr>
+              <w:lastRenderedPageBreak/>
+              <w:t>(DEC-008). Trả góp: lần COMPLETED đầu tiên kích hoạt; các lần tiếp theo không có tác động phát sinh.</w:t>
+            </w:r>
+          </w:p>
+        </w:tc>
+        <w:tc>
+          <w:tcPr>
+            <w:tcW w:w="2334" w:type="dxa"/>
+            <w:shd w:val="clear" w:color="auto" w:fill="EBF3FB"/>
+          </w:tcPr>
+          <w:p>
+            <w:pPr>
+              <w:spacing w:before="40" w:after="40" w:line="280" w:lineRule="exact"/>
+            </w:pPr>
+            <w:r>
+              <w:rPr>
+                <w:rFonts w:ascii="Times New Roman" w:hAnsi="Times New Roman"/>
+                <w:sz w:val="21"/>
+              </w:rPr>
+              <w:lastRenderedPageBreak/>
+              <w:t xml:space="preserve">TRIGGER AFTER UPDATE ON payment (trg_payment_activate): IF NEW.payment_status = 'COMPLETED' AND </w:t>
+            </w:r>
+            <w:r>
+              <w:rPr>
+                <w:rFonts w:ascii="Times New Roman" w:hAnsi="Times New Roman"/>
+                <w:sz w:val="21"/>
+              </w:rPr>
+              <w:lastRenderedPageBreak/>
+              <w:t>OLD.payment_status != 'COMPLETED' THEN UPDATE membership SET status = 'ACTIVE' WHERE membership_id = NEW.membership_id AND status = 'PENDING_PAYMENT'</w:t>
             </w:r>
           </w:p>
         </w:tc>
@@ -7981,101 +8265,69 @@
         <w:tc>
           <w:tcPr>
             <w:tcW w:w="1020" w:type="dxa"/>
-            <w:tcBorders>
-              <w:top w:val="single" w:sz="6" w:space="0" w:color="9A95CC"/>
-              <w:left w:val="single" w:sz="6" w:space="0" w:color="9A95CC"/>
-              <w:bottom w:val="single" w:sz="6" w:space="0" w:color="9A95CC"/>
-              <w:right w:val="single" w:sz="6" w:space="0" w:color="9A95CC"/>
-            </w:tcBorders>
-            <w:shd w:val="clear" w:color="auto" w:fill="EBF3FB"/>
-            <w:vAlign w:val="center"/>
-          </w:tcPr>
-          <w:p>
-            <w:pPr>
-              <w:spacing w:before="40" w:after="40" w:line="280" w:lineRule="exact"/>
-            </w:pPr>
-            <w:r>
-              <w:rPr>
-                <w:rFonts w:ascii="Times New Roman" w:hAnsi="Times New Roman"/>
-                <w:color w:val="1A237E"/>
-                <w:sz w:val="21"/>
-              </w:rPr>
-              <w:t>BR-24</w:t>
+            <w:shd w:val="clear" w:color="auto" w:fill="FFFFFF"/>
+          </w:tcPr>
+          <w:p>
+            <w:pPr>
+              <w:spacing w:before="40" w:after="40" w:line="280" w:lineRule="exact"/>
+            </w:pPr>
+            <w:r>
+              <w:rPr>
+                <w:rFonts w:ascii="Times New Roman" w:hAnsi="Times New Roman"/>
+                <w:sz w:val="21"/>
+              </w:rPr>
+              <w:lastRenderedPageBreak/>
+              <w:t>BR-26</w:t>
             </w:r>
           </w:p>
         </w:tc>
         <w:tc>
           <w:tcPr>
             <w:tcW w:w="1530" w:type="dxa"/>
-            <w:tcBorders>
-              <w:top w:val="single" w:sz="6" w:space="0" w:color="9A95CC"/>
-              <w:left w:val="single" w:sz="6" w:space="0" w:color="9A95CC"/>
-              <w:bottom w:val="single" w:sz="6" w:space="0" w:color="9A95CC"/>
-              <w:right w:val="single" w:sz="6" w:space="0" w:color="9A95CC"/>
-            </w:tcBorders>
-            <w:shd w:val="clear" w:color="auto" w:fill="EBF3FB"/>
-            <w:vAlign w:val="center"/>
-          </w:tcPr>
-          <w:p>
-            <w:pPr>
-              <w:spacing w:before="40" w:after="40" w:line="280" w:lineRule="exact"/>
-            </w:pPr>
-            <w:r>
-              <w:rPr>
-                <w:rFonts w:ascii="Times New Roman" w:hAnsi="Times New Roman"/>
-                <w:sz w:val="21"/>
-              </w:rPr>
-              <w:t>Tính duy nhất email</w:t>
+            <w:shd w:val="clear" w:color="auto" w:fill="FFFFFF"/>
+          </w:tcPr>
+          <w:p>
+            <w:pPr>
+              <w:spacing w:before="40" w:after="40" w:line="280" w:lineRule="exact"/>
+            </w:pPr>
+            <w:r>
+              <w:t>Bất biến giá gói tập</w:t>
             </w:r>
           </w:p>
         </w:tc>
         <w:tc>
           <w:tcPr>
             <w:tcW w:w="3969" w:type="dxa"/>
-            <w:tcBorders>
-              <w:top w:val="single" w:sz="6" w:space="0" w:color="9A95CC"/>
-              <w:left w:val="single" w:sz="6" w:space="0" w:color="9A95CC"/>
-              <w:bottom w:val="single" w:sz="6" w:space="0" w:color="9A95CC"/>
-              <w:right w:val="single" w:sz="6" w:space="0" w:color="9A95CC"/>
-            </w:tcBorders>
-            <w:shd w:val="clear" w:color="auto" w:fill="EBF3FB"/>
-            <w:vAlign w:val="center"/>
-          </w:tcPr>
-          <w:p>
-            <w:pPr>
-              <w:spacing w:before="40" w:after="40" w:line="280" w:lineRule="exact"/>
-            </w:pPr>
-            <w:r>
-              <w:rPr>
-                <w:rFonts w:ascii="Times New Roman" w:hAnsi="Times New Roman"/>
-                <w:sz w:val="21"/>
-              </w:rPr>
-              <w:t>person.email phải là duy nhất trong toàn hệ thống (dùng làm định danh đăng nhập).</w:t>
-            </w:r>
-          </w:p>
-        </w:tc>
-        <w:tc>
-          <w:tcPr>
-            <w:tcW w:w="2268" w:type="dxa"/>
-            <w:tcBorders>
-              <w:top w:val="single" w:sz="6" w:space="0" w:color="9A95CC"/>
-              <w:left w:val="single" w:sz="6" w:space="0" w:color="9A95CC"/>
-              <w:bottom w:val="single" w:sz="6" w:space="0" w:color="9A95CC"/>
-              <w:right w:val="single" w:sz="6" w:space="0" w:color="9A95CC"/>
-            </w:tcBorders>
-            <w:shd w:val="clear" w:color="auto" w:fill="EBF3FB"/>
-            <w:vAlign w:val="center"/>
-          </w:tcPr>
-          <w:p>
-            <w:pPr>
-              <w:spacing w:before="40" w:after="40" w:line="280" w:lineRule="exact"/>
-            </w:pPr>
-            <w:r>
-              <w:rPr>
-                <w:rFonts w:ascii="Times New Roman" w:hAnsi="Times New Roman"/>
-                <w:sz w:val="21"/>
-              </w:rPr>
-              <w:t>UNIQUE KEY uk_person_email (email)</w:t>
+            <w:shd w:val="clear" w:color="auto" w:fill="FFFFFF"/>
+          </w:tcPr>
+          <w:p>
+            <w:pPr>
+              <w:spacing w:before="40" w:after="40" w:line="280" w:lineRule="exact"/>
+            </w:pPr>
+            <w:r>
+              <w:rPr>
+                <w:rFonts w:ascii="Times New Roman" w:hAnsi="Times New Roman"/>
+                <w:sz w:val="21"/>
+              </w:rPr>
+              <w:t>membership.total_price ghi nhận giá tại thời điểm mua và độc lập hoàn toàn với membership_plan.base_price. Thay đổi base_price sau đó không ảnh hưởng đến total_price đã tồn tại trong bất kỳ membership nào.</w:t>
+            </w:r>
+          </w:p>
+        </w:tc>
+        <w:tc>
+          <w:tcPr>
+            <w:tcW w:w="2334" w:type="dxa"/>
+            <w:shd w:val="clear" w:color="auto" w:fill="FFFFFF"/>
+          </w:tcPr>
+          <w:p>
+            <w:pPr>
+              <w:spacing w:before="40" w:after="40" w:line="280" w:lineRule="exact"/>
+            </w:pPr>
+            <w:r>
+              <w:rPr>
+                <w:rFonts w:ascii="Times New Roman" w:hAnsi="Times New Roman"/>
+                <w:sz w:val="21"/>
+              </w:rPr>
+              <w:t>Schema design: membership.total_price là ATTR độc lập (không ON UPDATE CASCADE từ base_price). FK plan_id ON DELETE RESTRICT — không cascade giá.</w:t>
             </w:r>
           </w:p>
         </w:tc>
@@ -8088,310 +8340,42 @@
         <w:tc>
           <w:tcPr>
             <w:tcW w:w="1020" w:type="dxa"/>
-            <w:tcBorders>
-              <w:top w:val="single" w:sz="6" w:space="0" w:color="9A95CC"/>
-              <w:left w:val="single" w:sz="6" w:space="0" w:color="9A95CC"/>
-              <w:bottom w:val="single" w:sz="6" w:space="0" w:color="9A95CC"/>
-              <w:right w:val="single" w:sz="6" w:space="0" w:color="9A95CC"/>
-            </w:tcBorders>
-            <w:shd w:val="clear" w:color="auto" w:fill="FFFFFF"/>
-            <w:vAlign w:val="center"/>
-          </w:tcPr>
-          <w:p>
-            <w:pPr>
-              <w:spacing w:before="40" w:after="40" w:line="280" w:lineRule="exact"/>
-            </w:pPr>
-            <w:r>
-              <w:rPr>
-                <w:rFonts w:ascii="Times New Roman" w:hAnsi="Times New Roman"/>
-                <w:color w:val="1A237E"/>
-                <w:sz w:val="21"/>
-              </w:rPr>
-              <w:t>BR-25</w:t>
+            <w:shd w:val="clear" w:color="auto" w:fill="EBF3FB"/>
+          </w:tcPr>
+          <w:p>
+            <w:pPr>
+              <w:spacing w:before="40" w:after="40" w:line="280" w:lineRule="exact"/>
+            </w:pPr>
+            <w:r>
+              <w:rPr>
+                <w:rFonts w:ascii="Times New Roman" w:hAnsi="Times New Roman"/>
+                <w:sz w:val="21"/>
+              </w:rPr>
+              <w:t>BR-27</w:t>
             </w:r>
           </w:p>
         </w:tc>
         <w:tc>
           <w:tcPr>
             <w:tcW w:w="1530" w:type="dxa"/>
-            <w:tcBorders>
-              <w:top w:val="single" w:sz="6" w:space="0" w:color="9A95CC"/>
-              <w:left w:val="single" w:sz="6" w:space="0" w:color="9A95CC"/>
-              <w:bottom w:val="single" w:sz="6" w:space="0" w:color="9A95CC"/>
-              <w:right w:val="single" w:sz="6" w:space="0" w:color="9A95CC"/>
-            </w:tcBorders>
-            <w:shd w:val="clear" w:color="auto" w:fill="FFFFFF"/>
-            <w:vAlign w:val="center"/>
-          </w:tcPr>
-          <w:p>
-            <w:pPr>
-              <w:spacing w:before="40" w:after="40" w:line="280" w:lineRule="exact"/>
-            </w:pPr>
-            <w:r>
-              <w:rPr>
-                <w:rFonts w:ascii="Times New Roman" w:hAnsi="Times New Roman"/>
-                <w:sz w:val="21"/>
-              </w:rPr>
-              <w:t>Soft Delete — Cấm xóa cứng dữ liệu có giao dịch</w:t>
+            <w:shd w:val="clear" w:color="auto" w:fill="EBF3FB"/>
+          </w:tcPr>
+          <w:p>
+            <w:pPr>
+              <w:spacing w:before="40" w:after="40" w:line="280" w:lineRule="exact"/>
+            </w:pPr>
+            <w:r>
+              <w:rPr>
+                <w:rFonts w:ascii="Times New Roman" w:hAnsi="Times New Roman"/>
+                <w:sz w:val="21"/>
+              </w:rPr>
+              <w:t>Tự động nâng cấp Waitlist</w:t>
             </w:r>
           </w:p>
         </w:tc>
         <w:tc>
           <w:tcPr>
             <w:tcW w:w="3969" w:type="dxa"/>
-            <w:tcBorders>
-              <w:top w:val="single" w:sz="6" w:space="0" w:color="9A95CC"/>
-              <w:left w:val="single" w:sz="6" w:space="0" w:color="9A95CC"/>
-              <w:bottom w:val="single" w:sz="6" w:space="0" w:color="9A95CC"/>
-              <w:right w:val="single" w:sz="6" w:space="0" w:color="9A95CC"/>
-            </w:tcBorders>
-            <w:shd w:val="clear" w:color="auto" w:fill="FFFFFF"/>
-            <w:vAlign w:val="center"/>
-          </w:tcPr>
-          <w:p>
-            <w:pPr>
-              <w:spacing w:before="40" w:after="40" w:line="280" w:lineRule="exact"/>
-            </w:pPr>
-            <w:r>
-              <w:rPr>
-                <w:rFonts w:ascii="Times New Roman" w:hAnsi="Times New Roman"/>
-                <w:sz w:val="21"/>
-              </w:rPr>
-              <w:t>Không hard DELETE bất kỳ bản ghi person, membership, session nào đã phát sinh giao dịch. Thay bằng is_deleted = TRUE hoặc chuyển status CANCELLED/INACTIVE.</w:t>
-            </w:r>
-          </w:p>
-        </w:tc>
-        <w:tc>
-          <w:tcPr>
-            <w:tcW w:w="2268" w:type="dxa"/>
-            <w:tcBorders>
-              <w:top w:val="single" w:sz="6" w:space="0" w:color="9A95CC"/>
-              <w:left w:val="single" w:sz="6" w:space="0" w:color="9A95CC"/>
-              <w:bottom w:val="single" w:sz="6" w:space="0" w:color="9A95CC"/>
-              <w:right w:val="single" w:sz="6" w:space="0" w:color="9A95CC"/>
-            </w:tcBorders>
-            <w:shd w:val="clear" w:color="auto" w:fill="FFFFFF"/>
-            <w:vAlign w:val="center"/>
-          </w:tcPr>
-          <w:p>
-            <w:pPr>
-              <w:spacing w:before="40" w:after="40" w:line="280" w:lineRule="exact"/>
-            </w:pPr>
-            <w:r>
-              <w:rPr>
-                <w:rFonts w:ascii="Times New Roman" w:hAnsi="Times New Roman"/>
-                <w:sz w:val="21"/>
-              </w:rPr>
-              <w:t>Không đặt ON DELETE CASCADE trên FK của các bảng nghiệp vụ chính</w:t>
-            </w:r>
-          </w:p>
-        </w:tc>
-      </w:tr>
-      <w:tr>
-        <w:trPr>
-          <w:trHeight w:val="280"/>
-          <w:jc w:val="center"/>
-        </w:trPr>
-        <w:tc>
-          <w:tcPr>
-            <w:tcW w:w="1020" w:type="dxa"/>
-            <w:shd w:val="clear" w:color="auto" w:fill="EBF3FB"/>
-          </w:tcPr>
-          <w:p>
-            <w:pPr>
-              <w:spacing w:before="40" w:after="40" w:line="280" w:lineRule="exact"/>
-            </w:pPr>
-            <w:r>
-              <w:rPr>
-                <w:rFonts w:ascii="Times New Roman" w:hAnsi="Times New Roman"/>
-                <w:sz w:val="21"/>
-              </w:rPr>
-              <w:t>BR-NEW-01</w:t>
-            </w:r>
-          </w:p>
-        </w:tc>
-        <w:tc>
-          <w:tcPr>
-            <w:tcW w:w="1530" w:type="dxa"/>
-            <w:shd w:val="clear" w:color="auto" w:fill="EBF3FB"/>
-          </w:tcPr>
-          <w:p>
-            <w:pPr>
-              <w:spacing w:before="40" w:after="40" w:line="280" w:lineRule="exact"/>
-            </w:pPr>
-            <w:r>
-              <w:rPr>
-                <w:rFonts w:ascii="Times New Roman" w:hAnsi="Times New Roman"/>
-                <w:sz w:val="21"/>
-              </w:rPr>
-              <w:t>Kích hoạt Membership sau thanh toán</w:t>
-            </w:r>
-          </w:p>
-        </w:tc>
-        <w:tc>
-          <w:tcPr>
-            <w:tcW w:w="2197" w:type="dxa"/>
-            <w:shd w:val="clear" w:color="auto" w:fill="EBF3FB"/>
-          </w:tcPr>
-          <w:p>
-            <w:pPr>
-              <w:spacing w:before="40" w:after="40" w:line="280" w:lineRule="exact"/>
-            </w:pPr>
-            <w:r>
-              <w:rPr>
-                <w:rFonts w:ascii="Times New Roman" w:hAnsi="Times New Roman"/>
-                <w:sz w:val="21"/>
-              </w:rPr>
-              <w:t>Sau khi payment.status chuyển sang COMPLETED, nếu membership liên kết đang ở PENDING_PAYMENT thì tự động chuyển membership.status = ACTIVE. Đây là cơ chế Decouple Billing from Access (DEC-008). Trả góp: lần COMPLETED đầu tiên kích hoạt; các lần tiếp theo không có tác động phát sinh.</w:t>
-            </w:r>
-          </w:p>
-        </w:tc>
-        <w:tc>
-          <w:tcPr>
-            <w:tcW w:w="2197" w:type="dxa"/>
-            <w:shd w:val="clear" w:color="auto" w:fill="EBF3FB"/>
-          </w:tcPr>
-          <w:p>
-            <w:pPr>
-              <w:spacing w:before="40" w:after="40" w:line="280" w:lineRule="exact"/>
-            </w:pPr>
-            <w:r>
-              <w:rPr>
-                <w:rFonts w:ascii="Times New Roman" w:hAnsi="Times New Roman"/>
-                <w:sz w:val="21"/>
-              </w:rPr>
-              <w:t xml:space="preserve">TRIGGER AFTER UPDATE ON payment (trg_payment_activate): IF NEW.payment_status = 'COMPLETED' AND OLD.payment_status != 'COMPLETED' THEN UPDATE membership SET status = 'ACTIVE' </w:t>
-            </w:r>
-            <w:r>
-              <w:rPr>
-                <w:rFonts w:ascii="Times New Roman" w:hAnsi="Times New Roman"/>
-                <w:sz w:val="21"/>
-              </w:rPr>
-              <w:lastRenderedPageBreak/>
-              <w:t>WHERE membership_id = NEW.membership_id AND status = 'PENDING_PAYMENT'</w:t>
-            </w:r>
-          </w:p>
-        </w:tc>
-      </w:tr>
-      <w:tr>
-        <w:trPr>
-          <w:trHeight w:val="280"/>
-          <w:jc w:val="center"/>
-        </w:trPr>
-        <w:tc>
-          <w:tcPr>
-            <w:tcW w:w="1020" w:type="dxa"/>
-            <w:shd w:val="clear" w:color="auto" w:fill="FFFFFF"/>
-          </w:tcPr>
-          <w:p>
-            <w:pPr>
-              <w:spacing w:before="40" w:after="40" w:line="280" w:lineRule="exact"/>
-            </w:pPr>
-            <w:r>
-              <w:rPr>
-                <w:rFonts w:ascii="Times New Roman" w:hAnsi="Times New Roman"/>
-                <w:sz w:val="21"/>
-              </w:rPr>
-              <w:lastRenderedPageBreak/>
-              <w:t>BR-26</w:t>
-            </w:r>
-          </w:p>
-        </w:tc>
-        <w:tc>
-          <w:tcPr>
-            <w:tcW w:w="1530" w:type="dxa"/>
-            <w:shd w:val="clear" w:color="auto" w:fill="FFFFFF"/>
-          </w:tcPr>
-          <w:p>
-            <w:pPr>
-              <w:spacing w:before="40" w:after="40" w:line="280" w:lineRule="exact"/>
-            </w:pPr>
-            <w:r>
-              <w:t>Bất biến giá gói tập</w:t>
-            </w:r>
-          </w:p>
-        </w:tc>
-        <w:tc>
-          <w:tcPr>
-            <w:tcW w:w="2197" w:type="dxa"/>
-            <w:shd w:val="clear" w:color="auto" w:fill="FFFFFF"/>
-          </w:tcPr>
-          <w:p>
-            <w:pPr>
-              <w:spacing w:before="40" w:after="40" w:line="280" w:lineRule="exact"/>
-            </w:pPr>
-            <w:r>
-              <w:rPr>
-                <w:rFonts w:ascii="Times New Roman" w:hAnsi="Times New Roman"/>
-                <w:sz w:val="21"/>
-              </w:rPr>
-              <w:t>membership.total_price ghi nhận giá tại thời điểm mua và độc lập hoàn toàn với membership_plan.base_price. Thay đổi base_price sau đó không ảnh hưởng đến total_price đã tồn tại trong bất kỳ membership nào.</w:t>
-            </w:r>
-          </w:p>
-        </w:tc>
-        <w:tc>
-          <w:tcPr>
-            <w:tcW w:w="2197" w:type="dxa"/>
-            <w:shd w:val="clear" w:color="auto" w:fill="FFFFFF"/>
-          </w:tcPr>
-          <w:p>
-            <w:pPr>
-              <w:spacing w:before="40" w:after="40" w:line="280" w:lineRule="exact"/>
-            </w:pPr>
-            <w:r>
-              <w:rPr>
-                <w:rFonts w:ascii="Times New Roman" w:hAnsi="Times New Roman"/>
-                <w:sz w:val="21"/>
-              </w:rPr>
-              <w:t>Schema design: membership.total_price là ATTR độc lập (không ON UPDATE CASCADE từ base_price). FK plan_id ON DELETE RESTRICT — không cascade giá.</w:t>
-            </w:r>
-          </w:p>
-        </w:tc>
-      </w:tr>
-      <w:tr>
-        <w:trPr>
-          <w:trHeight w:val="280"/>
-          <w:jc w:val="center"/>
-        </w:trPr>
-        <w:tc>
-          <w:tcPr>
-            <w:tcW w:w="1020" w:type="dxa"/>
-            <w:shd w:val="clear" w:color="auto" w:fill="EBF3FB"/>
-          </w:tcPr>
-          <w:p>
-            <w:pPr>
-              <w:spacing w:before="40" w:after="40" w:line="280" w:lineRule="exact"/>
-            </w:pPr>
-            <w:r>
-              <w:rPr>
-                <w:rFonts w:ascii="Times New Roman" w:hAnsi="Times New Roman"/>
-                <w:sz w:val="21"/>
-              </w:rPr>
-              <w:t>BR-27</w:t>
-            </w:r>
-          </w:p>
-        </w:tc>
-        <w:tc>
-          <w:tcPr>
-            <w:tcW w:w="1530" w:type="dxa"/>
-            <w:shd w:val="clear" w:color="auto" w:fill="EBF3FB"/>
-          </w:tcPr>
-          <w:p>
-            <w:pPr>
-              <w:spacing w:before="40" w:after="40" w:line="280" w:lineRule="exact"/>
-            </w:pPr>
-            <w:r>
-              <w:rPr>
-                <w:rFonts w:ascii="Times New Roman" w:hAnsi="Times New Roman"/>
-                <w:sz w:val="21"/>
-              </w:rPr>
-              <w:t>Tự động nâng cấp Waitlist</w:t>
-            </w:r>
-          </w:p>
-        </w:tc>
-        <w:tc>
-          <w:tcPr>
-            <w:tcW w:w="2197" w:type="dxa"/>
             <w:shd w:val="clear" w:color="auto" w:fill="EBF3FB"/>
           </w:tcPr>
           <w:p>
@@ -8409,7 +8393,7 @@
         </w:tc>
         <w:tc>
           <w:tcPr>
-            <w:tcW w:w="2197" w:type="dxa"/>
+            <w:tcW w:w="2334" w:type="dxa"/>
             <w:shd w:val="clear" w:color="auto" w:fill="EBF3FB"/>
           </w:tcPr>
           <w:p>
@@ -11668,23 +11652,13 @@
             <w:pPr>
               <w:spacing w:before="40" w:after="40" w:line="280" w:lineRule="exact"/>
             </w:pPr>
-            <w:proofErr w:type="spellStart"/>
             <w:r>
               <w:rPr>
                 <w:rFonts w:ascii="Times New Roman" w:hAnsi="Times New Roman"/>
                 <w:b/>
                 <w:color w:val="FFFFFF"/>
               </w:rPr>
-              <w:t>Mã</w:t>
-            </w:r>
-            <w:proofErr w:type="spellEnd"/>
-            <w:r>
-              <w:rPr>
-                <w:rFonts w:ascii="Times New Roman" w:hAnsi="Times New Roman"/>
-                <w:b/>
-                <w:color w:val="FFFFFF"/>
-              </w:rPr>
-              <w:t xml:space="preserve"> ATTR</w:t>
+              <w:t>Mã ATTR</w:t>
             </w:r>
           </w:p>
         </w:tc>
@@ -12842,7 +12816,6 @@
             <w:pPr>
               <w:spacing w:before="40" w:after="40" w:line="280" w:lineRule="exact"/>
             </w:pPr>
-            <w:proofErr w:type="spellStart"/>
             <w:r>
               <w:rPr>
                 <w:rFonts w:ascii="Times New Roman" w:hAnsi="Times New Roman"/>
@@ -12850,16 +12823,7 @@
                 <w:color w:val="FFFFFF"/>
               </w:rPr>
               <w:lastRenderedPageBreak/>
-              <w:t>Mã</w:t>
-            </w:r>
-            <w:proofErr w:type="spellEnd"/>
-            <w:r>
-              <w:rPr>
-                <w:rFonts w:ascii="Times New Roman" w:hAnsi="Times New Roman"/>
-                <w:b/>
-                <w:color w:val="FFFFFF"/>
-              </w:rPr>
-              <w:t xml:space="preserve"> ATTR</w:t>
+              <w:t>Mã ATTR</w:t>
             </w:r>
           </w:p>
         </w:tc>
@@ -15006,23 +14970,13 @@
             <w:pPr>
               <w:spacing w:before="40" w:after="40" w:line="280" w:lineRule="exact"/>
             </w:pPr>
-            <w:proofErr w:type="spellStart"/>
             <w:r>
               <w:rPr>
                 <w:rFonts w:ascii="Times New Roman" w:hAnsi="Times New Roman"/>
                 <w:b/>
                 <w:color w:val="FFFFFF"/>
               </w:rPr>
-              <w:t>Mã</w:t>
-            </w:r>
-            <w:proofErr w:type="spellEnd"/>
-            <w:r>
-              <w:rPr>
-                <w:rFonts w:ascii="Times New Roman" w:hAnsi="Times New Roman"/>
-                <w:b/>
-                <w:color w:val="FFFFFF"/>
-              </w:rPr>
-              <w:t xml:space="preserve"> ATTR</w:t>
+              <w:t>Mã ATTR</w:t>
             </w:r>
           </w:p>
         </w:tc>
@@ -16973,23 +16927,13 @@
             <w:pPr>
               <w:spacing w:before="40" w:after="40" w:line="280" w:lineRule="exact"/>
             </w:pPr>
-            <w:proofErr w:type="spellStart"/>
             <w:r>
               <w:rPr>
                 <w:rFonts w:ascii="Times New Roman" w:hAnsi="Times New Roman"/>
                 <w:b/>
                 <w:color w:val="FFFFFF"/>
               </w:rPr>
-              <w:t>Mã</w:t>
-            </w:r>
-            <w:proofErr w:type="spellEnd"/>
-            <w:r>
-              <w:rPr>
-                <w:rFonts w:ascii="Times New Roman" w:hAnsi="Times New Roman"/>
-                <w:b/>
-                <w:color w:val="FFFFFF"/>
-              </w:rPr>
-              <w:t xml:space="preserve"> ATTR</w:t>
+              <w:t>Mã ATTR</w:t>
             </w:r>
           </w:p>
         </w:tc>
@@ -19841,23 +19785,13 @@
             <w:pPr>
               <w:spacing w:before="40" w:after="40" w:line="280" w:lineRule="exact"/>
             </w:pPr>
-            <w:proofErr w:type="spellStart"/>
             <w:r>
               <w:rPr>
                 <w:rFonts w:ascii="Times New Roman" w:hAnsi="Times New Roman"/>
                 <w:b/>
                 <w:color w:val="FFFFFF"/>
               </w:rPr>
-              <w:t>Mã</w:t>
-            </w:r>
-            <w:proofErr w:type="spellEnd"/>
-            <w:r>
-              <w:rPr>
-                <w:rFonts w:ascii="Times New Roman" w:hAnsi="Times New Roman"/>
-                <w:b/>
-                <w:color w:val="FFFFFF"/>
-              </w:rPr>
-              <w:t xml:space="preserve"> ATTR</w:t>
+              <w:t>Mã ATTR</w:t>
             </w:r>
           </w:p>
         </w:tc>
@@ -21015,23 +20949,13 @@
             <w:pPr>
               <w:spacing w:before="40" w:after="40" w:line="280" w:lineRule="exact"/>
             </w:pPr>
-            <w:proofErr w:type="spellStart"/>
             <w:r>
               <w:rPr>
                 <w:rFonts w:ascii="Times New Roman" w:hAnsi="Times New Roman"/>
                 <w:b/>
                 <w:color w:val="FFFFFF"/>
               </w:rPr>
-              <w:t>Mã</w:t>
-            </w:r>
-            <w:proofErr w:type="spellEnd"/>
-            <w:r>
-              <w:rPr>
-                <w:rFonts w:ascii="Times New Roman" w:hAnsi="Times New Roman"/>
-                <w:b/>
-                <w:color w:val="FFFFFF"/>
-              </w:rPr>
-              <w:t xml:space="preserve"> ATTR</w:t>
+              <w:t>Mã ATTR</w:t>
             </w:r>
           </w:p>
         </w:tc>
@@ -22196,23 +22120,13 @@
             <w:pPr>
               <w:spacing w:before="40" w:after="40" w:line="280" w:lineRule="exact"/>
             </w:pPr>
-            <w:proofErr w:type="spellStart"/>
             <w:r>
               <w:rPr>
                 <w:rFonts w:ascii="Times New Roman" w:hAnsi="Times New Roman"/>
                 <w:b/>
                 <w:color w:val="FFFFFF"/>
               </w:rPr>
-              <w:t>Mã</w:t>
-            </w:r>
-            <w:proofErr w:type="spellEnd"/>
-            <w:r>
-              <w:rPr>
-                <w:rFonts w:ascii="Times New Roman" w:hAnsi="Times New Roman"/>
-                <w:b/>
-                <w:color w:val="FFFFFF"/>
-              </w:rPr>
-              <w:t xml:space="preserve"> ATTR</w:t>
+              <w:t>Mã ATTR</w:t>
             </w:r>
           </w:p>
         </w:tc>
@@ -23841,7 +23755,6 @@
             <w:pPr>
               <w:spacing w:before="40" w:after="40" w:line="280" w:lineRule="exact"/>
             </w:pPr>
-            <w:proofErr w:type="spellStart"/>
             <w:r>
               <w:rPr>
                 <w:rFonts w:ascii="Times New Roman" w:hAnsi="Times New Roman"/>
@@ -23849,16 +23762,7 @@
                 <w:color w:val="FFFFFF"/>
               </w:rPr>
               <w:lastRenderedPageBreak/>
-              <w:t>Mã</w:t>
-            </w:r>
-            <w:proofErr w:type="spellEnd"/>
-            <w:r>
-              <w:rPr>
-                <w:rFonts w:ascii="Times New Roman" w:hAnsi="Times New Roman"/>
-                <w:b/>
-                <w:color w:val="FFFFFF"/>
-              </w:rPr>
-              <w:t xml:space="preserve"> ATTR</w:t>
+              <w:t>Mã ATTR</w:t>
             </w:r>
           </w:p>
         </w:tc>
@@ -24878,23 +24782,13 @@
             <w:pPr>
               <w:spacing w:before="40" w:after="40" w:line="280" w:lineRule="exact"/>
             </w:pPr>
-            <w:proofErr w:type="spellStart"/>
             <w:r>
               <w:rPr>
                 <w:rFonts w:ascii="Times New Roman" w:hAnsi="Times New Roman"/>
                 <w:b/>
                 <w:color w:val="FFFFFF"/>
               </w:rPr>
-              <w:t>Mã</w:t>
-            </w:r>
-            <w:proofErr w:type="spellEnd"/>
-            <w:r>
-              <w:rPr>
-                <w:rFonts w:ascii="Times New Roman" w:hAnsi="Times New Roman"/>
-                <w:b/>
-                <w:color w:val="FFFFFF"/>
-              </w:rPr>
-              <w:t xml:space="preserve"> ATTR</w:t>
+              <w:t>Mã ATTR</w:t>
             </w:r>
           </w:p>
         </w:tc>
@@ -26209,23 +26103,13 @@
             <w:pPr>
               <w:spacing w:before="40" w:after="40" w:line="280" w:lineRule="exact"/>
             </w:pPr>
-            <w:proofErr w:type="spellStart"/>
             <w:r>
               <w:rPr>
                 <w:rFonts w:ascii="Times New Roman" w:hAnsi="Times New Roman"/>
                 <w:b/>
                 <w:color w:val="FFFFFF"/>
               </w:rPr>
-              <w:t>Mã</w:t>
-            </w:r>
-            <w:proofErr w:type="spellEnd"/>
-            <w:r>
-              <w:rPr>
-                <w:rFonts w:ascii="Times New Roman" w:hAnsi="Times New Roman"/>
-                <w:b/>
-                <w:color w:val="FFFFFF"/>
-              </w:rPr>
-              <w:t xml:space="preserve"> ATTR</w:t>
+              <w:t>Mã ATTR</w:t>
             </w:r>
           </w:p>
         </w:tc>
@@ -27383,23 +27267,13 @@
             <w:pPr>
               <w:spacing w:before="40" w:after="40" w:line="280" w:lineRule="exact"/>
             </w:pPr>
-            <w:proofErr w:type="spellStart"/>
             <w:r>
               <w:rPr>
                 <w:rFonts w:ascii="Times New Roman" w:hAnsi="Times New Roman"/>
                 <w:b/>
                 <w:color w:val="FFFFFF"/>
               </w:rPr>
-              <w:t>Mã</w:t>
-            </w:r>
-            <w:proofErr w:type="spellEnd"/>
-            <w:r>
-              <w:rPr>
-                <w:rFonts w:ascii="Times New Roman" w:hAnsi="Times New Roman"/>
-                <w:b/>
-                <w:color w:val="FFFFFF"/>
-              </w:rPr>
-              <w:t xml:space="preserve"> ATTR</w:t>
+              <w:t>Mã ATTR</w:t>
             </w:r>
           </w:p>
         </w:tc>
@@ -29219,23 +29093,13 @@
             <w:pPr>
               <w:spacing w:before="40" w:after="40" w:line="280" w:lineRule="exact"/>
             </w:pPr>
-            <w:proofErr w:type="spellStart"/>
             <w:r>
               <w:rPr>
                 <w:rFonts w:ascii="Times New Roman" w:hAnsi="Times New Roman"/>
                 <w:b/>
                 <w:color w:val="FFFFFF"/>
               </w:rPr>
-              <w:t>Mã</w:t>
-            </w:r>
-            <w:proofErr w:type="spellEnd"/>
-            <w:r>
-              <w:rPr>
-                <w:rFonts w:ascii="Times New Roman" w:hAnsi="Times New Roman"/>
-                <w:b/>
-                <w:color w:val="FFFFFF"/>
-              </w:rPr>
-              <w:t xml:space="preserve"> ATTR</w:t>
+              <w:t>Mã ATTR</w:t>
             </w:r>
           </w:p>
         </w:tc>
@@ -31150,6 +31014,7 @@
                 <w:color w:val="1A237E"/>
                 <w:sz w:val="21"/>
               </w:rPr>
+              <w:lastRenderedPageBreak/>
               <w:t>ATTR-120</w:t>
             </w:r>
           </w:p>
@@ -31509,7 +31374,6 @@
             <w:pPr>
               <w:spacing w:before="40" w:after="40" w:line="280" w:lineRule="exact"/>
             </w:pPr>
-            <w:proofErr w:type="spellStart"/>
             <w:r>
               <w:rPr>
                 <w:rFonts w:ascii="Times New Roman" w:hAnsi="Times New Roman"/>
@@ -31517,16 +31381,7 @@
                 <w:color w:val="FFFFFF"/>
               </w:rPr>
               <w:lastRenderedPageBreak/>
-              <w:t>Mã</w:t>
-            </w:r>
-            <w:proofErr w:type="spellEnd"/>
-            <w:r>
-              <w:rPr>
-                <w:rFonts w:ascii="Times New Roman" w:hAnsi="Times New Roman"/>
-                <w:b/>
-                <w:color w:val="FFFFFF"/>
-              </w:rPr>
-              <w:t xml:space="preserve"> ATTR</w:t>
+              <w:t>Mã ATTR</w:t>
             </w:r>
           </w:p>
         </w:tc>
@@ -32795,6 +32650,7 @@
                 <w:color w:val="1A237E"/>
                 <w:sz w:val="21"/>
               </w:rPr>
+              <w:lastRenderedPageBreak/>
               <w:t>ATTR-129</w:t>
             </w:r>
           </w:p>
@@ -32985,7 +32841,6 @@
             <w:pPr>
               <w:spacing w:before="40" w:after="40" w:line="280" w:lineRule="exact"/>
             </w:pPr>
-            <w:proofErr w:type="spellStart"/>
             <w:r>
               <w:rPr>
                 <w:rFonts w:ascii="Times New Roman" w:hAnsi="Times New Roman"/>
@@ -32994,7 +32849,6 @@
               </w:rPr>
               <w:t>Mã</w:t>
             </w:r>
-            <w:proofErr w:type="spellEnd"/>
           </w:p>
         </w:tc>
         <w:tc>
